--- a/Student Performance Analysis.docx
+++ b/Student Performance Analysis.docx
@@ -85,7 +85,7 @@
           <w:szCs w:val="40"/>
         </w:rPr>
         <w:drawing>
-          <wp:anchor distT="0" distB="0" distL="114300" distR="114300" simplePos="0" relativeHeight="251659264" behindDoc="0" locked="0" layoutInCell="1" allowOverlap="1" wp14:anchorId="072878F7" wp14:editId="63E216EB">
+          <wp:anchor distT="0" distB="0" distL="114300" distR="114300" simplePos="0" relativeHeight="251659264" behindDoc="0" locked="0" layoutInCell="1" allowOverlap="1" wp14:anchorId="072878F7" wp14:editId="6E43FA4B">
             <wp:simplePos x="0" y="0"/>
             <wp:positionH relativeFrom="page">
               <wp:posOffset>5052241</wp:posOffset>
@@ -319,7 +319,6 @@
           <w:szCs w:val="40"/>
         </w:rPr>
       </w:pPr>
-      <w:proofErr w:type="spellStart"/>
       <w:r>
         <w:rPr>
           <w:b/>
@@ -327,17 +326,7 @@
           <w:sz w:val="40"/>
           <w:szCs w:val="40"/>
         </w:rPr>
-        <w:t>Eng.Waleed</w:t>
-      </w:r>
-      <w:proofErr w:type="spellEnd"/>
-      <w:r>
-        <w:rPr>
-          <w:b/>
-          <w:bCs/>
-          <w:sz w:val="40"/>
-          <w:szCs w:val="40"/>
-        </w:rPr>
-        <w:t xml:space="preserve"> Mohammed</w:t>
+        <w:t>Eng.Waleed Mohammed</w:t>
       </w:r>
     </w:p>
     <w:p>
@@ -389,7 +378,7 @@
           <w:sz w:val="40"/>
           <w:szCs w:val="40"/>
         </w:rPr>
-        <w:t>Noha Ahmed</w:t>
+        <w:t>Shady Abdallah</w:t>
       </w:r>
     </w:p>
     <w:p>
@@ -409,7 +398,7 @@
           <w:sz w:val="40"/>
           <w:szCs w:val="40"/>
         </w:rPr>
-        <w:t>Shady Abdallah</w:t>
+        <w:t>Sohaila Ahmed</w:t>
       </w:r>
     </w:p>
     <w:p>
@@ -422,20 +411,10 @@
           <w:szCs w:val="40"/>
         </w:rPr>
       </w:pPr>
-      <w:r>
-        <w:rPr>
-          <w:b/>
-          <w:bCs/>
-          <w:sz w:val="40"/>
-          <w:szCs w:val="40"/>
-        </w:rPr>
-        <w:t>Sohaila Ahmed</w:t>
-      </w:r>
-    </w:p>
-    <w:p>
-      <w:pPr>
-        <w:rPr>
-          <w:rFonts w:hint="cs"/>
+    </w:p>
+    <w:p>
+      <w:pPr>
+        <w:rPr>
           <w:b/>
           <w:bCs/>
           <w:sz w:val="40"/>
@@ -2367,23 +2346,7 @@
           <w:sz w:val="32"/>
           <w:szCs w:val="32"/>
         </w:rPr>
-        <w:t xml:space="preserve">Exploring how data analytics tools and techniques enhance educational </w:t>
-      </w:r>
-      <w:proofErr w:type="spellStart"/>
-      <w:r>
-        <w:rPr>
-          <w:sz w:val="32"/>
-          <w:szCs w:val="32"/>
-        </w:rPr>
-        <w:t>decisionmaking</w:t>
-      </w:r>
-      <w:proofErr w:type="spellEnd"/>
-      <w:r>
-        <w:rPr>
-          <w:sz w:val="32"/>
-          <w:szCs w:val="32"/>
-        </w:rPr>
-        <w:t xml:space="preserve">. </w:t>
+        <w:t xml:space="preserve">Exploring how data analytics tools and techniques enhance educational decisionmaking. </w:t>
       </w:r>
     </w:p>
     <w:p>
@@ -2422,23 +2385,7 @@
           <w:szCs w:val="32"/>
         </w:rPr>
         <w:lastRenderedPageBreak/>
-        <w:t xml:space="preserve">Recommending best practices for improving student performance through </w:t>
-      </w:r>
-      <w:proofErr w:type="spellStart"/>
-      <w:r>
-        <w:rPr>
-          <w:sz w:val="32"/>
-          <w:szCs w:val="32"/>
-        </w:rPr>
-        <w:t>datadriven</w:t>
-      </w:r>
-      <w:proofErr w:type="spellEnd"/>
-      <w:r>
-        <w:rPr>
-          <w:sz w:val="32"/>
-          <w:szCs w:val="32"/>
-        </w:rPr>
-        <w:t xml:space="preserve"> insights. </w:t>
+        <w:t xml:space="preserve">Recommending best practices for improving student performance through datadriven insights. </w:t>
       </w:r>
     </w:p>
     <w:p>
@@ -4420,23 +4367,7 @@
           <w:sz w:val="32"/>
           <w:szCs w:val="32"/>
         </w:rPr>
-        <w:t xml:space="preserve">Finland uses formative assessments and continuous feedback instead of </w:t>
-      </w:r>
-      <w:proofErr w:type="spellStart"/>
-      <w:r>
-        <w:rPr>
-          <w:sz w:val="32"/>
-          <w:szCs w:val="32"/>
-        </w:rPr>
-        <w:t>highstakes</w:t>
-      </w:r>
-      <w:proofErr w:type="spellEnd"/>
-      <w:r>
-        <w:rPr>
-          <w:sz w:val="32"/>
-          <w:szCs w:val="32"/>
-        </w:rPr>
-        <w:t xml:space="preserve"> exams to evaluate learning progress. </w:t>
+        <w:t xml:space="preserve">Finland uses formative assessments and continuous feedback instead of highstakes exams to evaluate learning progress. </w:t>
       </w:r>
     </w:p>
     <w:p>
@@ -12116,23 +12047,7 @@
           <w:sz w:val="32"/>
           <w:szCs w:val="32"/>
         </w:rPr>
-        <w:t xml:space="preserve">Baker, R. S., &amp; </w:t>
-      </w:r>
-      <w:proofErr w:type="spellStart"/>
-      <w:r>
-        <w:rPr>
-          <w:sz w:val="32"/>
-          <w:szCs w:val="32"/>
-        </w:rPr>
-        <w:t>Inventado</w:t>
-      </w:r>
-      <w:proofErr w:type="spellEnd"/>
-      <w:r>
-        <w:rPr>
-          <w:sz w:val="32"/>
-          <w:szCs w:val="32"/>
-        </w:rPr>
-        <w:t xml:space="preserve">, P. S. (2014). </w:t>
+        <w:t xml:space="preserve">Baker, R. S., &amp; Inventado, P. S. (2014). </w:t>
       </w:r>
       <w:r>
         <w:rPr>
@@ -12412,7 +12327,7 @@
           <w:szCs w:val="32"/>
         </w:rPr>
         <w:pict w14:anchorId="3BA9DDCA">
-          <v:rect id="_x0000_i1032" style="width:0;height:1.5pt" o:hralign="center" o:hrstd="t" o:hr="t" fillcolor="#a0a0a0" stroked="f"/>
+          <v:rect id="_x0000_i1025" style="width:0;height:1.5pt" o:hralign="center" o:hrstd="t" o:hr="t" fillcolor="#a0a0a0" stroked="f"/>
         </w:pict>
       </w:r>
       <w:r>
@@ -12790,140 +12705,213 @@
           <w:sz w:val="28"/>
           <w:szCs w:val="28"/>
         </w:rPr>
-        <w:t xml:space="preserve">DELETE FROM </w:t>
-      </w:r>
-      <w:proofErr w:type="spellStart"/>
-      <w:r>
+        <w:t>DELETE FROM student_performance</w:t>
+      </w:r>
+    </w:p>
+    <w:p>
+      <w:pPr>
+        <w:ind w:left="360"/>
+        <w:jc w:val="both"/>
         <w:rPr>
           <w:color w:val="004F88"/>
           <w:sz w:val="28"/>
           <w:szCs w:val="28"/>
         </w:rPr>
-        <w:t>student_performance</w:t>
-      </w:r>
-      <w:proofErr w:type="spellEnd"/>
-    </w:p>
-    <w:p>
-      <w:pPr>
-        <w:ind w:left="360"/>
-        <w:jc w:val="both"/>
+      </w:pPr>
+      <w:r>
         <w:rPr>
           <w:color w:val="004F88"/>
           <w:sz w:val="28"/>
           <w:szCs w:val="28"/>
         </w:rPr>
-      </w:pPr>
-      <w:r>
+        <w:t>WHERE Student_ID NOT IN (</w:t>
+      </w:r>
+    </w:p>
+    <w:p>
+      <w:pPr>
+        <w:ind w:left="360"/>
+        <w:jc w:val="both"/>
         <w:rPr>
           <w:color w:val="004F88"/>
           <w:sz w:val="28"/>
           <w:szCs w:val="28"/>
         </w:rPr>
-        <w:t xml:space="preserve">WHERE </w:t>
-      </w:r>
-      <w:proofErr w:type="spellStart"/>
+      </w:pPr>
       <w:r>
         <w:rPr>
           <w:color w:val="004F88"/>
           <w:sz w:val="28"/>
           <w:szCs w:val="28"/>
         </w:rPr>
-        <w:t>Student_ID</w:t>
-      </w:r>
-      <w:proofErr w:type="spellEnd"/>
-      <w:r>
+        <w:t xml:space="preserve">    SELECT id FROM (</w:t>
+      </w:r>
+    </w:p>
+    <w:p>
+      <w:pPr>
+        <w:ind w:left="360"/>
+        <w:jc w:val="both"/>
         <w:rPr>
           <w:color w:val="004F88"/>
           <w:sz w:val="28"/>
           <w:szCs w:val="28"/>
         </w:rPr>
-        <w:t xml:space="preserve"> NOT IN (</w:t>
-      </w:r>
-    </w:p>
-    <w:p>
-      <w:pPr>
-        <w:ind w:left="360"/>
-        <w:jc w:val="both"/>
+      </w:pPr>
+      <w:r>
         <w:rPr>
           <w:color w:val="004F88"/>
           <w:sz w:val="28"/>
           <w:szCs w:val="28"/>
         </w:rPr>
-      </w:pPr>
-      <w:r>
+        <w:t xml:space="preserve">        SELECT MIN(Student_ID) AS id</w:t>
+      </w:r>
+    </w:p>
+    <w:p>
+      <w:pPr>
+        <w:ind w:left="360"/>
+        <w:jc w:val="both"/>
         <w:rPr>
           <w:color w:val="004F88"/>
           <w:sz w:val="28"/>
           <w:szCs w:val="28"/>
         </w:rPr>
-        <w:t xml:space="preserve">    SELECT id FROM (</w:t>
-      </w:r>
-    </w:p>
-    <w:p>
-      <w:pPr>
-        <w:ind w:left="360"/>
-        <w:jc w:val="both"/>
+      </w:pPr>
+      <w:r>
         <w:rPr>
           <w:color w:val="004F88"/>
           <w:sz w:val="28"/>
           <w:szCs w:val="28"/>
         </w:rPr>
-      </w:pPr>
-      <w:r>
+        <w:t xml:space="preserve">        FROM student_performance</w:t>
+      </w:r>
+    </w:p>
+    <w:p>
+      <w:pPr>
+        <w:ind w:left="360"/>
+        <w:jc w:val="both"/>
         <w:rPr>
           <w:color w:val="004F88"/>
           <w:sz w:val="28"/>
           <w:szCs w:val="28"/>
         </w:rPr>
-        <w:t xml:space="preserve">        SELECT MIN(</w:t>
-      </w:r>
-      <w:proofErr w:type="spellStart"/>
+      </w:pPr>
       <w:r>
         <w:rPr>
           <w:color w:val="004F88"/>
           <w:sz w:val="28"/>
           <w:szCs w:val="28"/>
         </w:rPr>
-        <w:t>Student_ID</w:t>
-      </w:r>
-      <w:proofErr w:type="spellEnd"/>
-      <w:r>
+        <w:t xml:space="preserve">        GROUP BY Student_ID</w:t>
+      </w:r>
+    </w:p>
+    <w:p>
+      <w:pPr>
+        <w:ind w:left="360"/>
+        <w:jc w:val="both"/>
         <w:rPr>
           <w:color w:val="004F88"/>
           <w:sz w:val="28"/>
           <w:szCs w:val="28"/>
         </w:rPr>
-        <w:t>) AS id</w:t>
-      </w:r>
-    </w:p>
-    <w:p>
-      <w:pPr>
-        <w:ind w:left="360"/>
-        <w:jc w:val="both"/>
+      </w:pPr>
+      <w:r>
         <w:rPr>
           <w:color w:val="004F88"/>
           <w:sz w:val="28"/>
           <w:szCs w:val="28"/>
         </w:rPr>
-      </w:pPr>
-      <w:r>
+        <w:t xml:space="preserve">    ) AS temp</w:t>
+      </w:r>
+    </w:p>
+    <w:p>
+      <w:pPr>
+        <w:ind w:left="360"/>
+        <w:jc w:val="both"/>
         <w:rPr>
           <w:color w:val="004F88"/>
           <w:sz w:val="28"/>
           <w:szCs w:val="28"/>
         </w:rPr>
-        <w:t xml:space="preserve">        FROM </w:t>
-      </w:r>
-      <w:proofErr w:type="spellStart"/>
+      </w:pPr>
       <w:r>
         <w:rPr>
           <w:color w:val="004F88"/>
           <w:sz w:val="28"/>
           <w:szCs w:val="28"/>
         </w:rPr>
-        <w:t>student_performance</w:t>
-      </w:r>
-      <w:proofErr w:type="spellEnd"/>
+        <w:t>);</w:t>
+      </w:r>
+    </w:p>
+    <w:p>
+      <w:pPr>
+        <w:ind w:left="360"/>
+        <w:jc w:val="both"/>
+        <w:rPr>
+          <w:sz w:val="32"/>
+          <w:szCs w:val="32"/>
+        </w:rPr>
+      </w:pPr>
+      <w:r>
+        <w:rPr>
+          <w:sz w:val="32"/>
+          <w:szCs w:val="32"/>
+        </w:rPr>
+        <w:t>T</w:t>
+      </w:r>
+      <w:r>
+        <w:rPr>
+          <w:sz w:val="32"/>
+          <w:szCs w:val="32"/>
+        </w:rPr>
+        <w:t>his query ensures that only unique records for each student are retained.</w:t>
+      </w:r>
+    </w:p>
+    <w:p>
+      <w:pPr>
+        <w:ind w:left="360"/>
+        <w:jc w:val="both"/>
+        <w:rPr>
+          <w:b/>
+          <w:bCs/>
+          <w:sz w:val="32"/>
+          <w:szCs w:val="32"/>
+        </w:rPr>
+      </w:pPr>
+      <w:r>
+        <w:rPr>
+          <w:b/>
+          <w:bCs/>
+          <w:sz w:val="32"/>
+          <w:szCs w:val="32"/>
+        </w:rPr>
+        <w:t>2. Standardizing Categorical Fields</w:t>
+      </w:r>
+    </w:p>
+    <w:p>
+      <w:pPr>
+        <w:ind w:left="360"/>
+        <w:jc w:val="both"/>
+        <w:rPr>
+          <w:sz w:val="32"/>
+          <w:szCs w:val="32"/>
+        </w:rPr>
+      </w:pPr>
+      <w:r>
+        <w:rPr>
+          <w:sz w:val="32"/>
+          <w:szCs w:val="32"/>
+        </w:rPr>
+        <w:t>To fix inconsistent text values such as ‘male’, ‘M’, or ‘Female’, the following queries were applied:</w:t>
+      </w:r>
+    </w:p>
+    <w:p>
+      <w:pPr>
+        <w:ind w:left="360"/>
+        <w:jc w:val="both"/>
+        <w:rPr>
+          <w:sz w:val="32"/>
+          <w:szCs w:val="32"/>
+        </w:rPr>
+      </w:pPr>
     </w:p>
     <w:p>
       <w:pPr>
@@ -12941,157 +12929,84 @@
           <w:sz w:val="28"/>
           <w:szCs w:val="28"/>
         </w:rPr>
-        <w:t xml:space="preserve">        GROUP BY </w:t>
-      </w:r>
-      <w:proofErr w:type="spellStart"/>
-      <w:r>
+        <w:t>UPDATE student_performance</w:t>
+      </w:r>
+    </w:p>
+    <w:p>
+      <w:pPr>
+        <w:ind w:left="360"/>
+        <w:jc w:val="both"/>
         <w:rPr>
           <w:color w:val="004F88"/>
           <w:sz w:val="28"/>
           <w:szCs w:val="28"/>
         </w:rPr>
-        <w:t>Student_ID</w:t>
-      </w:r>
-      <w:proofErr w:type="spellEnd"/>
-    </w:p>
-    <w:p>
-      <w:pPr>
-        <w:ind w:left="360"/>
-        <w:jc w:val="both"/>
+      </w:pPr>
+      <w:r>
         <w:rPr>
           <w:color w:val="004F88"/>
           <w:sz w:val="28"/>
           <w:szCs w:val="28"/>
         </w:rPr>
-      </w:pPr>
-      <w:r>
+        <w:t xml:space="preserve">SET Gender = CASE </w:t>
+      </w:r>
+    </w:p>
+    <w:p>
+      <w:pPr>
+        <w:ind w:left="360"/>
+        <w:jc w:val="both"/>
         <w:rPr>
           <w:color w:val="004F88"/>
           <w:sz w:val="28"/>
           <w:szCs w:val="28"/>
         </w:rPr>
-        <w:t xml:space="preserve">    ) AS temp</w:t>
-      </w:r>
-    </w:p>
-    <w:p>
-      <w:pPr>
-        <w:ind w:left="360"/>
-        <w:jc w:val="both"/>
+      </w:pPr>
+      <w:r>
         <w:rPr>
           <w:color w:val="004F88"/>
           <w:sz w:val="28"/>
           <w:szCs w:val="28"/>
         </w:rPr>
-      </w:pPr>
-      <w:r>
+        <w:t xml:space="preserve">    WHEN LOWER(Gender) IN ('male', 'm') THEN 'Male'</w:t>
+      </w:r>
+    </w:p>
+    <w:p>
+      <w:pPr>
+        <w:ind w:left="360"/>
+        <w:jc w:val="both"/>
         <w:rPr>
           <w:color w:val="004F88"/>
           <w:sz w:val="28"/>
           <w:szCs w:val="28"/>
         </w:rPr>
-        <w:t>);</w:t>
-      </w:r>
-    </w:p>
-    <w:p>
-      <w:pPr>
-        <w:ind w:left="360"/>
-        <w:jc w:val="both"/>
-        <w:rPr>
-          <w:sz w:val="32"/>
-          <w:szCs w:val="32"/>
-        </w:rPr>
-      </w:pPr>
-      <w:r>
-        <w:rPr>
-          <w:sz w:val="32"/>
-          <w:szCs w:val="32"/>
-        </w:rPr>
-        <w:t>T</w:t>
-      </w:r>
-      <w:r>
-        <w:rPr>
-          <w:sz w:val="32"/>
-          <w:szCs w:val="32"/>
-        </w:rPr>
-        <w:t>his query ensures that only unique records for each student are retained.</w:t>
-      </w:r>
-    </w:p>
-    <w:p>
-      <w:pPr>
-        <w:ind w:left="360"/>
-        <w:jc w:val="both"/>
-        <w:rPr>
-          <w:b/>
-          <w:bCs/>
-          <w:sz w:val="32"/>
-          <w:szCs w:val="32"/>
-        </w:rPr>
-      </w:pPr>
-      <w:r>
-        <w:rPr>
-          <w:b/>
-          <w:bCs/>
-          <w:sz w:val="32"/>
-          <w:szCs w:val="32"/>
-        </w:rPr>
-        <w:t>2. Standardizing Categorical Fields</w:t>
-      </w:r>
-    </w:p>
-    <w:p>
-      <w:pPr>
-        <w:ind w:left="360"/>
-        <w:jc w:val="both"/>
-        <w:rPr>
-          <w:sz w:val="32"/>
-          <w:szCs w:val="32"/>
-        </w:rPr>
-      </w:pPr>
-      <w:r>
-        <w:rPr>
-          <w:sz w:val="32"/>
-          <w:szCs w:val="32"/>
-        </w:rPr>
-        <w:t>To fix inconsistent text values such as ‘male’, ‘M’, or ‘Female’, the following queries were applied:</w:t>
-      </w:r>
-    </w:p>
-    <w:p>
-      <w:pPr>
-        <w:ind w:left="360"/>
-        <w:jc w:val="both"/>
-        <w:rPr>
-          <w:sz w:val="32"/>
-          <w:szCs w:val="32"/>
-        </w:rPr>
-      </w:pPr>
-    </w:p>
-    <w:p>
-      <w:pPr>
-        <w:ind w:left="360"/>
-        <w:jc w:val="both"/>
+      </w:pPr>
+      <w:r>
         <w:rPr>
           <w:color w:val="004F88"/>
           <w:sz w:val="28"/>
           <w:szCs w:val="28"/>
         </w:rPr>
-      </w:pPr>
-      <w:r>
+        <w:t xml:space="preserve">    WHEN LOWER(Gender) IN ('female', 'f') THEN 'Female'</w:t>
+      </w:r>
+    </w:p>
+    <w:p>
+      <w:pPr>
+        <w:ind w:left="360"/>
+        <w:jc w:val="both"/>
         <w:rPr>
           <w:color w:val="004F88"/>
           <w:sz w:val="28"/>
           <w:szCs w:val="28"/>
         </w:rPr>
-        <w:t xml:space="preserve">UPDATE </w:t>
-      </w:r>
-      <w:proofErr w:type="spellStart"/>
+      </w:pPr>
       <w:r>
         <w:rPr>
           <w:color w:val="004F88"/>
           <w:sz w:val="28"/>
           <w:szCs w:val="28"/>
         </w:rPr>
-        <w:t>student_performance</w:t>
-      </w:r>
-      <w:proofErr w:type="spellEnd"/>
+        <w:t xml:space="preserve">    ELSE 'Unknown'</w:t>
+      </w:r>
     </w:p>
     <w:p>
       <w:pPr>
@@ -13109,13 +13024,28 @@
           <w:sz w:val="28"/>
           <w:szCs w:val="28"/>
         </w:rPr>
-        <w:t xml:space="preserve">SET Gender = CASE </w:t>
-      </w:r>
-    </w:p>
-    <w:p>
-      <w:pPr>
-        <w:ind w:left="360"/>
+        <w:lastRenderedPageBreak/>
+        <w:t>END;</w:t>
+      </w:r>
+    </w:p>
+    <w:p>
+      <w:pPr>
         <w:jc w:val="both"/>
+        <w:rPr>
+          <w:sz w:val="32"/>
+          <w:szCs w:val="32"/>
+        </w:rPr>
+      </w:pPr>
+      <w:r>
+        <w:rPr>
+          <w:sz w:val="32"/>
+          <w:szCs w:val="32"/>
+        </w:rPr>
+        <w:t>Similarly, Yes/No fields were standardized:</w:t>
+      </w:r>
+    </w:p>
+    <w:p>
+      <w:pPr>
         <w:rPr>
           <w:color w:val="004F88"/>
           <w:sz w:val="28"/>
@@ -13128,13 +13058,11 @@
           <w:sz w:val="28"/>
           <w:szCs w:val="28"/>
         </w:rPr>
-        <w:t xml:space="preserve">    WHEN LOWER(Gender) IN ('male', 'm') THEN 'Male'</w:t>
-      </w:r>
-    </w:p>
-    <w:p>
-      <w:pPr>
-        <w:ind w:left="360"/>
-        <w:jc w:val="both"/>
+        <w:t xml:space="preserve">UPDATE student_performance </w:t>
+      </w:r>
+    </w:p>
+    <w:p>
+      <w:pPr>
         <w:rPr>
           <w:color w:val="004F88"/>
           <w:sz w:val="28"/>
@@ -13147,32 +13075,27 @@
           <w:sz w:val="28"/>
           <w:szCs w:val="28"/>
         </w:rPr>
-        <w:t xml:space="preserve">    WHEN LOWER(Gender) IN ('female', 'f') THEN 'Female'</w:t>
-      </w:r>
-    </w:p>
-    <w:p>
-      <w:pPr>
-        <w:ind w:left="360"/>
-        <w:jc w:val="both"/>
+        <w:t>SET Assignment_Submission = CASE WHEN LOWER(Assignment_Submission) = ‘yes’  THEN  ‘Yes’</w:t>
+      </w:r>
+      <w:r>
         <w:rPr>
           <w:color w:val="004F88"/>
           <w:sz w:val="28"/>
           <w:szCs w:val="28"/>
         </w:rPr>
-      </w:pPr>
+        <w:t xml:space="preserve"> ELSE  ‘NO’ </w:t>
+      </w:r>
       <w:r>
         <w:rPr>
           <w:color w:val="004F88"/>
           <w:sz w:val="28"/>
           <w:szCs w:val="28"/>
         </w:rPr>
-        <w:t xml:space="preserve">    ELSE 'Unknown'</w:t>
-      </w:r>
-    </w:p>
-    <w:p>
-      <w:pPr>
-        <w:ind w:left="360"/>
-        <w:jc w:val="both"/>
+        <w:t>END,</w:t>
+      </w:r>
+    </w:p>
+    <w:p>
+      <w:pPr>
         <w:rPr>
           <w:color w:val="004F88"/>
           <w:sz w:val="28"/>
@@ -13185,150 +13108,193 @@
           <w:sz w:val="28"/>
           <w:szCs w:val="28"/>
         </w:rPr>
-        <w:lastRenderedPageBreak/>
-        <w:t>END;</w:t>
-      </w:r>
-    </w:p>
-    <w:p>
-      <w:pPr>
-        <w:jc w:val="both"/>
-        <w:rPr>
-          <w:sz w:val="32"/>
-          <w:szCs w:val="32"/>
-        </w:rPr>
-      </w:pPr>
-      <w:r>
-        <w:rPr>
-          <w:sz w:val="32"/>
-          <w:szCs w:val="32"/>
-        </w:rPr>
-        <w:t>Similarly, Yes/No fields were standardized:</w:t>
-      </w:r>
-    </w:p>
-    <w:p>
-      <w:pPr>
+        <w:t>Dropout</w:t>
+      </w:r>
+      <w:r>
         <w:rPr>
           <w:color w:val="004F88"/>
           <w:sz w:val="28"/>
           <w:szCs w:val="28"/>
         </w:rPr>
-      </w:pPr>
-      <w:r>
+        <w:t xml:space="preserve"> = CASE WHEN LOWER(Dropout) = ‘yes’ THEN ‘Yes’ ELSE ‘No’ END,</w:t>
+      </w:r>
+    </w:p>
+    <w:p>
+      <w:pPr>
         <w:rPr>
           <w:color w:val="004F88"/>
           <w:sz w:val="28"/>
           <w:szCs w:val="28"/>
         </w:rPr>
-        <w:t xml:space="preserve">UPDATE </w:t>
-      </w:r>
-      <w:proofErr w:type="spellStart"/>
+      </w:pPr>
       <w:r>
         <w:rPr>
           <w:color w:val="004F88"/>
           <w:sz w:val="28"/>
           <w:szCs w:val="28"/>
         </w:rPr>
-        <w:t>student_performance</w:t>
-      </w:r>
-      <w:proofErr w:type="spellEnd"/>
-      <w:r>
+        <w:t>Graduation = CASE WHEN LOWER(Graduation) = ‘yes’ THEN ‘Yes’ ELSE ‘No’ END;</w:t>
+      </w:r>
+    </w:p>
+    <w:p>
+      <w:pPr>
+        <w:ind w:left="360"/>
+        <w:rPr>
+          <w:b/>
+          <w:bCs/>
+          <w:color w:val="000000" w:themeColor="text1"/>
+          <w:sz w:val="32"/>
+          <w:szCs w:val="32"/>
+        </w:rPr>
+      </w:pPr>
+      <w:r>
+        <w:rPr>
+          <w:b/>
+          <w:bCs/>
+          <w:color w:val="000000" w:themeColor="text1"/>
+          <w:sz w:val="32"/>
+          <w:szCs w:val="32"/>
+        </w:rPr>
+        <w:t>3.</w:t>
+      </w:r>
+      <w:r>
+        <w:rPr>
+          <w:b/>
+          <w:bCs/>
+          <w:color w:val="000000" w:themeColor="text1"/>
+          <w:sz w:val="32"/>
+          <w:szCs w:val="32"/>
+        </w:rPr>
+        <w:t>Handling Missing and Outlier Values</w:t>
+      </w:r>
+    </w:p>
+    <w:p>
+      <w:pPr>
+        <w:pStyle w:val="NormalWeb"/>
+        <w:ind w:left="360"/>
+        <w:rPr>
+          <w:sz w:val="32"/>
+          <w:szCs w:val="32"/>
+        </w:rPr>
+      </w:pPr>
+      <w:r>
+        <w:rPr>
+          <w:sz w:val="32"/>
+          <w:szCs w:val="32"/>
+        </w:rPr>
+        <w:t>Invalid or unrealistic numeric values were corrected:</w:t>
+      </w:r>
+    </w:p>
+    <w:p>
+      <w:pPr>
+        <w:pStyle w:val="NormalWeb"/>
+        <w:ind w:left="360"/>
         <w:rPr>
           <w:color w:val="004F88"/>
           <w:sz w:val="28"/>
           <w:szCs w:val="28"/>
         </w:rPr>
-        <w:t xml:space="preserve"> </w:t>
-      </w:r>
-    </w:p>
-    <w:p>
-      <w:pPr>
+      </w:pPr>
+      <w:r>
         <w:rPr>
           <w:color w:val="004F88"/>
           <w:sz w:val="28"/>
           <w:szCs w:val="28"/>
         </w:rPr>
-      </w:pPr>
-      <w:r>
+        <w:t>UPDATE student_performance</w:t>
+      </w:r>
+    </w:p>
+    <w:p>
+      <w:pPr>
+        <w:pStyle w:val="NormalWeb"/>
+        <w:ind w:left="360"/>
         <w:rPr>
           <w:color w:val="004F88"/>
           <w:sz w:val="28"/>
           <w:szCs w:val="28"/>
         </w:rPr>
-        <w:t xml:space="preserve">SET </w:t>
-      </w:r>
-      <w:proofErr w:type="spellStart"/>
+      </w:pPr>
       <w:r>
         <w:rPr>
           <w:color w:val="004F88"/>
           <w:sz w:val="28"/>
           <w:szCs w:val="28"/>
         </w:rPr>
-        <w:t>Assignment_Submission</w:t>
-      </w:r>
-      <w:proofErr w:type="spellEnd"/>
-      <w:r>
+        <w:t>SET Age = NULL</w:t>
+      </w:r>
+    </w:p>
+    <w:p>
+      <w:pPr>
+        <w:pStyle w:val="NormalWeb"/>
+        <w:ind w:left="360"/>
         <w:rPr>
           <w:color w:val="004F88"/>
           <w:sz w:val="28"/>
           <w:szCs w:val="28"/>
         </w:rPr>
-        <w:t xml:space="preserve"> = CASE WHEN LOWER(</w:t>
-      </w:r>
-      <w:proofErr w:type="spellStart"/>
+      </w:pPr>
       <w:r>
         <w:rPr>
           <w:color w:val="004F88"/>
           <w:sz w:val="28"/>
           <w:szCs w:val="28"/>
         </w:rPr>
-        <w:t>Assignment_Submission</w:t>
-      </w:r>
-      <w:proofErr w:type="spellEnd"/>
-      <w:r>
+        <w:t>WHERE Age &lt; 5 OR Age &gt; 30;</w:t>
+      </w:r>
+    </w:p>
+    <w:p>
+      <w:pPr>
+        <w:pStyle w:val="NormalWeb"/>
+        <w:ind w:left="360"/>
         <w:rPr>
           <w:color w:val="004F88"/>
           <w:sz w:val="28"/>
           <w:szCs w:val="28"/>
         </w:rPr>
-        <w:t>) = ‘</w:t>
-      </w:r>
-      <w:proofErr w:type="spellStart"/>
-      <w:r>
+      </w:pPr>
+    </w:p>
+    <w:p>
+      <w:pPr>
+        <w:pStyle w:val="NormalWeb"/>
+        <w:ind w:left="360"/>
         <w:rPr>
           <w:color w:val="004F88"/>
           <w:sz w:val="28"/>
           <w:szCs w:val="28"/>
         </w:rPr>
-        <w:t>yes’</w:t>
-      </w:r>
-      <w:proofErr w:type="spellEnd"/>
+      </w:pPr>
       <w:r>
         <w:rPr>
           <w:color w:val="004F88"/>
           <w:sz w:val="28"/>
           <w:szCs w:val="28"/>
         </w:rPr>
-        <w:t xml:space="preserve">  THEN  ‘Yes’</w:t>
-      </w:r>
-      <w:r>
+        <w:t>UPDATE student_performance</w:t>
+      </w:r>
+    </w:p>
+    <w:p>
+      <w:pPr>
+        <w:pStyle w:val="NormalWeb"/>
+        <w:ind w:left="360"/>
         <w:rPr>
           <w:color w:val="004F88"/>
           <w:sz w:val="28"/>
           <w:szCs w:val="28"/>
         </w:rPr>
-        <w:t xml:space="preserve"> ELSE  ‘NO’ </w:t>
-      </w:r>
+      </w:pPr>
       <w:r>
         <w:rPr>
           <w:color w:val="004F88"/>
           <w:sz w:val="28"/>
           <w:szCs w:val="28"/>
         </w:rPr>
-        <w:t>END,</w:t>
-      </w:r>
-    </w:p>
-    <w:p>
-      <w:pPr>
+        <w:t>SET Weekly_Study_Hours = NULL</w:t>
+      </w:r>
+    </w:p>
+    <w:p>
+      <w:pPr>
+        <w:pStyle w:val="NormalWeb"/>
+        <w:ind w:left="360"/>
         <w:rPr>
           <w:color w:val="004F88"/>
           <w:sz w:val="28"/>
@@ -13341,316 +13307,7 @@
           <w:sz w:val="28"/>
           <w:szCs w:val="28"/>
         </w:rPr>
-        <w:t>Dropout</w:t>
-      </w:r>
-      <w:r>
-        <w:rPr>
-          <w:color w:val="004F88"/>
-          <w:sz w:val="28"/>
-          <w:szCs w:val="28"/>
-        </w:rPr>
-        <w:t xml:space="preserve"> = CASE WHEN LOWER(Dropout) = ‘</w:t>
-      </w:r>
-      <w:proofErr w:type="spellStart"/>
-      <w:r>
-        <w:rPr>
-          <w:color w:val="004F88"/>
-          <w:sz w:val="28"/>
-          <w:szCs w:val="28"/>
-        </w:rPr>
-        <w:t>yes’</w:t>
-      </w:r>
-      <w:proofErr w:type="spellEnd"/>
-      <w:r>
-        <w:rPr>
-          <w:color w:val="004F88"/>
-          <w:sz w:val="28"/>
-          <w:szCs w:val="28"/>
-        </w:rPr>
-        <w:t xml:space="preserve"> THEN ‘Yes’ ELSE ‘No’ END,</w:t>
-      </w:r>
-    </w:p>
-    <w:p>
-      <w:pPr>
-        <w:rPr>
-          <w:color w:val="004F88"/>
-          <w:sz w:val="28"/>
-          <w:szCs w:val="28"/>
-        </w:rPr>
-      </w:pPr>
-      <w:r>
-        <w:rPr>
-          <w:color w:val="004F88"/>
-          <w:sz w:val="28"/>
-          <w:szCs w:val="28"/>
-        </w:rPr>
-        <w:t>Graduation = CASE WHEN LOWER(Graduation) = ‘</w:t>
-      </w:r>
-      <w:proofErr w:type="spellStart"/>
-      <w:r>
-        <w:rPr>
-          <w:color w:val="004F88"/>
-          <w:sz w:val="28"/>
-          <w:szCs w:val="28"/>
-        </w:rPr>
-        <w:t>yes’</w:t>
-      </w:r>
-      <w:proofErr w:type="spellEnd"/>
-      <w:r>
-        <w:rPr>
-          <w:color w:val="004F88"/>
-          <w:sz w:val="28"/>
-          <w:szCs w:val="28"/>
-        </w:rPr>
-        <w:t xml:space="preserve"> THEN ‘Yes’ ELSE ‘No’ END;</w:t>
-      </w:r>
-    </w:p>
-    <w:p>
-      <w:pPr>
-        <w:ind w:left="360"/>
-        <w:rPr>
-          <w:b/>
-          <w:bCs/>
-          <w:color w:val="000000" w:themeColor="text1"/>
-          <w:sz w:val="32"/>
-          <w:szCs w:val="32"/>
-        </w:rPr>
-      </w:pPr>
-      <w:r>
-        <w:rPr>
-          <w:b/>
-          <w:bCs/>
-          <w:color w:val="000000" w:themeColor="text1"/>
-          <w:sz w:val="32"/>
-          <w:szCs w:val="32"/>
-        </w:rPr>
-        <w:t>3.</w:t>
-      </w:r>
-      <w:r>
-        <w:rPr>
-          <w:b/>
-          <w:bCs/>
-          <w:color w:val="000000" w:themeColor="text1"/>
-          <w:sz w:val="32"/>
-          <w:szCs w:val="32"/>
-        </w:rPr>
-        <w:t>Handling Missing and Outlier Values</w:t>
-      </w:r>
-    </w:p>
-    <w:p>
-      <w:pPr>
-        <w:pStyle w:val="NormalWeb"/>
-        <w:ind w:left="360"/>
-        <w:rPr>
-          <w:sz w:val="32"/>
-          <w:szCs w:val="32"/>
-        </w:rPr>
-      </w:pPr>
-      <w:r>
-        <w:rPr>
-          <w:sz w:val="32"/>
-          <w:szCs w:val="32"/>
-        </w:rPr>
-        <w:t>Invalid or unrealistic numeric values were corrected:</w:t>
-      </w:r>
-    </w:p>
-    <w:p>
-      <w:pPr>
-        <w:pStyle w:val="NormalWeb"/>
-        <w:ind w:left="360"/>
-        <w:rPr>
-          <w:color w:val="004F88"/>
-          <w:sz w:val="28"/>
-          <w:szCs w:val="28"/>
-        </w:rPr>
-      </w:pPr>
-      <w:r>
-        <w:rPr>
-          <w:color w:val="004F88"/>
-          <w:sz w:val="28"/>
-          <w:szCs w:val="28"/>
-        </w:rPr>
-        <w:t xml:space="preserve">UPDATE </w:t>
-      </w:r>
-      <w:proofErr w:type="spellStart"/>
-      <w:r>
-        <w:rPr>
-          <w:color w:val="004F88"/>
-          <w:sz w:val="28"/>
-          <w:szCs w:val="28"/>
-        </w:rPr>
-        <w:t>student_performance</w:t>
-      </w:r>
-      <w:proofErr w:type="spellEnd"/>
-    </w:p>
-    <w:p>
-      <w:pPr>
-        <w:pStyle w:val="NormalWeb"/>
-        <w:ind w:left="360"/>
-        <w:rPr>
-          <w:color w:val="004F88"/>
-          <w:sz w:val="28"/>
-          <w:szCs w:val="28"/>
-        </w:rPr>
-      </w:pPr>
-      <w:r>
-        <w:rPr>
-          <w:color w:val="004F88"/>
-          <w:sz w:val="28"/>
-          <w:szCs w:val="28"/>
-        </w:rPr>
-        <w:t>SET Age = NULL</w:t>
-      </w:r>
-    </w:p>
-    <w:p>
-      <w:pPr>
-        <w:pStyle w:val="NormalWeb"/>
-        <w:ind w:left="360"/>
-        <w:rPr>
-          <w:color w:val="004F88"/>
-          <w:sz w:val="28"/>
-          <w:szCs w:val="28"/>
-        </w:rPr>
-      </w:pPr>
-      <w:r>
-        <w:rPr>
-          <w:color w:val="004F88"/>
-          <w:sz w:val="28"/>
-          <w:szCs w:val="28"/>
-        </w:rPr>
-        <w:t>WHERE Age &lt; 5 OR Age &gt; 30;</w:t>
-      </w:r>
-    </w:p>
-    <w:p>
-      <w:pPr>
-        <w:pStyle w:val="NormalWeb"/>
-        <w:ind w:left="360"/>
-        <w:rPr>
-          <w:color w:val="004F88"/>
-          <w:sz w:val="28"/>
-          <w:szCs w:val="28"/>
-        </w:rPr>
-      </w:pPr>
-    </w:p>
-    <w:p>
-      <w:pPr>
-        <w:pStyle w:val="NormalWeb"/>
-        <w:ind w:left="360"/>
-        <w:rPr>
-          <w:color w:val="004F88"/>
-          <w:sz w:val="28"/>
-          <w:szCs w:val="28"/>
-        </w:rPr>
-      </w:pPr>
-      <w:r>
-        <w:rPr>
-          <w:color w:val="004F88"/>
-          <w:sz w:val="28"/>
-          <w:szCs w:val="28"/>
-        </w:rPr>
-        <w:t xml:space="preserve">UPDATE </w:t>
-      </w:r>
-      <w:proofErr w:type="spellStart"/>
-      <w:r>
-        <w:rPr>
-          <w:color w:val="004F88"/>
-          <w:sz w:val="28"/>
-          <w:szCs w:val="28"/>
-        </w:rPr>
-        <w:t>student_performance</w:t>
-      </w:r>
-      <w:proofErr w:type="spellEnd"/>
-    </w:p>
-    <w:p>
-      <w:pPr>
-        <w:pStyle w:val="NormalWeb"/>
-        <w:ind w:left="360"/>
-        <w:rPr>
-          <w:color w:val="004F88"/>
-          <w:sz w:val="28"/>
-          <w:szCs w:val="28"/>
-        </w:rPr>
-      </w:pPr>
-      <w:r>
-        <w:rPr>
-          <w:color w:val="004F88"/>
-          <w:sz w:val="28"/>
-          <w:szCs w:val="28"/>
-        </w:rPr>
-        <w:t xml:space="preserve">SET </w:t>
-      </w:r>
-      <w:proofErr w:type="spellStart"/>
-      <w:r>
-        <w:rPr>
-          <w:color w:val="004F88"/>
-          <w:sz w:val="28"/>
-          <w:szCs w:val="28"/>
-        </w:rPr>
-        <w:t>Weekly_Study_Hours</w:t>
-      </w:r>
-      <w:proofErr w:type="spellEnd"/>
-      <w:r>
-        <w:rPr>
-          <w:color w:val="004F88"/>
-          <w:sz w:val="28"/>
-          <w:szCs w:val="28"/>
-        </w:rPr>
-        <w:t xml:space="preserve"> = NULL</w:t>
-      </w:r>
-    </w:p>
-    <w:p>
-      <w:pPr>
-        <w:pStyle w:val="NormalWeb"/>
-        <w:ind w:left="360"/>
-        <w:rPr>
-          <w:color w:val="004F88"/>
-          <w:sz w:val="28"/>
-          <w:szCs w:val="28"/>
-        </w:rPr>
-      </w:pPr>
-      <w:r>
-        <w:rPr>
-          <w:color w:val="004F88"/>
-          <w:sz w:val="28"/>
-          <w:szCs w:val="28"/>
-        </w:rPr>
-        <w:t xml:space="preserve">WHERE </w:t>
-      </w:r>
-      <w:proofErr w:type="spellStart"/>
-      <w:r>
-        <w:rPr>
-          <w:color w:val="004F88"/>
-          <w:sz w:val="28"/>
-          <w:szCs w:val="28"/>
-        </w:rPr>
-        <w:t>Weekly_Study_Hours</w:t>
-      </w:r>
-      <w:proofErr w:type="spellEnd"/>
-      <w:r>
-        <w:rPr>
-          <w:color w:val="004F88"/>
-          <w:sz w:val="28"/>
-          <w:szCs w:val="28"/>
-        </w:rPr>
-        <w:t xml:space="preserve"> = '' OR </w:t>
-      </w:r>
-      <w:proofErr w:type="spellStart"/>
-      <w:r>
-        <w:rPr>
-          <w:color w:val="004F88"/>
-          <w:sz w:val="28"/>
-          <w:szCs w:val="28"/>
-        </w:rPr>
-        <w:t>Weekly_Study_Hours</w:t>
-      </w:r>
-      <w:proofErr w:type="spellEnd"/>
-      <w:r>
-        <w:rPr>
-          <w:color w:val="004F88"/>
-          <w:sz w:val="28"/>
-          <w:szCs w:val="28"/>
-        </w:rPr>
-        <w:t xml:space="preserve"> IS NULL;</w:t>
+        <w:t>WHERE Weekly_Study_Hours = '' OR Weekly_Study_Hours IS NULL;</w:t>
       </w:r>
     </w:p>
     <w:p>
@@ -13809,62 +13466,26 @@
           <w:szCs w:val="28"/>
         </w:rPr>
         <w:lastRenderedPageBreak/>
-        <w:t xml:space="preserve">CREATE DATABASE </w:t>
-      </w:r>
-      <w:proofErr w:type="spellStart"/>
-      <w:r>
+        <w:t>CREATE DATABASE student_performance_db;</w:t>
+      </w:r>
+    </w:p>
+    <w:p>
+      <w:pPr>
+        <w:pStyle w:val="NormalWeb"/>
+        <w:ind w:left="360"/>
         <w:rPr>
           <w:color w:val="156082" w:themeColor="accent1"/>
           <w:sz w:val="28"/>
           <w:szCs w:val="28"/>
         </w:rPr>
-        <w:t>student_performance_db</w:t>
-      </w:r>
-      <w:proofErr w:type="spellEnd"/>
+      </w:pPr>
       <w:r>
         <w:rPr>
           <w:color w:val="156082" w:themeColor="accent1"/>
           <w:sz w:val="28"/>
           <w:szCs w:val="28"/>
         </w:rPr>
-        <w:t>;</w:t>
-      </w:r>
-    </w:p>
-    <w:p>
-      <w:pPr>
-        <w:pStyle w:val="NormalWeb"/>
-        <w:ind w:left="360"/>
-        <w:rPr>
-          <w:color w:val="156082" w:themeColor="accent1"/>
-          <w:sz w:val="28"/>
-          <w:szCs w:val="28"/>
-        </w:rPr>
-      </w:pPr>
-      <w:r>
-        <w:rPr>
-          <w:color w:val="156082" w:themeColor="accent1"/>
-          <w:sz w:val="28"/>
-          <w:szCs w:val="28"/>
-        </w:rPr>
-        <w:t xml:space="preserve">USE </w:t>
-      </w:r>
-      <w:proofErr w:type="spellStart"/>
-      <w:r>
-        <w:rPr>
-          <w:color w:val="156082" w:themeColor="accent1"/>
-          <w:sz w:val="28"/>
-          <w:szCs w:val="28"/>
-        </w:rPr>
-        <w:t>student_performance_db</w:t>
-      </w:r>
-      <w:proofErr w:type="spellEnd"/>
-      <w:r>
-        <w:rPr>
-          <w:color w:val="156082" w:themeColor="accent1"/>
-          <w:sz w:val="28"/>
-          <w:szCs w:val="28"/>
-        </w:rPr>
-        <w:t>;</w:t>
+        <w:t>USE student_performance_db;</w:t>
       </w:r>
     </w:p>
     <w:p>
@@ -13961,25 +13582,7 @@
           <w:sz w:val="32"/>
           <w:szCs w:val="32"/>
         </w:rPr>
-        <w:t>Choose the .</w:t>
-      </w:r>
-      <w:proofErr w:type="spellStart"/>
-      <w:r>
-        <w:rPr>
-          <w:color w:val="000000" w:themeColor="text1"/>
-          <w:sz w:val="32"/>
-          <w:szCs w:val="32"/>
-        </w:rPr>
-        <w:t>sql</w:t>
-      </w:r>
-      <w:proofErr w:type="spellEnd"/>
-      <w:r>
-        <w:rPr>
-          <w:color w:val="000000" w:themeColor="text1"/>
-          <w:sz w:val="32"/>
-          <w:szCs w:val="32"/>
-        </w:rPr>
-        <w:t xml:space="preserve"> or .csv file containing the student data.</w:t>
+        <w:t>Choose the .sql or .csv file containing the student data.</w:t>
       </w:r>
     </w:p>
     <w:p>
@@ -14039,25 +13642,7 @@
           <w:sz w:val="32"/>
           <w:szCs w:val="32"/>
         </w:rPr>
-        <w:t>Choose the target schema (</w:t>
-      </w:r>
-      <w:proofErr w:type="spellStart"/>
-      <w:r>
-        <w:rPr>
-          <w:color w:val="000000" w:themeColor="text1"/>
-          <w:sz w:val="32"/>
-          <w:szCs w:val="32"/>
-        </w:rPr>
-        <w:t>student_performance_db</w:t>
-      </w:r>
-      <w:proofErr w:type="spellEnd"/>
-      <w:r>
-        <w:rPr>
-          <w:color w:val="000000" w:themeColor="text1"/>
-          <w:sz w:val="32"/>
-          <w:szCs w:val="32"/>
-        </w:rPr>
-        <w:t>).</w:t>
+        <w:t>Choose the target schema (student_performance_db).</w:t>
       </w:r>
     </w:p>
     <w:p>
@@ -14162,25 +13747,7 @@
           <w:sz w:val="28"/>
           <w:szCs w:val="28"/>
         </w:rPr>
-        <w:t xml:space="preserve">    SELECT * FROM </w:t>
-      </w:r>
-      <w:proofErr w:type="spellStart"/>
-      <w:r>
-        <w:rPr>
-          <w:color w:val="156082" w:themeColor="accent1"/>
-          <w:sz w:val="28"/>
-          <w:szCs w:val="28"/>
-        </w:rPr>
-        <w:t>student_performance</w:t>
-      </w:r>
-      <w:proofErr w:type="spellEnd"/>
-      <w:r>
-        <w:rPr>
-          <w:color w:val="156082" w:themeColor="accent1"/>
-          <w:sz w:val="28"/>
-          <w:szCs w:val="28"/>
-        </w:rPr>
-        <w:t xml:space="preserve"> LIMIT 10;</w:t>
+        <w:t xml:space="preserve">    SELECT * FROM student_performance LIMIT 10;</w:t>
       </w:r>
     </w:p>
     <w:p>
@@ -14499,25 +14066,25 @@
           <w:sz w:val="28"/>
           <w:szCs w:val="28"/>
         </w:rPr>
-        <w:t xml:space="preserve">    AVG((Math + Science + English + History + Geography) / 5) AS </w:t>
-      </w:r>
-      <w:proofErr w:type="spellStart"/>
-      <w:r>
+        <w:t xml:space="preserve">    AVG((Math + Science + English + History + Geography) / 5) AS Avg_Grade,</w:t>
+      </w:r>
+    </w:p>
+    <w:p>
+      <w:pPr>
+        <w:jc w:val="both"/>
         <w:rPr>
           <w:color w:val="156082" w:themeColor="accent1"/>
           <w:sz w:val="28"/>
           <w:szCs w:val="28"/>
         </w:rPr>
-        <w:t>Avg_Grade</w:t>
-      </w:r>
-      <w:proofErr w:type="spellEnd"/>
+      </w:pPr>
       <w:r>
         <w:rPr>
           <w:color w:val="156082" w:themeColor="accent1"/>
           <w:sz w:val="28"/>
           <w:szCs w:val="28"/>
         </w:rPr>
-        <w:t>,</w:t>
+        <w:t xml:space="preserve">    ROUND(COUNT(CASE</w:t>
       </w:r>
     </w:p>
     <w:p>
@@ -14535,7 +14102,7 @@
           <w:sz w:val="28"/>
           <w:szCs w:val="28"/>
         </w:rPr>
-        <w:t xml:space="preserve">    ROUND(COUNT(CASE</w:t>
+        <w:t xml:space="preserve">            WHEN Overall_Pass = 'Yes' THEN 1</w:t>
       </w:r>
     </w:p>
     <w:p>
@@ -14553,58 +14120,82 @@
           <w:sz w:val="28"/>
           <w:szCs w:val="28"/>
         </w:rPr>
-        <w:t xml:space="preserve">            WHEN </w:t>
-      </w:r>
-      <w:proofErr w:type="spellStart"/>
-      <w:r>
+        <w:t xml:space="preserve">            END) * 100.0 / COUNT(*),2) AS Pass_Rate</w:t>
+      </w:r>
+    </w:p>
+    <w:p>
+      <w:pPr>
+        <w:jc w:val="both"/>
         <w:rPr>
           <w:color w:val="156082" w:themeColor="accent1"/>
           <w:sz w:val="28"/>
           <w:szCs w:val="28"/>
         </w:rPr>
-        <w:t>Overall_Pass</w:t>
-      </w:r>
-      <w:proofErr w:type="spellEnd"/>
+      </w:pPr>
       <w:r>
         <w:rPr>
           <w:color w:val="156082" w:themeColor="accent1"/>
           <w:sz w:val="28"/>
           <w:szCs w:val="28"/>
         </w:rPr>
-        <w:t xml:space="preserve"> = 'Yes' THEN 1</w:t>
-      </w:r>
-    </w:p>
-    <w:p>
-      <w:pPr>
-        <w:jc w:val="both"/>
+        <w:t xml:space="preserve">   </w:t>
+      </w:r>
+      <w:r>
         <w:rPr>
           <w:color w:val="156082" w:themeColor="accent1"/>
           <w:sz w:val="28"/>
           <w:szCs w:val="28"/>
         </w:rPr>
-      </w:pPr>
+        <w:t>FROM</w:t>
+      </w:r>
       <w:r>
         <w:rPr>
           <w:color w:val="156082" w:themeColor="accent1"/>
           <w:sz w:val="28"/>
           <w:szCs w:val="28"/>
         </w:rPr>
-        <w:t xml:space="preserve">            END) * 100.0 / COUNT(*),2) AS </w:t>
-      </w:r>
-      <w:proofErr w:type="spellStart"/>
+        <w:t xml:space="preserve"> </w:t>
+      </w:r>
       <w:r>
         <w:rPr>
           <w:color w:val="156082" w:themeColor="accent1"/>
           <w:sz w:val="28"/>
           <w:szCs w:val="28"/>
         </w:rPr>
-        <w:t>Pass_Rate</w:t>
-      </w:r>
-      <w:proofErr w:type="spellEnd"/>
-    </w:p>
-    <w:p>
-      <w:pPr>
-        <w:jc w:val="both"/>
+        <w:t>student_performance;</w:t>
+      </w:r>
+      <w:r>
+        <w:rPr>
+          <w:color w:val="212121"/>
+          <w:sz w:val="28"/>
+          <w:szCs w:val="28"/>
+        </w:rPr>
+        <w:t xml:space="preserve">      </w:t>
+      </w:r>
+    </w:p>
+    <w:p>
+      <w:pPr>
+        <w:rPr>
+          <w:b/>
+          <w:bCs/>
+          <w:color w:val="212121"/>
+          <w:sz w:val="28"/>
+          <w:szCs w:val="28"/>
+        </w:rPr>
+      </w:pPr>
+      <w:r>
+        <w:rPr>
+          <w:b/>
+          <w:bCs/>
+          <w:color w:val="212121"/>
+          <w:sz w:val="28"/>
+          <w:szCs w:val="28"/>
+        </w:rPr>
+        <w:t>2. Engagement Indicators</w:t>
+      </w:r>
+    </w:p>
+    <w:p>
+      <w:pPr>
         <w:rPr>
           <w:color w:val="156082" w:themeColor="accent1"/>
           <w:sz w:val="28"/>
@@ -14617,7 +14208,7 @@
           <w:sz w:val="28"/>
           <w:szCs w:val="28"/>
         </w:rPr>
-        <w:t xml:space="preserve">   </w:t>
+        <w:tab/>
       </w:r>
       <w:r>
         <w:rPr>
@@ -14625,87 +14216,58 @@
           <w:sz w:val="28"/>
           <w:szCs w:val="28"/>
         </w:rPr>
-        <w:t>FROM</w:t>
-      </w:r>
-      <w:r>
+        <w:t xml:space="preserve">SELECT </w:t>
+      </w:r>
+    </w:p>
+    <w:p>
+      <w:pPr>
         <w:rPr>
           <w:color w:val="156082" w:themeColor="accent1"/>
           <w:sz w:val="28"/>
           <w:szCs w:val="28"/>
         </w:rPr>
-        <w:t xml:space="preserve"> </w:t>
-      </w:r>
-      <w:proofErr w:type="spellStart"/>
+      </w:pPr>
       <w:r>
         <w:rPr>
           <w:color w:val="156082" w:themeColor="accent1"/>
           <w:sz w:val="28"/>
           <w:szCs w:val="28"/>
         </w:rPr>
-        <w:t>student_performance</w:t>
-      </w:r>
-      <w:proofErr w:type="spellEnd"/>
-      <w:r>
+        <w:t xml:space="preserve">    AVG(Attendance_Percentage) AS Avg_Attendance,</w:t>
+      </w:r>
+    </w:p>
+    <w:p>
+      <w:pPr>
         <w:rPr>
           <w:color w:val="156082" w:themeColor="accent1"/>
           <w:sz w:val="28"/>
           <w:szCs w:val="28"/>
         </w:rPr>
-        <w:t>;</w:t>
-      </w:r>
-      <w:r>
-        <w:rPr>
-          <w:color w:val="212121"/>
-          <w:sz w:val="28"/>
-          <w:szCs w:val="28"/>
-        </w:rPr>
-        <w:t xml:space="preserve">      </w:t>
-      </w:r>
-    </w:p>
-    <w:p>
-      <w:pPr>
-        <w:rPr>
-          <w:b/>
-          <w:bCs/>
-          <w:color w:val="212121"/>
-          <w:sz w:val="28"/>
-          <w:szCs w:val="28"/>
-        </w:rPr>
-      </w:pPr>
-      <w:r>
-        <w:rPr>
-          <w:b/>
-          <w:bCs/>
-          <w:color w:val="212121"/>
-          <w:sz w:val="28"/>
-          <w:szCs w:val="28"/>
-        </w:rPr>
-        <w:t>2. Engagement Indicators</w:t>
-      </w:r>
-    </w:p>
-    <w:p>
-      <w:pPr>
+      </w:pPr>
+      <w:r>
         <w:rPr>
           <w:color w:val="156082" w:themeColor="accent1"/>
           <w:sz w:val="28"/>
           <w:szCs w:val="28"/>
         </w:rPr>
-      </w:pPr>
-      <w:r>
+        <w:t xml:space="preserve">    ROUND(COUNT(CASE</w:t>
+      </w:r>
+    </w:p>
+    <w:p>
+      <w:pPr>
         <w:rPr>
           <w:color w:val="156082" w:themeColor="accent1"/>
           <w:sz w:val="28"/>
           <w:szCs w:val="28"/>
         </w:rPr>
-        <w:tab/>
-      </w:r>
+      </w:pPr>
       <w:r>
         <w:rPr>
           <w:color w:val="156082" w:themeColor="accent1"/>
           <w:sz w:val="28"/>
           <w:szCs w:val="28"/>
         </w:rPr>
-        <w:t xml:space="preserve">SELECT </w:t>
+        <w:t xml:space="preserve">                WHEN Assignment_Submission = 'Yes' THEN 1</w:t>
       </w:r>
     </w:p>
     <w:p>
@@ -14722,52 +14284,61 @@
           <w:sz w:val="28"/>
           <w:szCs w:val="28"/>
         </w:rPr>
-        <w:t xml:space="preserve">    AVG(</w:t>
-      </w:r>
-      <w:proofErr w:type="spellStart"/>
-      <w:r>
+        <w:t xml:space="preserve">            END) * 100.0 / COUNT(*),</w:t>
+      </w:r>
+    </w:p>
+    <w:p>
+      <w:pPr>
         <w:rPr>
           <w:color w:val="156082" w:themeColor="accent1"/>
           <w:sz w:val="28"/>
           <w:szCs w:val="28"/>
         </w:rPr>
-        <w:t>Attendance_Percentage</w:t>
-      </w:r>
-      <w:proofErr w:type="spellEnd"/>
+      </w:pPr>
       <w:r>
         <w:rPr>
           <w:color w:val="156082" w:themeColor="accent1"/>
           <w:sz w:val="28"/>
           <w:szCs w:val="28"/>
         </w:rPr>
-        <w:t xml:space="preserve">) AS </w:t>
-      </w:r>
-      <w:proofErr w:type="spellStart"/>
-      <w:r>
+        <w:t xml:space="preserve">            2) AS Submission_Rate</w:t>
+      </w:r>
+    </w:p>
+    <w:p>
+      <w:pPr>
         <w:rPr>
           <w:color w:val="156082" w:themeColor="accent1"/>
           <w:sz w:val="28"/>
           <w:szCs w:val="28"/>
         </w:rPr>
-        <w:t>Avg_Attendance</w:t>
-      </w:r>
-      <w:proofErr w:type="spellEnd"/>
+      </w:pPr>
       <w:r>
         <w:rPr>
           <w:color w:val="156082" w:themeColor="accent1"/>
           <w:sz w:val="28"/>
           <w:szCs w:val="28"/>
         </w:rPr>
-        <w:t>,</w:t>
-      </w:r>
-    </w:p>
-    <w:p>
-      <w:pPr>
+        <w:t xml:space="preserve">    </w:t>
+      </w:r>
+      <w:r>
         <w:rPr>
           <w:color w:val="156082" w:themeColor="accent1"/>
           <w:sz w:val="28"/>
           <w:szCs w:val="28"/>
         </w:rPr>
+        <w:t>FROM</w:t>
+      </w:r>
+    </w:p>
+    <w:p>
+      <w:pPr>
+        <w:rPr>
+          <w:rFonts w:ascii="Segoe UI Emoji" w:hAnsi="Segoe UI Emoji" w:cs="Segoe UI Emoji"/>
+          <w:b/>
+          <w:bCs/>
+          <w:color w:val="212121"/>
+          <w:sz w:val="28"/>
+          <w:szCs w:val="28"/>
+        </w:rPr>
       </w:pPr>
       <w:r>
         <w:rPr>
@@ -14775,7 +14346,40 @@
           <w:sz w:val="28"/>
           <w:szCs w:val="28"/>
         </w:rPr>
-        <w:t xml:space="preserve">    ROUND(COUNT(CASE</w:t>
+        <w:t xml:space="preserve">    student_performance;</w:t>
+      </w:r>
+      <w:r>
+        <w:rPr>
+          <w:rFonts w:ascii="Segoe UI Emoji" w:hAnsi="Segoe UI Emoji" w:cs="Segoe UI Emoji"/>
+          <w:b/>
+          <w:bCs/>
+          <w:color w:val="212121"/>
+          <w:sz w:val="28"/>
+          <w:szCs w:val="28"/>
+        </w:rPr>
+        <w:t xml:space="preserve"> </w:t>
+      </w:r>
+    </w:p>
+    <w:p>
+      <w:pPr>
+        <w:rPr>
+          <w:rFonts w:ascii="Segoe UI Emoji" w:hAnsi="Segoe UI Emoji" w:cs="Segoe UI Emoji"/>
+          <w:b/>
+          <w:bCs/>
+          <w:color w:val="212121"/>
+          <w:sz w:val="28"/>
+          <w:szCs w:val="28"/>
+        </w:rPr>
+      </w:pPr>
+      <w:r>
+        <w:rPr>
+          <w:b/>
+          <w:bCs/>
+          <w:color w:val="212121"/>
+          <w:sz w:val="28"/>
+          <w:szCs w:val="28"/>
+        </w:rPr>
+        <w:t>3. Learning Progress</w:t>
       </w:r>
     </w:p>
     <w:p>
@@ -14792,70 +14396,67 @@
           <w:sz w:val="28"/>
           <w:szCs w:val="28"/>
         </w:rPr>
-        <w:t xml:space="preserve">                WHEN </w:t>
-      </w:r>
-      <w:proofErr w:type="spellStart"/>
+        <w:tab/>
+      </w:r>
       <w:r>
         <w:rPr>
           <w:color w:val="156082" w:themeColor="accent1"/>
           <w:sz w:val="28"/>
           <w:szCs w:val="28"/>
         </w:rPr>
-        <w:t>Assignment_Submission</w:t>
-      </w:r>
-      <w:proofErr w:type="spellEnd"/>
-      <w:r>
+        <w:t xml:space="preserve">SELECT </w:t>
+      </w:r>
+    </w:p>
+    <w:p>
+      <w:pPr>
         <w:rPr>
           <w:color w:val="156082" w:themeColor="accent1"/>
           <w:sz w:val="28"/>
           <w:szCs w:val="28"/>
         </w:rPr>
-        <w:t xml:space="preserve"> = 'Yes' THEN 1</w:t>
-      </w:r>
-    </w:p>
-    <w:p>
-      <w:pPr>
+      </w:pPr>
+      <w:r>
         <w:rPr>
           <w:color w:val="156082" w:themeColor="accent1"/>
           <w:sz w:val="28"/>
           <w:szCs w:val="28"/>
         </w:rPr>
-      </w:pPr>
+        <w:lastRenderedPageBreak/>
+        <w:t xml:space="preserve"> </w:t>
+      </w:r>
       <w:r>
         <w:rPr>
           <w:color w:val="156082" w:themeColor="accent1"/>
           <w:sz w:val="28"/>
           <w:szCs w:val="28"/>
         </w:rPr>
-        <w:t xml:space="preserve">            END) * 100.0 / COUNT(*),</w:t>
-      </w:r>
-    </w:p>
-    <w:p>
-      <w:pPr>
+        <w:t xml:space="preserve"> </w:t>
+      </w:r>
+      <w:r>
         <w:rPr>
           <w:color w:val="156082" w:themeColor="accent1"/>
           <w:sz w:val="28"/>
           <w:szCs w:val="28"/>
         </w:rPr>
-      </w:pPr>
-      <w:r>
+        <w:t xml:space="preserve">   ROUND(COUNT(CASE</w:t>
+      </w:r>
+    </w:p>
+    <w:p>
+      <w:pPr>
         <w:rPr>
           <w:color w:val="156082" w:themeColor="accent1"/>
           <w:sz w:val="28"/>
           <w:szCs w:val="28"/>
         </w:rPr>
-        <w:t xml:space="preserve">            2) AS </w:t>
-      </w:r>
-      <w:proofErr w:type="spellStart"/>
+      </w:pPr>
       <w:r>
         <w:rPr>
           <w:color w:val="156082" w:themeColor="accent1"/>
           <w:sz w:val="28"/>
           <w:szCs w:val="28"/>
         </w:rPr>
-        <w:t>Submission_Rate</w:t>
-      </w:r>
-      <w:proofErr w:type="spellEnd"/>
+        <w:t xml:space="preserve">                WHEN Assessment_Improvement = 'Yes' THEN 1</w:t>
+      </w:r>
     </w:p>
     <w:p>
       <w:pPr>
@@ -14871,27 +14472,16 @@
           <w:sz w:val="28"/>
           <w:szCs w:val="28"/>
         </w:rPr>
-        <w:t xml:space="preserve">    </w:t>
-      </w:r>
-      <w:r>
+        <w:t xml:space="preserve">            END) * 100 / COUNT(*),</w:t>
+      </w:r>
+    </w:p>
+    <w:p>
+      <w:pPr>
         <w:rPr>
           <w:color w:val="156082" w:themeColor="accent1"/>
           <w:sz w:val="28"/>
           <w:szCs w:val="28"/>
         </w:rPr>
-        <w:t>FROM</w:t>
-      </w:r>
-    </w:p>
-    <w:p>
-      <w:pPr>
-        <w:rPr>
-          <w:rFonts w:ascii="Segoe UI Emoji" w:hAnsi="Segoe UI Emoji" w:cs="Segoe UI Emoji"/>
-          <w:b/>
-          <w:bCs/>
-          <w:color w:val="212121"/>
-          <w:sz w:val="28"/>
-          <w:szCs w:val="28"/>
-        </w:rPr>
       </w:pPr>
       <w:r>
         <w:rPr>
@@ -14899,83 +14489,49 @@
           <w:sz w:val="28"/>
           <w:szCs w:val="28"/>
         </w:rPr>
-        <w:t xml:space="preserve">    </w:t>
-      </w:r>
-      <w:proofErr w:type="spellStart"/>
-      <w:r>
+        <w:t xml:space="preserve">            2) AS Assessment_Improvement_Rate</w:t>
+      </w:r>
+    </w:p>
+    <w:p>
+      <w:pPr>
         <w:rPr>
           <w:color w:val="156082" w:themeColor="accent1"/>
           <w:sz w:val="28"/>
           <w:szCs w:val="28"/>
         </w:rPr>
-        <w:t>student_performance</w:t>
-      </w:r>
-      <w:proofErr w:type="spellEnd"/>
+      </w:pPr>
       <w:r>
         <w:rPr>
           <w:color w:val="156082" w:themeColor="accent1"/>
           <w:sz w:val="28"/>
           <w:szCs w:val="28"/>
         </w:rPr>
-        <w:t>;</w:t>
-      </w:r>
-      <w:r>
-        <w:rPr>
-          <w:rFonts w:ascii="Segoe UI Emoji" w:hAnsi="Segoe UI Emoji" w:cs="Segoe UI Emoji"/>
-          <w:b/>
-          <w:bCs/>
-          <w:color w:val="212121"/>
-          <w:sz w:val="28"/>
-          <w:szCs w:val="28"/>
-        </w:rPr>
-        <w:t xml:space="preserve"> </w:t>
-      </w:r>
-    </w:p>
-    <w:p>
-      <w:pPr>
-        <w:rPr>
-          <w:rFonts w:ascii="Segoe UI Emoji" w:hAnsi="Segoe UI Emoji" w:cs="Segoe UI Emoji"/>
-          <w:b/>
-          <w:bCs/>
-          <w:color w:val="212121"/>
-          <w:sz w:val="28"/>
-          <w:szCs w:val="28"/>
-        </w:rPr>
-      </w:pPr>
-      <w:r>
-        <w:rPr>
-          <w:b/>
-          <w:bCs/>
-          <w:color w:val="212121"/>
-          <w:sz w:val="28"/>
-          <w:szCs w:val="28"/>
-        </w:rPr>
-        <w:t>3. Learning Progress</w:t>
-      </w:r>
-    </w:p>
-    <w:p>
-      <w:pPr>
+        <w:t xml:space="preserve">   </w:t>
+      </w:r>
+      <w:r>
         <w:rPr>
           <w:color w:val="156082" w:themeColor="accent1"/>
           <w:sz w:val="28"/>
           <w:szCs w:val="28"/>
         </w:rPr>
-      </w:pPr>
-      <w:r>
+        <w:t>FROM</w:t>
+      </w:r>
+    </w:p>
+    <w:p>
+      <w:pPr>
         <w:rPr>
           <w:color w:val="156082" w:themeColor="accent1"/>
           <w:sz w:val="28"/>
           <w:szCs w:val="28"/>
         </w:rPr>
-        <w:tab/>
-      </w:r>
+      </w:pPr>
       <w:r>
         <w:rPr>
           <w:color w:val="156082" w:themeColor="accent1"/>
           <w:sz w:val="28"/>
           <w:szCs w:val="28"/>
         </w:rPr>
-        <w:t xml:space="preserve">SELECT </w:t>
+        <w:t xml:space="preserve">    student_performance;</w:t>
       </w:r>
     </w:p>
     <w:p>
@@ -14988,132 +14544,166 @@
       </w:pPr>
       <w:r>
         <w:rPr>
+          <w:b/>
+          <w:bCs/>
+          <w:color w:val="212121"/>
+          <w:sz w:val="28"/>
+          <w:szCs w:val="28"/>
+        </w:rPr>
+        <w:t xml:space="preserve"> 4. Behavioral Indicators</w:t>
+      </w:r>
+    </w:p>
+    <w:p>
+      <w:pPr>
+        <w:ind w:left="720"/>
+        <w:rPr>
           <w:color w:val="156082" w:themeColor="accent1"/>
           <w:sz w:val="28"/>
           <w:szCs w:val="28"/>
         </w:rPr>
-        <w:lastRenderedPageBreak/>
-        <w:t xml:space="preserve"> </w:t>
-      </w:r>
+      </w:pPr>
       <w:r>
         <w:rPr>
           <w:color w:val="156082" w:themeColor="accent1"/>
           <w:sz w:val="28"/>
           <w:szCs w:val="28"/>
         </w:rPr>
-        <w:t xml:space="preserve"> </w:t>
-      </w:r>
-      <w:r>
+        <w:t xml:space="preserve">SELECT </w:t>
+      </w:r>
+    </w:p>
+    <w:p>
+      <w:pPr>
+        <w:ind w:left="720"/>
         <w:rPr>
           <w:color w:val="156082" w:themeColor="accent1"/>
           <w:sz w:val="28"/>
           <w:szCs w:val="28"/>
         </w:rPr>
-        <w:t xml:space="preserve">   ROUND(COUNT(CASE</w:t>
-      </w:r>
-    </w:p>
-    <w:p>
-      <w:pPr>
+      </w:pPr>
+      <w:r>
         <w:rPr>
           <w:color w:val="156082" w:themeColor="accent1"/>
           <w:sz w:val="28"/>
           <w:szCs w:val="28"/>
         </w:rPr>
-      </w:pPr>
-      <w:r>
+        <w:t xml:space="preserve">    ROUND(AVG(Disciplinary_Records) * 100, 2) AS Disciplinary_Records_Rate,</w:t>
+      </w:r>
+    </w:p>
+    <w:p>
+      <w:pPr>
+        <w:ind w:left="720"/>
         <w:rPr>
           <w:color w:val="156082" w:themeColor="accent1"/>
           <w:sz w:val="28"/>
           <w:szCs w:val="28"/>
         </w:rPr>
-        <w:t xml:space="preserve">                WHEN </w:t>
-      </w:r>
-      <w:proofErr w:type="spellStart"/>
+      </w:pPr>
       <w:r>
         <w:rPr>
           <w:color w:val="156082" w:themeColor="accent1"/>
           <w:sz w:val="28"/>
           <w:szCs w:val="28"/>
         </w:rPr>
-        <w:t>Assessment_Improvement</w:t>
-      </w:r>
-      <w:proofErr w:type="spellEnd"/>
-      <w:r>
+        <w:t xml:space="preserve">    AVG(Interaction_Frequency) AS Avg_Interaction_Frequency</w:t>
+      </w:r>
+    </w:p>
+    <w:p>
+      <w:pPr>
+        <w:ind w:left="720"/>
         <w:rPr>
           <w:color w:val="156082" w:themeColor="accent1"/>
           <w:sz w:val="28"/>
           <w:szCs w:val="28"/>
         </w:rPr>
-        <w:t xml:space="preserve"> = 'Yes' THEN 1</w:t>
-      </w:r>
-    </w:p>
-    <w:p>
-      <w:pPr>
+      </w:pPr>
+      <w:r>
         <w:rPr>
           <w:color w:val="156082" w:themeColor="accent1"/>
           <w:sz w:val="28"/>
           <w:szCs w:val="28"/>
         </w:rPr>
-      </w:pPr>
-      <w:r>
+        <w:t>FROM</w:t>
+      </w:r>
+    </w:p>
+    <w:p>
+      <w:pPr>
+        <w:ind w:left="720"/>
         <w:rPr>
           <w:color w:val="156082" w:themeColor="accent1"/>
           <w:sz w:val="28"/>
           <w:szCs w:val="28"/>
         </w:rPr>
-        <w:t xml:space="preserve">            END) * 100 / COUNT(*),</w:t>
-      </w:r>
-    </w:p>
-    <w:p>
-      <w:pPr>
+      </w:pPr>
+      <w:r>
         <w:rPr>
           <w:color w:val="156082" w:themeColor="accent1"/>
           <w:sz w:val="28"/>
           <w:szCs w:val="28"/>
         </w:rPr>
-      </w:pPr>
-      <w:r>
+        <w:t xml:space="preserve">    student_performance;</w:t>
+      </w:r>
+    </w:p>
+    <w:p>
+      <w:pPr>
+        <w:rPr>
+          <w:b/>
+          <w:bCs/>
+          <w:color w:val="212121"/>
+          <w:sz w:val="28"/>
+          <w:szCs w:val="28"/>
+        </w:rPr>
+      </w:pPr>
+      <w:r>
+        <w:rPr>
+          <w:b/>
+          <w:bCs/>
+          <w:color w:val="212121"/>
+          <w:sz w:val="28"/>
+          <w:szCs w:val="28"/>
+        </w:rPr>
+        <w:t>5. Retention &amp; Completion</w:t>
+      </w:r>
+    </w:p>
+    <w:p>
+      <w:pPr>
         <w:rPr>
           <w:color w:val="156082" w:themeColor="accent1"/>
           <w:sz w:val="28"/>
           <w:szCs w:val="28"/>
         </w:rPr>
-        <w:t xml:space="preserve">            2) AS </w:t>
-      </w:r>
-      <w:proofErr w:type="spellStart"/>
+      </w:pPr>
       <w:r>
         <w:rPr>
           <w:color w:val="156082" w:themeColor="accent1"/>
           <w:sz w:val="28"/>
           <w:szCs w:val="28"/>
         </w:rPr>
-        <w:t>Assessment_Improvement_Rate</w:t>
-      </w:r>
-      <w:proofErr w:type="spellEnd"/>
-    </w:p>
-    <w:p>
-      <w:pPr>
+        <w:tab/>
+      </w:r>
+      <w:r>
         <w:rPr>
           <w:color w:val="156082" w:themeColor="accent1"/>
           <w:sz w:val="28"/>
           <w:szCs w:val="28"/>
         </w:rPr>
-      </w:pPr>
-      <w:r>
+        <w:t xml:space="preserve">SELECT </w:t>
+      </w:r>
+    </w:p>
+    <w:p>
+      <w:pPr>
         <w:rPr>
           <w:color w:val="156082" w:themeColor="accent1"/>
           <w:sz w:val="28"/>
           <w:szCs w:val="28"/>
         </w:rPr>
-        <w:t xml:space="preserve">   </w:t>
-      </w:r>
+      </w:pPr>
       <w:r>
         <w:rPr>
           <w:color w:val="156082" w:themeColor="accent1"/>
           <w:sz w:val="28"/>
           <w:szCs w:val="28"/>
         </w:rPr>
-        <w:t>FROM</w:t>
+        <w:t xml:space="preserve">    ROUND(COUNT(CASE</w:t>
       </w:r>
     </w:p>
     <w:p>
@@ -15130,25 +14720,24 @@
           <w:sz w:val="28"/>
           <w:szCs w:val="28"/>
         </w:rPr>
-        <w:t xml:space="preserve">    </w:t>
-      </w:r>
-      <w:proofErr w:type="spellStart"/>
-      <w:r>
+        <w:t xml:space="preserve">                WHEN Dropout = 'Yes' THEN 1</w:t>
+      </w:r>
+    </w:p>
+    <w:p>
+      <w:pPr>
         <w:rPr>
           <w:color w:val="156082" w:themeColor="accent1"/>
           <w:sz w:val="28"/>
           <w:szCs w:val="28"/>
         </w:rPr>
-        <w:t>student_performance</w:t>
-      </w:r>
-      <w:proofErr w:type="spellEnd"/>
+      </w:pPr>
       <w:r>
         <w:rPr>
           <w:color w:val="156082" w:themeColor="accent1"/>
           <w:sz w:val="28"/>
           <w:szCs w:val="28"/>
         </w:rPr>
-        <w:t>;</w:t>
+        <w:t xml:space="preserve">            END) * 100 / COUNT(*),</w:t>
       </w:r>
     </w:p>
     <w:p>
@@ -15161,447 +14750,121 @@
       </w:pPr>
       <w:r>
         <w:rPr>
-          <w:b/>
-          <w:bCs/>
-          <w:color w:val="212121"/>
-          <w:sz w:val="28"/>
-          <w:szCs w:val="28"/>
-        </w:rPr>
-        <w:t xml:space="preserve"> 4. Behavioral Indicators</w:t>
-      </w:r>
-    </w:p>
-    <w:p>
-      <w:pPr>
-        <w:ind w:left="720"/>
-        <w:rPr>
           <w:color w:val="156082" w:themeColor="accent1"/>
           <w:sz w:val="28"/>
           <w:szCs w:val="28"/>
         </w:rPr>
-      </w:pPr>
-      <w:r>
+        <w:t xml:space="preserve">            2) AS Dropout_Rate,</w:t>
+      </w:r>
+    </w:p>
+    <w:p>
+      <w:pPr>
         <w:rPr>
           <w:color w:val="156082" w:themeColor="accent1"/>
           <w:sz w:val="28"/>
           <w:szCs w:val="28"/>
         </w:rPr>
-        <w:t xml:space="preserve">SELECT </w:t>
-      </w:r>
-    </w:p>
-    <w:p>
-      <w:pPr>
-        <w:ind w:left="720"/>
+      </w:pPr>
+      <w:r>
         <w:rPr>
           <w:color w:val="156082" w:themeColor="accent1"/>
           <w:sz w:val="28"/>
           <w:szCs w:val="28"/>
         </w:rPr>
-      </w:pPr>
-      <w:r>
+        <w:t xml:space="preserve">    ROUND(COUNT(CASE</w:t>
+      </w:r>
+    </w:p>
+    <w:p>
+      <w:pPr>
         <w:rPr>
           <w:color w:val="156082" w:themeColor="accent1"/>
           <w:sz w:val="28"/>
           <w:szCs w:val="28"/>
         </w:rPr>
-        <w:t xml:space="preserve">    ROUND(AVG(</w:t>
-      </w:r>
-      <w:proofErr w:type="spellStart"/>
+      </w:pPr>
       <w:r>
         <w:rPr>
           <w:color w:val="156082" w:themeColor="accent1"/>
           <w:sz w:val="28"/>
           <w:szCs w:val="28"/>
         </w:rPr>
-        <w:t>Disciplinary_Records</w:t>
-      </w:r>
-      <w:proofErr w:type="spellEnd"/>
-      <w:r>
+        <w:t xml:space="preserve">                WHEN Graduation = 'Yes' THEN 1</w:t>
+      </w:r>
+    </w:p>
+    <w:p>
+      <w:pPr>
         <w:rPr>
           <w:color w:val="156082" w:themeColor="accent1"/>
           <w:sz w:val="28"/>
           <w:szCs w:val="28"/>
         </w:rPr>
-        <w:t xml:space="preserve">) * 100, 2) AS </w:t>
-      </w:r>
-      <w:proofErr w:type="spellStart"/>
+      </w:pPr>
       <w:r>
         <w:rPr>
           <w:color w:val="156082" w:themeColor="accent1"/>
           <w:sz w:val="28"/>
           <w:szCs w:val="28"/>
         </w:rPr>
-        <w:t>Disciplinary_Records_Rate</w:t>
-      </w:r>
-      <w:proofErr w:type="spellEnd"/>
-      <w:r>
+        <w:t xml:space="preserve">            END) * 100 / COUNT(*),</w:t>
+      </w:r>
+    </w:p>
+    <w:p>
+      <w:pPr>
         <w:rPr>
           <w:color w:val="156082" w:themeColor="accent1"/>
           <w:sz w:val="28"/>
           <w:szCs w:val="28"/>
         </w:rPr>
-        <w:t>,</w:t>
-      </w:r>
-    </w:p>
-    <w:p>
-      <w:pPr>
-        <w:ind w:left="720"/>
+      </w:pPr>
+      <w:r>
         <w:rPr>
           <w:color w:val="156082" w:themeColor="accent1"/>
           <w:sz w:val="28"/>
           <w:szCs w:val="28"/>
         </w:rPr>
-      </w:pPr>
-      <w:r>
+        <w:t xml:space="preserve">            2) AS Graduation_Rate</w:t>
+      </w:r>
+    </w:p>
+    <w:p>
+      <w:pPr>
         <w:rPr>
           <w:color w:val="156082" w:themeColor="accent1"/>
           <w:sz w:val="28"/>
           <w:szCs w:val="28"/>
         </w:rPr>
-        <w:t xml:space="preserve">    AVG(</w:t>
-      </w:r>
-      <w:proofErr w:type="spellStart"/>
+      </w:pPr>
       <w:r>
         <w:rPr>
           <w:color w:val="156082" w:themeColor="accent1"/>
           <w:sz w:val="28"/>
           <w:szCs w:val="28"/>
         </w:rPr>
-        <w:t>Interaction_Frequency</w:t>
-      </w:r>
-      <w:proofErr w:type="spellEnd"/>
+        <w:lastRenderedPageBreak/>
+        <w:t xml:space="preserve">     </w:t>
+      </w:r>
       <w:r>
         <w:rPr>
           <w:color w:val="156082" w:themeColor="accent1"/>
           <w:sz w:val="28"/>
           <w:szCs w:val="28"/>
         </w:rPr>
-        <w:t xml:space="preserve">) AS </w:t>
-      </w:r>
-      <w:proofErr w:type="spellStart"/>
+        <w:t>FROM</w:t>
+      </w:r>
       <w:r>
         <w:rPr>
           <w:color w:val="156082" w:themeColor="accent1"/>
           <w:sz w:val="28"/>
           <w:szCs w:val="28"/>
         </w:rPr>
-        <w:t>Avg_Interaction_Frequency</w:t>
-      </w:r>
-      <w:proofErr w:type="spellEnd"/>
-    </w:p>
-    <w:p>
-      <w:pPr>
-        <w:ind w:left="720"/>
+        <w:t xml:space="preserve"> </w:t>
+      </w:r>
+      <w:r>
         <w:rPr>
           <w:color w:val="156082" w:themeColor="accent1"/>
           <w:sz w:val="28"/>
           <w:szCs w:val="28"/>
         </w:rPr>
-      </w:pPr>
-      <w:r>
-        <w:rPr>
-          <w:color w:val="156082" w:themeColor="accent1"/>
-          <w:sz w:val="28"/>
-          <w:szCs w:val="28"/>
-        </w:rPr>
-        <w:t>FROM</w:t>
-      </w:r>
-    </w:p>
-    <w:p>
-      <w:pPr>
-        <w:ind w:left="720"/>
-        <w:rPr>
-          <w:color w:val="156082" w:themeColor="accent1"/>
-          <w:sz w:val="28"/>
-          <w:szCs w:val="28"/>
-        </w:rPr>
-      </w:pPr>
-      <w:r>
-        <w:rPr>
-          <w:color w:val="156082" w:themeColor="accent1"/>
-          <w:sz w:val="28"/>
-          <w:szCs w:val="28"/>
-        </w:rPr>
-        <w:t xml:space="preserve">    </w:t>
-      </w:r>
-      <w:proofErr w:type="spellStart"/>
-      <w:r>
-        <w:rPr>
-          <w:color w:val="156082" w:themeColor="accent1"/>
-          <w:sz w:val="28"/>
-          <w:szCs w:val="28"/>
-        </w:rPr>
-        <w:t>student_performance</w:t>
-      </w:r>
-      <w:proofErr w:type="spellEnd"/>
-      <w:r>
-        <w:rPr>
-          <w:color w:val="156082" w:themeColor="accent1"/>
-          <w:sz w:val="28"/>
-          <w:szCs w:val="28"/>
-        </w:rPr>
-        <w:t>;</w:t>
-      </w:r>
-    </w:p>
-    <w:p>
-      <w:pPr>
-        <w:rPr>
-          <w:b/>
-          <w:bCs/>
-          <w:color w:val="212121"/>
-          <w:sz w:val="28"/>
-          <w:szCs w:val="28"/>
-        </w:rPr>
-      </w:pPr>
-      <w:r>
-        <w:rPr>
-          <w:b/>
-          <w:bCs/>
-          <w:color w:val="212121"/>
-          <w:sz w:val="28"/>
-          <w:szCs w:val="28"/>
-        </w:rPr>
-        <w:t>5. Retention &amp; Completion</w:t>
-      </w:r>
-    </w:p>
-    <w:p>
-      <w:pPr>
-        <w:rPr>
-          <w:color w:val="156082" w:themeColor="accent1"/>
-          <w:sz w:val="28"/>
-          <w:szCs w:val="28"/>
-        </w:rPr>
-      </w:pPr>
-      <w:r>
-        <w:rPr>
-          <w:color w:val="156082" w:themeColor="accent1"/>
-          <w:sz w:val="28"/>
-          <w:szCs w:val="28"/>
-        </w:rPr>
-        <w:tab/>
-      </w:r>
-      <w:r>
-        <w:rPr>
-          <w:color w:val="156082" w:themeColor="accent1"/>
-          <w:sz w:val="28"/>
-          <w:szCs w:val="28"/>
-        </w:rPr>
-        <w:t xml:space="preserve">SELECT </w:t>
-      </w:r>
-    </w:p>
-    <w:p>
-      <w:pPr>
-        <w:rPr>
-          <w:color w:val="156082" w:themeColor="accent1"/>
-          <w:sz w:val="28"/>
-          <w:szCs w:val="28"/>
-        </w:rPr>
-      </w:pPr>
-      <w:r>
-        <w:rPr>
-          <w:color w:val="156082" w:themeColor="accent1"/>
-          <w:sz w:val="28"/>
-          <w:szCs w:val="28"/>
-        </w:rPr>
-        <w:t xml:space="preserve">    ROUND(COUNT(CASE</w:t>
-      </w:r>
-    </w:p>
-    <w:p>
-      <w:pPr>
-        <w:rPr>
-          <w:color w:val="156082" w:themeColor="accent1"/>
-          <w:sz w:val="28"/>
-          <w:szCs w:val="28"/>
-        </w:rPr>
-      </w:pPr>
-      <w:r>
-        <w:rPr>
-          <w:color w:val="156082" w:themeColor="accent1"/>
-          <w:sz w:val="28"/>
-          <w:szCs w:val="28"/>
-        </w:rPr>
-        <w:t xml:space="preserve">                WHEN Dropout = 'Yes' THEN 1</w:t>
-      </w:r>
-    </w:p>
-    <w:p>
-      <w:pPr>
-        <w:rPr>
-          <w:color w:val="156082" w:themeColor="accent1"/>
-          <w:sz w:val="28"/>
-          <w:szCs w:val="28"/>
-        </w:rPr>
-      </w:pPr>
-      <w:r>
-        <w:rPr>
-          <w:color w:val="156082" w:themeColor="accent1"/>
-          <w:sz w:val="28"/>
-          <w:szCs w:val="28"/>
-        </w:rPr>
-        <w:t xml:space="preserve">            END) * 100 / COUNT(*),</w:t>
-      </w:r>
-    </w:p>
-    <w:p>
-      <w:pPr>
-        <w:rPr>
-          <w:color w:val="156082" w:themeColor="accent1"/>
-          <w:sz w:val="28"/>
-          <w:szCs w:val="28"/>
-        </w:rPr>
-      </w:pPr>
-      <w:r>
-        <w:rPr>
-          <w:color w:val="156082" w:themeColor="accent1"/>
-          <w:sz w:val="28"/>
-          <w:szCs w:val="28"/>
-        </w:rPr>
-        <w:t xml:space="preserve">            2) AS </w:t>
-      </w:r>
-      <w:proofErr w:type="spellStart"/>
-      <w:r>
-        <w:rPr>
-          <w:color w:val="156082" w:themeColor="accent1"/>
-          <w:sz w:val="28"/>
-          <w:szCs w:val="28"/>
-        </w:rPr>
-        <w:t>Dropout_Rate</w:t>
-      </w:r>
-      <w:proofErr w:type="spellEnd"/>
-      <w:r>
-        <w:rPr>
-          <w:color w:val="156082" w:themeColor="accent1"/>
-          <w:sz w:val="28"/>
-          <w:szCs w:val="28"/>
-        </w:rPr>
-        <w:t>,</w:t>
-      </w:r>
-    </w:p>
-    <w:p>
-      <w:pPr>
-        <w:rPr>
-          <w:color w:val="156082" w:themeColor="accent1"/>
-          <w:sz w:val="28"/>
-          <w:szCs w:val="28"/>
-        </w:rPr>
-      </w:pPr>
-      <w:r>
-        <w:rPr>
-          <w:color w:val="156082" w:themeColor="accent1"/>
-          <w:sz w:val="28"/>
-          <w:szCs w:val="28"/>
-        </w:rPr>
-        <w:t xml:space="preserve">    ROUND(COUNT(CASE</w:t>
-      </w:r>
-    </w:p>
-    <w:p>
-      <w:pPr>
-        <w:rPr>
-          <w:color w:val="156082" w:themeColor="accent1"/>
-          <w:sz w:val="28"/>
-          <w:szCs w:val="28"/>
-        </w:rPr>
-      </w:pPr>
-      <w:r>
-        <w:rPr>
-          <w:color w:val="156082" w:themeColor="accent1"/>
-          <w:sz w:val="28"/>
-          <w:szCs w:val="28"/>
-        </w:rPr>
-        <w:t xml:space="preserve">                WHEN Graduation = 'Yes' THEN 1</w:t>
-      </w:r>
-    </w:p>
-    <w:p>
-      <w:pPr>
-        <w:rPr>
-          <w:color w:val="156082" w:themeColor="accent1"/>
-          <w:sz w:val="28"/>
-          <w:szCs w:val="28"/>
-        </w:rPr>
-      </w:pPr>
-      <w:r>
-        <w:rPr>
-          <w:color w:val="156082" w:themeColor="accent1"/>
-          <w:sz w:val="28"/>
-          <w:szCs w:val="28"/>
-        </w:rPr>
-        <w:t xml:space="preserve">            END) * 100 / COUNT(*),</w:t>
-      </w:r>
-    </w:p>
-    <w:p>
-      <w:pPr>
-        <w:rPr>
-          <w:color w:val="156082" w:themeColor="accent1"/>
-          <w:sz w:val="28"/>
-          <w:szCs w:val="28"/>
-        </w:rPr>
-      </w:pPr>
-      <w:r>
-        <w:rPr>
-          <w:color w:val="156082" w:themeColor="accent1"/>
-          <w:sz w:val="28"/>
-          <w:szCs w:val="28"/>
-        </w:rPr>
-        <w:t xml:space="preserve">            2) AS </w:t>
-      </w:r>
-      <w:proofErr w:type="spellStart"/>
-      <w:r>
-        <w:rPr>
-          <w:color w:val="156082" w:themeColor="accent1"/>
-          <w:sz w:val="28"/>
-          <w:szCs w:val="28"/>
-        </w:rPr>
-        <w:t>Graduation_Rate</w:t>
-      </w:r>
-      <w:proofErr w:type="spellEnd"/>
-    </w:p>
-    <w:p>
-      <w:pPr>
-        <w:rPr>
-          <w:color w:val="156082" w:themeColor="accent1"/>
-          <w:sz w:val="28"/>
-          <w:szCs w:val="28"/>
-        </w:rPr>
-      </w:pPr>
-      <w:r>
-        <w:rPr>
-          <w:color w:val="156082" w:themeColor="accent1"/>
-          <w:sz w:val="28"/>
-          <w:szCs w:val="28"/>
-        </w:rPr>
-        <w:lastRenderedPageBreak/>
-        <w:t xml:space="preserve">     </w:t>
-      </w:r>
-      <w:r>
-        <w:rPr>
-          <w:color w:val="156082" w:themeColor="accent1"/>
-          <w:sz w:val="28"/>
-          <w:szCs w:val="28"/>
-        </w:rPr>
-        <w:t>FROM</w:t>
-      </w:r>
-      <w:r>
-        <w:rPr>
-          <w:color w:val="156082" w:themeColor="accent1"/>
-          <w:sz w:val="28"/>
-          <w:szCs w:val="28"/>
-        </w:rPr>
-        <w:t xml:space="preserve"> </w:t>
-      </w:r>
-      <w:proofErr w:type="spellStart"/>
-      <w:r>
-        <w:rPr>
-          <w:color w:val="156082" w:themeColor="accent1"/>
-          <w:sz w:val="28"/>
-          <w:szCs w:val="28"/>
-        </w:rPr>
-        <w:t>student_performance</w:t>
-      </w:r>
-      <w:proofErr w:type="spellEnd"/>
-      <w:r>
-        <w:rPr>
-          <w:color w:val="156082" w:themeColor="accent1"/>
-          <w:sz w:val="28"/>
-          <w:szCs w:val="28"/>
-        </w:rPr>
-        <w:t>;</w:t>
+        <w:t>student_performance;</w:t>
       </w:r>
     </w:p>
     <w:p>
@@ -15647,25 +14910,24 @@
           <w:sz w:val="28"/>
           <w:szCs w:val="28"/>
         </w:rPr>
-        <w:t xml:space="preserve">CREATE OR REPLACE VIEW </w:t>
-      </w:r>
-      <w:proofErr w:type="spellStart"/>
-      <w:r>
+        <w:t>CREATE OR REPLACE VIEW student_kpi_dashboard AS</w:t>
+      </w:r>
+    </w:p>
+    <w:p>
+      <w:pPr>
         <w:rPr>
           <w:color w:val="156082" w:themeColor="accent1"/>
           <w:sz w:val="28"/>
           <w:szCs w:val="28"/>
         </w:rPr>
-        <w:t>student_kpi_dashboard</w:t>
-      </w:r>
-      <w:proofErr w:type="spellEnd"/>
+      </w:pPr>
       <w:r>
         <w:rPr>
           <w:color w:val="156082" w:themeColor="accent1"/>
           <w:sz w:val="28"/>
           <w:szCs w:val="28"/>
         </w:rPr>
-        <w:t xml:space="preserve"> AS</w:t>
+        <w:t>SELECT</w:t>
       </w:r>
     </w:p>
     <w:p>
@@ -15682,7 +14944,7 @@
           <w:sz w:val="28"/>
           <w:szCs w:val="28"/>
         </w:rPr>
-        <w:t>SELECT</w:t>
+        <w:t xml:space="preserve">    ROUND(AVG((Math + Science + English + History + Geography) / 5), 2) AS Avg_Grade,</w:t>
       </w:r>
     </w:p>
     <w:p>
@@ -15699,25 +14961,24 @@
           <w:sz w:val="28"/>
           <w:szCs w:val="28"/>
         </w:rPr>
-        <w:t xml:space="preserve">    ROUND(AVG((Math + Science + English + History + Geography) / 5), 2) AS </w:t>
-      </w:r>
-      <w:proofErr w:type="spellStart"/>
-      <w:r>
+        <w:t xml:space="preserve">    ROUND(SUM(CASE WHEN Overall_Pass = 'Yes' THEN 1 ELSE 0 END) * 100.0 / COUNT(*), 2) AS Pass_Rate,</w:t>
+      </w:r>
+    </w:p>
+    <w:p>
+      <w:pPr>
         <w:rPr>
           <w:color w:val="156082" w:themeColor="accent1"/>
           <w:sz w:val="28"/>
           <w:szCs w:val="28"/>
         </w:rPr>
-        <w:t>Avg_Grade</w:t>
-      </w:r>
-      <w:proofErr w:type="spellEnd"/>
+      </w:pPr>
       <w:r>
         <w:rPr>
           <w:color w:val="156082" w:themeColor="accent1"/>
           <w:sz w:val="28"/>
           <w:szCs w:val="28"/>
         </w:rPr>
-        <w:t>,</w:t>
+        <w:t xml:space="preserve">    ROUND(AVG(Attendance_Percentage), 2) AS Avg_Attendance,</w:t>
       </w:r>
     </w:p>
     <w:p>
@@ -15734,43 +14995,41 @@
           <w:sz w:val="28"/>
           <w:szCs w:val="28"/>
         </w:rPr>
-        <w:t xml:space="preserve">    ROUND(SUM(CASE WHEN </w:t>
-      </w:r>
-      <w:proofErr w:type="spellStart"/>
-      <w:r>
+        <w:t xml:space="preserve">    ROUND(SUM(CASE WHEN Assignment_Submission = 'Yes' THEN 1 ELSE 0 END) * 100.0 / COUNT(*), 2) AS Submission_Rate,</w:t>
+      </w:r>
+    </w:p>
+    <w:p>
+      <w:pPr>
         <w:rPr>
           <w:color w:val="156082" w:themeColor="accent1"/>
           <w:sz w:val="28"/>
           <w:szCs w:val="28"/>
         </w:rPr>
-        <w:t>Overall_Pass</w:t>
-      </w:r>
-      <w:proofErr w:type="spellEnd"/>
+      </w:pPr>
       <w:r>
         <w:rPr>
           <w:color w:val="156082" w:themeColor="accent1"/>
           <w:sz w:val="28"/>
           <w:szCs w:val="28"/>
         </w:rPr>
-        <w:t xml:space="preserve"> = 'Yes' THEN 1 ELSE 0 END) * 100.0 / COUNT(*), 2) AS </w:t>
-      </w:r>
-      <w:proofErr w:type="spellStart"/>
-      <w:r>
+        <w:t xml:space="preserve">    ROUND(SUM(CASE WHEN Assessment_Improvement = 'Yes' THEN 1 ELSE 0 END) * 100.0 / COUNT(*), 2) AS Assessment_Improvement_Rate,</w:t>
+      </w:r>
+    </w:p>
+    <w:p>
+      <w:pPr>
         <w:rPr>
           <w:color w:val="156082" w:themeColor="accent1"/>
           <w:sz w:val="28"/>
           <w:szCs w:val="28"/>
         </w:rPr>
-        <w:t>Pass_Rate</w:t>
-      </w:r>
-      <w:proofErr w:type="spellEnd"/>
+      </w:pPr>
       <w:r>
         <w:rPr>
           <w:color w:val="156082" w:themeColor="accent1"/>
           <w:sz w:val="28"/>
           <w:szCs w:val="28"/>
         </w:rPr>
-        <w:t>,</w:t>
+        <w:t xml:space="preserve">    ROUND(AVG(Disciplinary_Records) * 100, 2) AS Disciplinary_Records_Rate,</w:t>
       </w:r>
     </w:p>
     <w:p>
@@ -15787,318 +15046,42 @@
           <w:sz w:val="28"/>
           <w:szCs w:val="28"/>
         </w:rPr>
-        <w:t xml:space="preserve">    ROUND(AVG(</w:t>
-      </w:r>
-      <w:proofErr w:type="spellStart"/>
-      <w:r>
+        <w:t xml:space="preserve">    ROUND(AVG(Interaction_Frequency), 2) AS Avg_Interaction_Frequency,</w:t>
+      </w:r>
+    </w:p>
+    <w:p>
+      <w:pPr>
         <w:rPr>
           <w:color w:val="156082" w:themeColor="accent1"/>
           <w:sz w:val="28"/>
           <w:szCs w:val="28"/>
         </w:rPr>
-        <w:t>Attendance_Percentage</w:t>
-      </w:r>
-      <w:proofErr w:type="spellEnd"/>
+      </w:pPr>
       <w:r>
         <w:rPr>
           <w:color w:val="156082" w:themeColor="accent1"/>
           <w:sz w:val="28"/>
           <w:szCs w:val="28"/>
         </w:rPr>
-        <w:t xml:space="preserve">), 2) AS </w:t>
-      </w:r>
-      <w:proofErr w:type="spellStart"/>
-      <w:r>
+        <w:t xml:space="preserve">    ROUND(SUM(CASE WHEN Dropout = 'Yes' THEN 1 ELSE 0 END) * 100.0 / COUNT(*), 2) AS Dropout_Rate,</w:t>
+      </w:r>
+    </w:p>
+    <w:p>
+      <w:pPr>
         <w:rPr>
           <w:color w:val="156082" w:themeColor="accent1"/>
           <w:sz w:val="28"/>
           <w:szCs w:val="28"/>
         </w:rPr>
-        <w:t>Avg_Attendance</w:t>
-      </w:r>
-      <w:proofErr w:type="spellEnd"/>
+      </w:pPr>
       <w:r>
         <w:rPr>
           <w:color w:val="156082" w:themeColor="accent1"/>
           <w:sz w:val="28"/>
           <w:szCs w:val="28"/>
         </w:rPr>
-        <w:t>,</w:t>
-      </w:r>
-    </w:p>
-    <w:p>
-      <w:pPr>
-        <w:rPr>
-          <w:color w:val="156082" w:themeColor="accent1"/>
-          <w:sz w:val="28"/>
-          <w:szCs w:val="28"/>
-        </w:rPr>
-      </w:pPr>
-      <w:r>
-        <w:rPr>
-          <w:color w:val="156082" w:themeColor="accent1"/>
-          <w:sz w:val="28"/>
-          <w:szCs w:val="28"/>
-        </w:rPr>
-        <w:t xml:space="preserve">    ROUND(SUM(CASE WHEN </w:t>
-      </w:r>
-      <w:proofErr w:type="spellStart"/>
-      <w:r>
-        <w:rPr>
-          <w:color w:val="156082" w:themeColor="accent1"/>
-          <w:sz w:val="28"/>
-          <w:szCs w:val="28"/>
-        </w:rPr>
-        <w:t>Assignment_Submission</w:t>
-      </w:r>
-      <w:proofErr w:type="spellEnd"/>
-      <w:r>
-        <w:rPr>
-          <w:color w:val="156082" w:themeColor="accent1"/>
-          <w:sz w:val="28"/>
-          <w:szCs w:val="28"/>
-        </w:rPr>
-        <w:t xml:space="preserve"> = 'Yes' THEN 1 ELSE 0 END) * 100.0 / COUNT(*), 2) AS </w:t>
-      </w:r>
-      <w:proofErr w:type="spellStart"/>
-      <w:r>
-        <w:rPr>
-          <w:color w:val="156082" w:themeColor="accent1"/>
-          <w:sz w:val="28"/>
-          <w:szCs w:val="28"/>
-        </w:rPr>
-        <w:t>Submission_Rate</w:t>
-      </w:r>
-      <w:proofErr w:type="spellEnd"/>
-      <w:r>
-        <w:rPr>
-          <w:color w:val="156082" w:themeColor="accent1"/>
-          <w:sz w:val="28"/>
-          <w:szCs w:val="28"/>
-        </w:rPr>
-        <w:t>,</w:t>
-      </w:r>
-    </w:p>
-    <w:p>
-      <w:pPr>
-        <w:rPr>
-          <w:color w:val="156082" w:themeColor="accent1"/>
-          <w:sz w:val="28"/>
-          <w:szCs w:val="28"/>
-        </w:rPr>
-      </w:pPr>
-      <w:r>
-        <w:rPr>
-          <w:color w:val="156082" w:themeColor="accent1"/>
-          <w:sz w:val="28"/>
-          <w:szCs w:val="28"/>
-        </w:rPr>
-        <w:t xml:space="preserve">    ROUND(SUM(CASE WHEN </w:t>
-      </w:r>
-      <w:proofErr w:type="spellStart"/>
-      <w:r>
-        <w:rPr>
-          <w:color w:val="156082" w:themeColor="accent1"/>
-          <w:sz w:val="28"/>
-          <w:szCs w:val="28"/>
-        </w:rPr>
-        <w:t>Assessment_Improvement</w:t>
-      </w:r>
-      <w:proofErr w:type="spellEnd"/>
-      <w:r>
-        <w:rPr>
-          <w:color w:val="156082" w:themeColor="accent1"/>
-          <w:sz w:val="28"/>
-          <w:szCs w:val="28"/>
-        </w:rPr>
-        <w:t xml:space="preserve"> = 'Yes' THEN 1 ELSE 0 END) * 100.0 / COUNT(*), 2) AS </w:t>
-      </w:r>
-      <w:proofErr w:type="spellStart"/>
-      <w:r>
-        <w:rPr>
-          <w:color w:val="156082" w:themeColor="accent1"/>
-          <w:sz w:val="28"/>
-          <w:szCs w:val="28"/>
-        </w:rPr>
-        <w:t>Assessment_Improvement_Rate</w:t>
-      </w:r>
-      <w:proofErr w:type="spellEnd"/>
-      <w:r>
-        <w:rPr>
-          <w:color w:val="156082" w:themeColor="accent1"/>
-          <w:sz w:val="28"/>
-          <w:szCs w:val="28"/>
-        </w:rPr>
-        <w:t>,</w:t>
-      </w:r>
-    </w:p>
-    <w:p>
-      <w:pPr>
-        <w:rPr>
-          <w:color w:val="156082" w:themeColor="accent1"/>
-          <w:sz w:val="28"/>
-          <w:szCs w:val="28"/>
-        </w:rPr>
-      </w:pPr>
-      <w:r>
-        <w:rPr>
-          <w:color w:val="156082" w:themeColor="accent1"/>
-          <w:sz w:val="28"/>
-          <w:szCs w:val="28"/>
-        </w:rPr>
-        <w:t xml:space="preserve">    ROUND(AVG(</w:t>
-      </w:r>
-      <w:proofErr w:type="spellStart"/>
-      <w:r>
-        <w:rPr>
-          <w:color w:val="156082" w:themeColor="accent1"/>
-          <w:sz w:val="28"/>
-          <w:szCs w:val="28"/>
-        </w:rPr>
-        <w:t>Disciplinary_Records</w:t>
-      </w:r>
-      <w:proofErr w:type="spellEnd"/>
-      <w:r>
-        <w:rPr>
-          <w:color w:val="156082" w:themeColor="accent1"/>
-          <w:sz w:val="28"/>
-          <w:szCs w:val="28"/>
-        </w:rPr>
-        <w:t xml:space="preserve">) * 100, 2) AS </w:t>
-      </w:r>
-      <w:proofErr w:type="spellStart"/>
-      <w:r>
-        <w:rPr>
-          <w:color w:val="156082" w:themeColor="accent1"/>
-          <w:sz w:val="28"/>
-          <w:szCs w:val="28"/>
-        </w:rPr>
-        <w:t>Disciplinary_Records_Rate</w:t>
-      </w:r>
-      <w:proofErr w:type="spellEnd"/>
-      <w:r>
-        <w:rPr>
-          <w:color w:val="156082" w:themeColor="accent1"/>
-          <w:sz w:val="28"/>
-          <w:szCs w:val="28"/>
-        </w:rPr>
-        <w:t>,</w:t>
-      </w:r>
-    </w:p>
-    <w:p>
-      <w:pPr>
-        <w:rPr>
-          <w:color w:val="156082" w:themeColor="accent1"/>
-          <w:sz w:val="28"/>
-          <w:szCs w:val="28"/>
-        </w:rPr>
-      </w:pPr>
-      <w:r>
-        <w:rPr>
-          <w:color w:val="156082" w:themeColor="accent1"/>
-          <w:sz w:val="28"/>
-          <w:szCs w:val="28"/>
-        </w:rPr>
-        <w:t xml:space="preserve">    ROUND(AVG(</w:t>
-      </w:r>
-      <w:proofErr w:type="spellStart"/>
-      <w:r>
-        <w:rPr>
-          <w:color w:val="156082" w:themeColor="accent1"/>
-          <w:sz w:val="28"/>
-          <w:szCs w:val="28"/>
-        </w:rPr>
-        <w:t>Interaction_Frequency</w:t>
-      </w:r>
-      <w:proofErr w:type="spellEnd"/>
-      <w:r>
-        <w:rPr>
-          <w:color w:val="156082" w:themeColor="accent1"/>
-          <w:sz w:val="28"/>
-          <w:szCs w:val="28"/>
-        </w:rPr>
-        <w:t xml:space="preserve">), 2) AS </w:t>
-      </w:r>
-      <w:proofErr w:type="spellStart"/>
-      <w:r>
-        <w:rPr>
-          <w:color w:val="156082" w:themeColor="accent1"/>
-          <w:sz w:val="28"/>
-          <w:szCs w:val="28"/>
-        </w:rPr>
-        <w:t>Avg_Interaction_Frequency</w:t>
-      </w:r>
-      <w:proofErr w:type="spellEnd"/>
-      <w:r>
-        <w:rPr>
-          <w:color w:val="156082" w:themeColor="accent1"/>
-          <w:sz w:val="28"/>
-          <w:szCs w:val="28"/>
-        </w:rPr>
-        <w:t>,</w:t>
-      </w:r>
-    </w:p>
-    <w:p>
-      <w:pPr>
-        <w:rPr>
-          <w:color w:val="156082" w:themeColor="accent1"/>
-          <w:sz w:val="28"/>
-          <w:szCs w:val="28"/>
-        </w:rPr>
-      </w:pPr>
-      <w:r>
-        <w:rPr>
-          <w:color w:val="156082" w:themeColor="accent1"/>
-          <w:sz w:val="28"/>
-          <w:szCs w:val="28"/>
-        </w:rPr>
-        <w:t xml:space="preserve">    ROUND(SUM(CASE WHEN Dropout = 'Yes' THEN 1 ELSE 0 END) * 100.0 / COUNT(*), 2) AS </w:t>
-      </w:r>
-      <w:proofErr w:type="spellStart"/>
-      <w:r>
-        <w:rPr>
-          <w:color w:val="156082" w:themeColor="accent1"/>
-          <w:sz w:val="28"/>
-          <w:szCs w:val="28"/>
-        </w:rPr>
-        <w:t>Dropout_Rate</w:t>
-      </w:r>
-      <w:proofErr w:type="spellEnd"/>
-      <w:r>
-        <w:rPr>
-          <w:color w:val="156082" w:themeColor="accent1"/>
-          <w:sz w:val="28"/>
-          <w:szCs w:val="28"/>
-        </w:rPr>
-        <w:t>,</w:t>
-      </w:r>
-    </w:p>
-    <w:p>
-      <w:pPr>
-        <w:rPr>
-          <w:color w:val="156082" w:themeColor="accent1"/>
-          <w:sz w:val="28"/>
-          <w:szCs w:val="28"/>
-        </w:rPr>
-      </w:pPr>
-      <w:r>
-        <w:rPr>
-          <w:color w:val="156082" w:themeColor="accent1"/>
-          <w:sz w:val="28"/>
-          <w:szCs w:val="28"/>
-        </w:rPr>
-        <w:t xml:space="preserve">    ROUND(SUM(CASE WHEN Graduation = 'Yes' THEN 1 ELSE 0 END) * 100.0 / COUNT(*), 2) AS </w:t>
-      </w:r>
-      <w:proofErr w:type="spellStart"/>
-      <w:r>
-        <w:rPr>
-          <w:color w:val="156082" w:themeColor="accent1"/>
-          <w:sz w:val="28"/>
-          <w:szCs w:val="28"/>
-        </w:rPr>
-        <w:t>Graduation_Rate</w:t>
-      </w:r>
-      <w:proofErr w:type="spellEnd"/>
+        <w:t xml:space="preserve">    ROUND(SUM(CASE WHEN Graduation = 'Yes' THEN 1 ELSE 0 END) * 100.0 / COUNT(*), 2) AS Graduation_Rate</w:t>
+      </w:r>
     </w:p>
     <w:p>
       <w:pPr>
@@ -16115,25 +15098,7 @@
           <w:sz w:val="28"/>
           <w:szCs w:val="28"/>
         </w:rPr>
-        <w:t xml:space="preserve">FROM </w:t>
-      </w:r>
-      <w:proofErr w:type="spellStart"/>
-      <w:r>
-        <w:rPr>
-          <w:color w:val="156082" w:themeColor="accent1"/>
-          <w:sz w:val="28"/>
-          <w:szCs w:val="28"/>
-        </w:rPr>
-        <w:t>student_performance</w:t>
-      </w:r>
-      <w:proofErr w:type="spellEnd"/>
-      <w:r>
-        <w:rPr>
-          <w:color w:val="156082" w:themeColor="accent1"/>
-          <w:sz w:val="28"/>
-          <w:szCs w:val="28"/>
-        </w:rPr>
-        <w:t>;</w:t>
+        <w:t>FROM student_performance;</w:t>
       </w:r>
     </w:p>
     <w:p>
@@ -16322,25 +15287,7 @@
           <w:sz w:val="32"/>
           <w:szCs w:val="32"/>
         </w:rPr>
-        <w:t xml:space="preserve">The dashboard was designed using Power BI Desktop, and connected to the MySQL database </w:t>
-      </w:r>
-      <w:proofErr w:type="spellStart"/>
-      <w:r>
-        <w:rPr>
-          <w:color w:val="212121"/>
-          <w:sz w:val="32"/>
-          <w:szCs w:val="32"/>
-        </w:rPr>
-        <w:t>student_performance_db</w:t>
-      </w:r>
-      <w:proofErr w:type="spellEnd"/>
-      <w:r>
-        <w:rPr>
-          <w:color w:val="212121"/>
-          <w:sz w:val="32"/>
-          <w:szCs w:val="32"/>
-        </w:rPr>
-        <w:t xml:space="preserve"> through the MySQL connector.</w:t>
+        <w:t>The dashboard was designed using Power BI Desktop, and connected to the MySQL database student_performance_db through the MySQL connector.</w:t>
       </w:r>
     </w:p>
     <w:p>
@@ -19632,23 +18579,13 @@
                       <w:szCs w:val="32"/>
                     </w:rPr>
                   </w:pPr>
-                  <w:proofErr w:type="spellStart"/>
                   <w:r>
                     <w:rPr>
                       <w:color w:val="212121"/>
                       <w:sz w:val="32"/>
                       <w:szCs w:val="32"/>
                     </w:rPr>
-                    <w:t>TreeMap</w:t>
-                  </w:r>
-                  <w:proofErr w:type="spellEnd"/>
-                  <w:r>
-                    <w:rPr>
-                      <w:color w:val="212121"/>
-                      <w:sz w:val="32"/>
-                      <w:szCs w:val="32"/>
-                    </w:rPr>
-                    <w:t xml:space="preserve"> / Pie Chart</w:t>
+                    <w:t>TreeMap / Pie Chart</w:t>
                   </w:r>
                 </w:p>
               </w:tc>
@@ -19797,31 +18734,62 @@
           <w:szCs w:val="36"/>
         </w:rPr>
       </w:pPr>
-      <w:r>
-        <w:rPr>
-          <w:rFonts w:hint="cs"/>
+    </w:p>
+    <w:p>
+      <w:pPr>
+        <w:rPr>
+          <w:b/>
+          <w:bCs/>
+          <w:color w:val="212121"/>
+          <w:sz w:val="36"/>
+          <w:szCs w:val="36"/>
+        </w:rPr>
+      </w:pPr>
+    </w:p>
+    <w:p>
+      <w:pPr>
+        <w:rPr>
+          <w:b/>
+          <w:bCs/>
+          <w:color w:val="212121"/>
+          <w:sz w:val="36"/>
+          <w:szCs w:val="36"/>
+        </w:rPr>
+      </w:pPr>
+    </w:p>
+    <w:p>
+      <w:pPr>
+        <w:rPr>
+          <w:b/>
+          <w:bCs/>
+          <w:color w:val="212121"/>
+          <w:sz w:val="36"/>
+          <w:szCs w:val="36"/>
+        </w:rPr>
+      </w:pPr>
+      <w:r>
+        <w:rPr>
           <w:b/>
           <w:bCs/>
           <w:noProof/>
           <w:color w:val="212121"/>
           <w:sz w:val="36"/>
           <w:szCs w:val="36"/>
-          <w:rtl/>
-          <w:lang w:val="ar-SA"/>
-        </w:rPr>
+        </w:rPr>
+        <w:lastRenderedPageBreak/>
         <w:drawing>
-          <wp:anchor distT="0" distB="0" distL="114300" distR="114300" simplePos="0" relativeHeight="251658240" behindDoc="0" locked="0" layoutInCell="1" allowOverlap="1" wp14:anchorId="4E42AFB4" wp14:editId="35E007C3">
+          <wp:anchor distT="0" distB="0" distL="114300" distR="114300" simplePos="0" relativeHeight="251661312" behindDoc="0" locked="0" layoutInCell="1" allowOverlap="1" wp14:anchorId="70A0DDCA" wp14:editId="7E6044F5">
             <wp:simplePos x="0" y="0"/>
             <wp:positionH relativeFrom="margin">
-              <wp:align>center</wp:align>
+              <wp:posOffset>-254000</wp:posOffset>
             </wp:positionH>
-            <wp:positionV relativeFrom="margin">
-              <wp:posOffset>20955</wp:posOffset>
+            <wp:positionV relativeFrom="page">
+              <wp:posOffset>762000</wp:posOffset>
             </wp:positionV>
-            <wp:extent cx="7271658" cy="3950669"/>
-            <wp:effectExtent l="0" t="0" r="5715" b="0"/>
+            <wp:extent cx="6426200" cy="3790950"/>
+            <wp:effectExtent l="0" t="0" r="0" b="0"/>
             <wp:wrapNone/>
-            <wp:docPr id="2007746267" name="Picture 25" descr="A screenshot of a data analysis&#10;&#10;AI-generated content may be incorrect."/>
+            <wp:docPr id="1918767488" name="Picture 1" descr="A screenshot of a computer&#10;&#10;AI-generated content may be incorrect."/>
             <wp:cNvGraphicFramePr>
               <a:graphicFrameLocks xmlns:a="http://schemas.openxmlformats.org/drawingml/2006/main" noChangeAspect="1"/>
             </wp:cNvGraphicFramePr>
@@ -19829,7 +18797,7 @@
               <a:graphicData uri="http://schemas.openxmlformats.org/drawingml/2006/picture">
                 <pic:pic xmlns:pic="http://schemas.openxmlformats.org/drawingml/2006/picture">
                   <pic:nvPicPr>
-                    <pic:cNvPr id="2007746267" name="Picture 25" descr="A screenshot of a data analysis&#10;&#10;AI-generated content may be incorrect."/>
+                    <pic:cNvPr id="1918767488" name="Picture 1" descr="A screenshot of a computer&#10;&#10;AI-generated content may be incorrect."/>
                     <pic:cNvPicPr/>
                   </pic:nvPicPr>
                   <pic:blipFill>
@@ -19847,7 +18815,7 @@
                   <pic:spPr>
                     <a:xfrm>
                       <a:off x="0" y="0"/>
-                      <a:ext cx="7271658" cy="3950669"/>
+                      <a:ext cx="6426200" cy="3790950"/>
                     </a:xfrm>
                     <a:prstGeom prst="rect">
                       <a:avLst/>
@@ -19912,12 +18880,81 @@
     </w:p>
     <w:p>
       <w:pPr>
-        <w:rPr>
+        <w:jc w:val="center"/>
+        <w:rPr>
+          <w:color w:val="212121"/>
+          <w:sz w:val="28"/>
+          <w:szCs w:val="28"/>
+        </w:rPr>
+      </w:pPr>
+    </w:p>
+    <w:p>
+      <w:pPr>
+        <w:jc w:val="center"/>
+        <w:rPr>
+          <w:color w:val="212121"/>
+          <w:sz w:val="28"/>
+          <w:szCs w:val="28"/>
+        </w:rPr>
+      </w:pPr>
+    </w:p>
+    <w:p>
+      <w:pPr>
+        <w:jc w:val="center"/>
+        <w:rPr>
+          <w:color w:val="212121"/>
+          <w:sz w:val="28"/>
+          <w:szCs w:val="28"/>
+        </w:rPr>
+      </w:pPr>
+    </w:p>
+    <w:p>
+      <w:pPr>
+        <w:jc w:val="center"/>
+        <w:rPr>
+          <w:color w:val="212121"/>
+          <w:sz w:val="28"/>
+          <w:szCs w:val="28"/>
+        </w:rPr>
+      </w:pPr>
+    </w:p>
+    <w:p>
+      <w:pPr>
+        <w:jc w:val="center"/>
+        <w:rPr>
+          <w:color w:val="212121"/>
+          <w:sz w:val="28"/>
+          <w:szCs w:val="28"/>
+        </w:rPr>
+      </w:pPr>
+    </w:p>
+    <w:p>
+      <w:pPr>
+        <w:jc w:val="center"/>
+        <w:rPr>
+          <w:color w:val="212121"/>
+          <w:sz w:val="28"/>
+          <w:szCs w:val="28"/>
+        </w:rPr>
+      </w:pPr>
+      <w:r>
+        <w:rPr>
+          <w:color w:val="212121"/>
+          <w:sz w:val="28"/>
+          <w:szCs w:val="28"/>
+        </w:rPr>
+        <w:t>Figure 3.1: Student Performance Dashboard</w:t>
+      </w:r>
+    </w:p>
+    <w:p>
+      <w:pPr>
+        <w:rPr>
+          <w:rFonts w:cs="Segoe UI Emoji"/>
           <w:b/>
           <w:bCs/>
           <w:color w:val="212121"/>
-          <w:sz w:val="36"/>
-          <w:szCs w:val="36"/>
+          <w:sz w:val="32"/>
+          <w:szCs w:val="32"/>
         </w:rPr>
       </w:pPr>
     </w:p>
@@ -19927,50 +18964,48 @@
           <w:b/>
           <w:bCs/>
           <w:color w:val="212121"/>
-          <w:sz w:val="36"/>
-          <w:szCs w:val="36"/>
-        </w:rPr>
-      </w:pPr>
-    </w:p>
-    <w:p>
-      <w:pPr>
-        <w:rPr>
+          <w:sz w:val="32"/>
+          <w:szCs w:val="32"/>
+        </w:rPr>
+      </w:pPr>
+      <w:r>
+        <w:rPr>
+          <w:rFonts w:cs="Segoe UI Emoji"/>
           <w:b/>
           <w:bCs/>
           <w:color w:val="212121"/>
-          <w:sz w:val="36"/>
-          <w:szCs w:val="36"/>
-        </w:rPr>
-      </w:pPr>
-    </w:p>
-    <w:p>
-      <w:pPr>
-        <w:jc w:val="center"/>
-        <w:rPr>
-          <w:color w:val="212121"/>
-          <w:sz w:val="28"/>
-          <w:szCs w:val="28"/>
-        </w:rPr>
-      </w:pPr>
-      <w:r>
-        <w:rPr>
-          <w:color w:val="212121"/>
-          <w:sz w:val="28"/>
-          <w:szCs w:val="28"/>
-        </w:rPr>
-        <w:t>Figure 3.1: Student Performance Dashboard</w:t>
-      </w:r>
-    </w:p>
-    <w:p>
-      <w:pPr>
+          <w:sz w:val="32"/>
+          <w:szCs w:val="32"/>
+        </w:rPr>
+        <w:t>3.4</w:t>
+      </w:r>
+      <w:r>
         <w:rPr>
           <w:b/>
           <w:bCs/>
           <w:color w:val="212121"/>
-          <w:sz w:val="36"/>
-          <w:szCs w:val="36"/>
-        </w:rPr>
-      </w:pPr>
+          <w:sz w:val="32"/>
+          <w:szCs w:val="32"/>
+        </w:rPr>
+        <w:t xml:space="preserve"> Drill-Through Analysis (Student Details Page)</w:t>
+      </w:r>
+    </w:p>
+    <w:p>
+      <w:pPr>
+        <w:rPr>
+          <w:color w:val="212121"/>
+          <w:sz w:val="32"/>
+          <w:szCs w:val="32"/>
+        </w:rPr>
+      </w:pPr>
+      <w:r>
+        <w:rPr>
+          <w:color w:val="212121"/>
+          <w:sz w:val="32"/>
+          <w:szCs w:val="32"/>
+        </w:rPr>
+        <w:t>To provide a deeper level of insight and allow more focused analysis, a Drill-Through page was created in Power BI. This feature enables users to click on any student from the main dashboard and navigate to a dedicated Student Details report showing individualized performance metrics.</w:t>
+      </w:r>
     </w:p>
     <w:p>
       <w:pPr>
@@ -19990,7 +19025,1390 @@
           <w:sz w:val="32"/>
           <w:szCs w:val="32"/>
         </w:rPr>
-        <w:t>3.4 Analytical Insights:</w:t>
+        <w:t>Purpose of the Drill-Through Page</w:t>
+      </w:r>
+    </w:p>
+    <w:p>
+      <w:pPr>
+        <w:rPr>
+          <w:color w:val="212121"/>
+          <w:sz w:val="32"/>
+          <w:szCs w:val="32"/>
+        </w:rPr>
+      </w:pPr>
+      <w:r>
+        <w:rPr>
+          <w:color w:val="212121"/>
+          <w:sz w:val="32"/>
+          <w:szCs w:val="32"/>
+        </w:rPr>
+        <w:t xml:space="preserve">     </w:t>
+      </w:r>
+      <w:r>
+        <w:rPr>
+          <w:color w:val="212121"/>
+          <w:sz w:val="32"/>
+          <w:szCs w:val="32"/>
+        </w:rPr>
+        <w:t xml:space="preserve">The Drill-Through page helps stakeholders such as teachers, </w:t>
+      </w:r>
+      <w:r>
+        <w:rPr>
+          <w:color w:val="212121"/>
+          <w:sz w:val="32"/>
+          <w:szCs w:val="32"/>
+        </w:rPr>
+        <w:t xml:space="preserve">    </w:t>
+      </w:r>
+      <w:r>
+        <w:rPr>
+          <w:color w:val="212121"/>
+          <w:sz w:val="32"/>
+          <w:szCs w:val="32"/>
+        </w:rPr>
+        <w:t>administrators, or data analysts:</w:t>
+      </w:r>
+    </w:p>
+    <w:p>
+      <w:pPr>
+        <w:numPr>
+          <w:ilvl w:val="0"/>
+          <w:numId w:val="37"/>
+        </w:numPr>
+        <w:rPr>
+          <w:color w:val="212121"/>
+          <w:sz w:val="32"/>
+          <w:szCs w:val="32"/>
+        </w:rPr>
+      </w:pPr>
+      <w:r>
+        <w:rPr>
+          <w:color w:val="212121"/>
+          <w:sz w:val="32"/>
+          <w:szCs w:val="32"/>
+        </w:rPr>
+        <w:t>Review individual student performance.</w:t>
+      </w:r>
+    </w:p>
+    <w:p>
+      <w:pPr>
+        <w:numPr>
+          <w:ilvl w:val="0"/>
+          <w:numId w:val="37"/>
+        </w:numPr>
+        <w:rPr>
+          <w:color w:val="212121"/>
+          <w:sz w:val="32"/>
+          <w:szCs w:val="32"/>
+        </w:rPr>
+      </w:pPr>
+      <w:r>
+        <w:rPr>
+          <w:color w:val="212121"/>
+          <w:sz w:val="32"/>
+          <w:szCs w:val="32"/>
+        </w:rPr>
+        <w:lastRenderedPageBreak/>
+        <w:t>Analyze subject-wise scores.</w:t>
+      </w:r>
+    </w:p>
+    <w:p>
+      <w:pPr>
+        <w:numPr>
+          <w:ilvl w:val="0"/>
+          <w:numId w:val="37"/>
+        </w:numPr>
+        <w:rPr>
+          <w:color w:val="212121"/>
+          <w:sz w:val="32"/>
+          <w:szCs w:val="32"/>
+        </w:rPr>
+      </w:pPr>
+      <w:r>
+        <w:rPr>
+          <w:color w:val="212121"/>
+          <w:sz w:val="32"/>
+          <w:szCs w:val="32"/>
+        </w:rPr>
+        <w:t>Monitor behavioral indicators.</w:t>
+      </w:r>
+    </w:p>
+    <w:p>
+      <w:pPr>
+        <w:numPr>
+          <w:ilvl w:val="0"/>
+          <w:numId w:val="37"/>
+        </w:numPr>
+        <w:rPr>
+          <w:color w:val="212121"/>
+          <w:sz w:val="32"/>
+          <w:szCs w:val="32"/>
+        </w:rPr>
+      </w:pPr>
+      <w:r>
+        <w:rPr>
+          <w:color w:val="212121"/>
+          <w:sz w:val="32"/>
+          <w:szCs w:val="32"/>
+        </w:rPr>
+        <w:t>Understand patterns behind dropout, graduation, or disciplinary records.</w:t>
+      </w:r>
+    </w:p>
+    <w:p>
+      <w:pPr>
+        <w:numPr>
+          <w:ilvl w:val="0"/>
+          <w:numId w:val="37"/>
+        </w:numPr>
+        <w:rPr>
+          <w:color w:val="212121"/>
+          <w:sz w:val="32"/>
+          <w:szCs w:val="32"/>
+        </w:rPr>
+      </w:pPr>
+      <w:r>
+        <w:rPr>
+          <w:color w:val="212121"/>
+          <w:sz w:val="32"/>
+          <w:szCs w:val="32"/>
+        </w:rPr>
+        <w:t>Compare different students quickly for decision-making.</w:t>
+      </w:r>
+    </w:p>
+    <w:p>
+      <w:pPr>
+        <w:rPr>
+          <w:color w:val="212121"/>
+          <w:sz w:val="32"/>
+          <w:szCs w:val="32"/>
+        </w:rPr>
+      </w:pPr>
+    </w:p>
+    <w:p>
+      <w:pPr>
+        <w:rPr>
+          <w:b/>
+          <w:bCs/>
+          <w:color w:val="212121"/>
+          <w:sz w:val="32"/>
+          <w:szCs w:val="32"/>
+        </w:rPr>
+      </w:pPr>
+      <w:r>
+        <w:rPr>
+          <w:b/>
+          <w:bCs/>
+          <w:color w:val="212121"/>
+          <w:sz w:val="32"/>
+          <w:szCs w:val="32"/>
+        </w:rPr>
+        <w:t>Key Elements Displayed in the Drill-Through Page</w:t>
+      </w:r>
+    </w:p>
+    <w:p>
+      <w:pPr>
+        <w:rPr>
+          <w:color w:val="212121"/>
+          <w:sz w:val="32"/>
+          <w:szCs w:val="32"/>
+        </w:rPr>
+      </w:pPr>
+      <w:r>
+        <w:rPr>
+          <w:color w:val="212121"/>
+          <w:sz w:val="32"/>
+          <w:szCs w:val="32"/>
+        </w:rPr>
+        <w:t>1-</w:t>
+      </w:r>
+      <w:r>
+        <w:rPr>
+          <w:color w:val="212121"/>
+          <w:sz w:val="32"/>
+          <w:szCs w:val="32"/>
+        </w:rPr>
+        <w:t xml:space="preserve"> Demographic Information</w:t>
+      </w:r>
+    </w:p>
+    <w:p>
+      <w:pPr>
+        <w:numPr>
+          <w:ilvl w:val="0"/>
+          <w:numId w:val="38"/>
+        </w:numPr>
+        <w:rPr>
+          <w:color w:val="212121"/>
+          <w:sz w:val="32"/>
+          <w:szCs w:val="32"/>
+        </w:rPr>
+      </w:pPr>
+      <w:r>
+        <w:rPr>
+          <w:color w:val="212121"/>
+          <w:sz w:val="32"/>
+          <w:szCs w:val="32"/>
+        </w:rPr>
+        <w:t>Age</w:t>
+      </w:r>
+    </w:p>
+    <w:p>
+      <w:pPr>
+        <w:numPr>
+          <w:ilvl w:val="0"/>
+          <w:numId w:val="38"/>
+        </w:numPr>
+        <w:rPr>
+          <w:color w:val="212121"/>
+          <w:sz w:val="32"/>
+          <w:szCs w:val="32"/>
+        </w:rPr>
+      </w:pPr>
+      <w:r>
+        <w:rPr>
+          <w:color w:val="212121"/>
+          <w:sz w:val="32"/>
+          <w:szCs w:val="32"/>
+        </w:rPr>
+        <w:t>Gender</w:t>
+      </w:r>
+    </w:p>
+    <w:p>
+      <w:pPr>
+        <w:rPr>
+          <w:color w:val="212121"/>
+          <w:sz w:val="32"/>
+          <w:szCs w:val="32"/>
+        </w:rPr>
+      </w:pPr>
+      <w:r>
+        <w:rPr>
+          <w:color w:val="212121"/>
+          <w:sz w:val="32"/>
+          <w:szCs w:val="32"/>
+        </w:rPr>
+        <w:t>Displayed using KPI cards for clarity and readability.</w:t>
+      </w:r>
+    </w:p>
+    <w:p>
+      <w:pPr>
+        <w:rPr>
+          <w:color w:val="212121"/>
+          <w:sz w:val="32"/>
+          <w:szCs w:val="32"/>
+        </w:rPr>
+      </w:pPr>
+      <w:r>
+        <w:rPr>
+          <w:color w:val="212121"/>
+          <w:sz w:val="32"/>
+          <w:szCs w:val="32"/>
+        </w:rPr>
+        <w:t>2-</w:t>
+      </w:r>
+      <w:r>
+        <w:rPr>
+          <w:color w:val="212121"/>
+          <w:sz w:val="32"/>
+          <w:szCs w:val="32"/>
+        </w:rPr>
+        <w:t xml:space="preserve"> Engagement Metric</w:t>
+      </w:r>
+    </w:p>
+    <w:p>
+      <w:pPr>
+        <w:numPr>
+          <w:ilvl w:val="0"/>
+          <w:numId w:val="39"/>
+        </w:numPr>
+        <w:rPr>
+          <w:color w:val="212121"/>
+          <w:sz w:val="32"/>
+          <w:szCs w:val="32"/>
+        </w:rPr>
+      </w:pPr>
+      <w:r>
+        <w:rPr>
+          <w:color w:val="212121"/>
+          <w:sz w:val="32"/>
+          <w:szCs w:val="32"/>
+        </w:rPr>
+        <w:t>Interaction Frequency</w:t>
+      </w:r>
+    </w:p>
+    <w:p>
+      <w:pPr>
+        <w:rPr>
+          <w:color w:val="212121"/>
+          <w:sz w:val="32"/>
+          <w:szCs w:val="32"/>
+        </w:rPr>
+      </w:pPr>
+      <w:r>
+        <w:rPr>
+          <w:color w:val="212121"/>
+          <w:sz w:val="32"/>
+          <w:szCs w:val="32"/>
+        </w:rPr>
+        <w:t>This helps understand the student’s activity level or participation in academic environments.</w:t>
+      </w:r>
+    </w:p>
+    <w:p>
+      <w:pPr>
+        <w:rPr>
+          <w:color w:val="212121"/>
+          <w:sz w:val="32"/>
+          <w:szCs w:val="32"/>
+        </w:rPr>
+      </w:pPr>
+      <w:r>
+        <w:rPr>
+          <w:color w:val="212121"/>
+          <w:sz w:val="32"/>
+          <w:szCs w:val="32"/>
+        </w:rPr>
+        <w:t>3-</w:t>
+      </w:r>
+      <w:r>
+        <w:rPr>
+          <w:color w:val="212121"/>
+          <w:sz w:val="32"/>
+          <w:szCs w:val="32"/>
+        </w:rPr>
+        <w:t xml:space="preserve"> Subject-Wise Score Table</w:t>
+      </w:r>
+    </w:p>
+    <w:p>
+      <w:pPr>
+        <w:rPr>
+          <w:color w:val="212121"/>
+          <w:sz w:val="32"/>
+          <w:szCs w:val="32"/>
+        </w:rPr>
+      </w:pPr>
+      <w:r>
+        <w:rPr>
+          <w:color w:val="212121"/>
+          <w:sz w:val="32"/>
+          <w:szCs w:val="32"/>
+        </w:rPr>
+        <w:t>A visual table showing scores for:</w:t>
+      </w:r>
+    </w:p>
+    <w:p>
+      <w:pPr>
+        <w:numPr>
+          <w:ilvl w:val="0"/>
+          <w:numId w:val="40"/>
+        </w:numPr>
+        <w:rPr>
+          <w:color w:val="212121"/>
+          <w:sz w:val="32"/>
+          <w:szCs w:val="32"/>
+        </w:rPr>
+      </w:pPr>
+      <w:r>
+        <w:rPr>
+          <w:color w:val="212121"/>
+          <w:sz w:val="32"/>
+          <w:szCs w:val="32"/>
+        </w:rPr>
+        <w:t>Science</w:t>
+      </w:r>
+    </w:p>
+    <w:p>
+      <w:pPr>
+        <w:numPr>
+          <w:ilvl w:val="0"/>
+          <w:numId w:val="40"/>
+        </w:numPr>
+        <w:rPr>
+          <w:color w:val="212121"/>
+          <w:sz w:val="32"/>
+          <w:szCs w:val="32"/>
+        </w:rPr>
+      </w:pPr>
+      <w:r>
+        <w:rPr>
+          <w:color w:val="212121"/>
+          <w:sz w:val="32"/>
+          <w:szCs w:val="32"/>
+        </w:rPr>
+        <w:t>Math</w:t>
+      </w:r>
+    </w:p>
+    <w:p>
+      <w:pPr>
+        <w:numPr>
+          <w:ilvl w:val="0"/>
+          <w:numId w:val="40"/>
+        </w:numPr>
+        <w:rPr>
+          <w:color w:val="212121"/>
+          <w:sz w:val="32"/>
+          <w:szCs w:val="32"/>
+        </w:rPr>
+      </w:pPr>
+      <w:r>
+        <w:rPr>
+          <w:color w:val="212121"/>
+          <w:sz w:val="32"/>
+          <w:szCs w:val="32"/>
+        </w:rPr>
+        <w:t>History</w:t>
+      </w:r>
+    </w:p>
+    <w:p>
+      <w:pPr>
+        <w:numPr>
+          <w:ilvl w:val="0"/>
+          <w:numId w:val="40"/>
+        </w:numPr>
+        <w:rPr>
+          <w:color w:val="212121"/>
+          <w:sz w:val="32"/>
+          <w:szCs w:val="32"/>
+        </w:rPr>
+      </w:pPr>
+      <w:r>
+        <w:rPr>
+          <w:color w:val="212121"/>
+          <w:sz w:val="32"/>
+          <w:szCs w:val="32"/>
+        </w:rPr>
+        <w:t>Geography</w:t>
+      </w:r>
+    </w:p>
+    <w:p>
+      <w:pPr>
+        <w:numPr>
+          <w:ilvl w:val="0"/>
+          <w:numId w:val="40"/>
+        </w:numPr>
+        <w:rPr>
+          <w:color w:val="212121"/>
+          <w:sz w:val="32"/>
+          <w:szCs w:val="32"/>
+        </w:rPr>
+      </w:pPr>
+      <w:r>
+        <w:rPr>
+          <w:color w:val="212121"/>
+          <w:sz w:val="32"/>
+          <w:szCs w:val="32"/>
+        </w:rPr>
+        <w:t>English</w:t>
+      </w:r>
+    </w:p>
+    <w:p>
+      <w:pPr>
+        <w:rPr>
+          <w:color w:val="212121"/>
+          <w:sz w:val="32"/>
+          <w:szCs w:val="32"/>
+        </w:rPr>
+      </w:pPr>
+      <w:r>
+        <w:rPr>
+          <w:color w:val="212121"/>
+          <w:sz w:val="32"/>
+          <w:szCs w:val="32"/>
+        </w:rPr>
+        <w:lastRenderedPageBreak/>
+        <w:t>Color-coded using conditional formatting:</w:t>
+      </w:r>
+    </w:p>
+    <w:p>
+      <w:pPr>
+        <w:numPr>
+          <w:ilvl w:val="0"/>
+          <w:numId w:val="41"/>
+        </w:numPr>
+        <w:rPr>
+          <w:color w:val="212121"/>
+          <w:sz w:val="32"/>
+          <w:szCs w:val="32"/>
+        </w:rPr>
+      </w:pPr>
+      <w:r>
+        <w:rPr>
+          <w:color w:val="212121"/>
+          <w:sz w:val="32"/>
+          <w:szCs w:val="32"/>
+        </w:rPr>
+        <w:t>Green → High scores</w:t>
+      </w:r>
+    </w:p>
+    <w:p>
+      <w:pPr>
+        <w:numPr>
+          <w:ilvl w:val="0"/>
+          <w:numId w:val="41"/>
+        </w:numPr>
+        <w:rPr>
+          <w:color w:val="212121"/>
+          <w:sz w:val="32"/>
+          <w:szCs w:val="32"/>
+        </w:rPr>
+      </w:pPr>
+      <w:r>
+        <w:rPr>
+          <w:color w:val="212121"/>
+          <w:sz w:val="32"/>
+          <w:szCs w:val="32"/>
+        </w:rPr>
+        <w:t>Yellow/Brown → Moderate scores</w:t>
+      </w:r>
+    </w:p>
+    <w:p>
+      <w:pPr>
+        <w:numPr>
+          <w:ilvl w:val="0"/>
+          <w:numId w:val="41"/>
+        </w:numPr>
+        <w:rPr>
+          <w:color w:val="212121"/>
+          <w:sz w:val="32"/>
+          <w:szCs w:val="32"/>
+        </w:rPr>
+      </w:pPr>
+      <w:r>
+        <w:rPr>
+          <w:color w:val="212121"/>
+          <w:sz w:val="32"/>
+          <w:szCs w:val="32"/>
+        </w:rPr>
+        <w:t>Red → Low scores</w:t>
+      </w:r>
+    </w:p>
+    <w:p>
+      <w:pPr>
+        <w:rPr>
+          <w:color w:val="212121"/>
+          <w:sz w:val="32"/>
+          <w:szCs w:val="32"/>
+        </w:rPr>
+      </w:pPr>
+      <w:r>
+        <w:rPr>
+          <w:color w:val="212121"/>
+          <w:sz w:val="32"/>
+          <w:szCs w:val="32"/>
+        </w:rPr>
+        <w:t>This makes it easy to instantly identify weak or strong subject areas.</w:t>
+      </w:r>
+    </w:p>
+    <w:p>
+      <w:pPr>
+        <w:rPr>
+          <w:color w:val="212121"/>
+          <w:sz w:val="32"/>
+          <w:szCs w:val="32"/>
+        </w:rPr>
+      </w:pPr>
+      <w:r>
+        <w:rPr>
+          <w:color w:val="212121"/>
+          <w:sz w:val="32"/>
+          <w:szCs w:val="32"/>
+        </w:rPr>
+        <w:t>4-</w:t>
+      </w:r>
+      <w:r>
+        <w:rPr>
+          <w:color w:val="212121"/>
+          <w:sz w:val="32"/>
+          <w:szCs w:val="32"/>
+        </w:rPr>
+        <w:t xml:space="preserve"> Academic Status Overview</w:t>
+      </w:r>
+    </w:p>
+    <w:p>
+      <w:pPr>
+        <w:rPr>
+          <w:color w:val="212121"/>
+          <w:sz w:val="32"/>
+          <w:szCs w:val="32"/>
+        </w:rPr>
+      </w:pPr>
+      <w:r>
+        <w:rPr>
+          <w:color w:val="212121"/>
+          <w:sz w:val="32"/>
+          <w:szCs w:val="32"/>
+        </w:rPr>
+        <w:t>A clean table showing:</w:t>
+      </w:r>
+    </w:p>
+    <w:p>
+      <w:pPr>
+        <w:numPr>
+          <w:ilvl w:val="0"/>
+          <w:numId w:val="42"/>
+        </w:numPr>
+        <w:rPr>
+          <w:color w:val="212121"/>
+          <w:sz w:val="32"/>
+          <w:szCs w:val="32"/>
+        </w:rPr>
+      </w:pPr>
+      <w:r>
+        <w:rPr>
+          <w:color w:val="212121"/>
+          <w:sz w:val="32"/>
+          <w:szCs w:val="32"/>
+        </w:rPr>
+        <w:t>Dropout status</w:t>
+      </w:r>
+    </w:p>
+    <w:p>
+      <w:pPr>
+        <w:numPr>
+          <w:ilvl w:val="0"/>
+          <w:numId w:val="42"/>
+        </w:numPr>
+        <w:rPr>
+          <w:color w:val="212121"/>
+          <w:sz w:val="32"/>
+          <w:szCs w:val="32"/>
+        </w:rPr>
+      </w:pPr>
+      <w:r>
+        <w:rPr>
+          <w:color w:val="212121"/>
+          <w:sz w:val="32"/>
+          <w:szCs w:val="32"/>
+        </w:rPr>
+        <w:t>Graduation status</w:t>
+      </w:r>
+    </w:p>
+    <w:p>
+      <w:pPr>
+        <w:numPr>
+          <w:ilvl w:val="0"/>
+          <w:numId w:val="42"/>
+        </w:numPr>
+        <w:rPr>
+          <w:color w:val="212121"/>
+          <w:sz w:val="32"/>
+          <w:szCs w:val="32"/>
+        </w:rPr>
+      </w:pPr>
+      <w:r>
+        <w:rPr>
+          <w:color w:val="212121"/>
+          <w:sz w:val="32"/>
+          <w:szCs w:val="32"/>
+        </w:rPr>
+        <w:t>Disciplinary record presence</w:t>
+      </w:r>
+    </w:p>
+    <w:p>
+      <w:pPr>
+        <w:rPr>
+          <w:color w:val="212121"/>
+          <w:sz w:val="32"/>
+          <w:szCs w:val="32"/>
+        </w:rPr>
+      </w:pPr>
+      <w:r>
+        <w:rPr>
+          <w:color w:val="212121"/>
+          <w:sz w:val="32"/>
+          <w:szCs w:val="32"/>
+        </w:rPr>
+        <w:t>These indicators help assess both academic and behavioral performance.</w:t>
+      </w:r>
+    </w:p>
+    <w:p>
+      <w:pPr>
+        <w:rPr>
+          <w:color w:val="212121"/>
+          <w:sz w:val="32"/>
+          <w:szCs w:val="32"/>
+        </w:rPr>
+      </w:pPr>
+    </w:p>
+    <w:p>
+      <w:pPr>
+        <w:rPr>
+          <w:b/>
+          <w:bCs/>
+          <w:color w:val="212121"/>
+          <w:sz w:val="32"/>
+          <w:szCs w:val="32"/>
+        </w:rPr>
+      </w:pPr>
+      <w:r>
+        <w:rPr>
+          <w:b/>
+          <w:bCs/>
+          <w:color w:val="212121"/>
+          <w:sz w:val="32"/>
+          <w:szCs w:val="32"/>
+        </w:rPr>
+        <w:t>How the Drill-Through Works</w:t>
+      </w:r>
+    </w:p>
+    <w:p>
+      <w:pPr>
+        <w:numPr>
+          <w:ilvl w:val="0"/>
+          <w:numId w:val="43"/>
+        </w:numPr>
+        <w:rPr>
+          <w:color w:val="212121"/>
+          <w:sz w:val="32"/>
+          <w:szCs w:val="32"/>
+        </w:rPr>
+      </w:pPr>
+      <w:r>
+        <w:rPr>
+          <w:color w:val="212121"/>
+          <w:sz w:val="32"/>
+          <w:szCs w:val="32"/>
+        </w:rPr>
+        <w:t>The main dashboard includes student-level visuals.</w:t>
+      </w:r>
+    </w:p>
+    <w:p>
+      <w:pPr>
+        <w:numPr>
+          <w:ilvl w:val="0"/>
+          <w:numId w:val="43"/>
+        </w:numPr>
+        <w:rPr>
+          <w:color w:val="212121"/>
+          <w:sz w:val="32"/>
+          <w:szCs w:val="32"/>
+        </w:rPr>
+      </w:pPr>
+      <w:r>
+        <w:rPr>
+          <w:color w:val="212121"/>
+          <w:sz w:val="32"/>
+          <w:szCs w:val="32"/>
+        </w:rPr>
+        <w:t>When the user right-clicks any data point (e.g., on score, pass rate visuals), they can choose Drill-Through → Student Details.</w:t>
+      </w:r>
+    </w:p>
+    <w:p>
+      <w:pPr>
+        <w:numPr>
+          <w:ilvl w:val="0"/>
+          <w:numId w:val="43"/>
+        </w:numPr>
+        <w:rPr>
+          <w:color w:val="212121"/>
+          <w:sz w:val="32"/>
+          <w:szCs w:val="32"/>
+        </w:rPr>
+      </w:pPr>
+      <w:r>
+        <w:rPr>
+          <w:color w:val="212121"/>
+          <w:sz w:val="32"/>
+          <w:szCs w:val="32"/>
+        </w:rPr>
+        <w:t>Power BI automatically filters the details page based on the selected student.</w:t>
+      </w:r>
+    </w:p>
+    <w:p>
+      <w:pPr>
+        <w:rPr>
+          <w:color w:val="212121"/>
+          <w:sz w:val="32"/>
+          <w:szCs w:val="32"/>
+        </w:rPr>
+      </w:pPr>
+    </w:p>
+    <w:p>
+      <w:pPr>
+        <w:rPr>
+          <w:b/>
+          <w:bCs/>
+          <w:color w:val="212121"/>
+          <w:sz w:val="32"/>
+          <w:szCs w:val="32"/>
+        </w:rPr>
+      </w:pPr>
+      <w:r>
+        <w:rPr>
+          <w:b/>
+          <w:bCs/>
+          <w:color w:val="212121"/>
+          <w:sz w:val="32"/>
+          <w:szCs w:val="32"/>
+        </w:rPr>
+        <w:t>Design Considerations</w:t>
+      </w:r>
+    </w:p>
+    <w:p>
+      <w:pPr>
+        <w:numPr>
+          <w:ilvl w:val="0"/>
+          <w:numId w:val="44"/>
+        </w:numPr>
+        <w:rPr>
+          <w:color w:val="212121"/>
+          <w:sz w:val="32"/>
+          <w:szCs w:val="32"/>
+        </w:rPr>
+      </w:pPr>
+      <w:r>
+        <w:rPr>
+          <w:color w:val="212121"/>
+          <w:sz w:val="32"/>
+          <w:szCs w:val="32"/>
+        </w:rPr>
+        <w:t>Neutral colors and high contrast for readability.</w:t>
+      </w:r>
+    </w:p>
+    <w:p>
+      <w:pPr>
+        <w:numPr>
+          <w:ilvl w:val="0"/>
+          <w:numId w:val="44"/>
+        </w:numPr>
+        <w:rPr>
+          <w:color w:val="212121"/>
+          <w:sz w:val="32"/>
+          <w:szCs w:val="32"/>
+        </w:rPr>
+      </w:pPr>
+      <w:r>
+        <w:rPr>
+          <w:color w:val="212121"/>
+          <w:sz w:val="32"/>
+          <w:szCs w:val="32"/>
+        </w:rPr>
+        <w:lastRenderedPageBreak/>
+        <w:t>Rounded shape containers to match the main dashboard design.</w:t>
+      </w:r>
+    </w:p>
+    <w:p>
+      <w:pPr>
+        <w:numPr>
+          <w:ilvl w:val="0"/>
+          <w:numId w:val="44"/>
+        </w:numPr>
+        <w:rPr>
+          <w:color w:val="212121"/>
+          <w:sz w:val="32"/>
+          <w:szCs w:val="32"/>
+        </w:rPr>
+      </w:pPr>
+      <w:r>
+        <w:rPr>
+          <w:color w:val="212121"/>
+          <w:sz w:val="32"/>
+          <w:szCs w:val="32"/>
+        </w:rPr>
+        <w:t>Consistent font style to maintain dashboard identity.</w:t>
+      </w:r>
+    </w:p>
+    <w:p>
+      <w:pPr>
+        <w:numPr>
+          <w:ilvl w:val="0"/>
+          <w:numId w:val="44"/>
+        </w:numPr>
+        <w:rPr>
+          <w:color w:val="212121"/>
+          <w:sz w:val="32"/>
+          <w:szCs w:val="32"/>
+        </w:rPr>
+      </w:pPr>
+      <w:r>
+        <w:rPr>
+          <w:color w:val="212121"/>
+          <w:sz w:val="32"/>
+          <w:szCs w:val="32"/>
+        </w:rPr>
+        <w:t>Space-organized layout to reduce clutter.</w:t>
+      </w:r>
+    </w:p>
+    <w:p>
+      <w:pPr>
+        <w:rPr>
+          <w:color w:val="212121"/>
+          <w:sz w:val="32"/>
+          <w:szCs w:val="32"/>
+        </w:rPr>
+      </w:pPr>
+      <w:r>
+        <w:rPr>
+          <w:noProof/>
+          <w:color w:val="212121"/>
+          <w:sz w:val="32"/>
+          <w:szCs w:val="32"/>
+        </w:rPr>
+        <w:drawing>
+          <wp:anchor distT="0" distB="0" distL="114300" distR="114300" simplePos="0" relativeHeight="251663360" behindDoc="0" locked="0" layoutInCell="1" allowOverlap="1" wp14:anchorId="777F70D2" wp14:editId="45F1F4AA">
+            <wp:simplePos x="0" y="0"/>
+            <wp:positionH relativeFrom="margin">
+              <wp:posOffset>762000</wp:posOffset>
+            </wp:positionH>
+            <wp:positionV relativeFrom="page">
+              <wp:posOffset>2506133</wp:posOffset>
+            </wp:positionV>
+            <wp:extent cx="4465730" cy="2531534"/>
+            <wp:effectExtent l="0" t="0" r="0" b="2540"/>
+            <wp:wrapNone/>
+            <wp:docPr id="1843380745" name="Picture 3" descr="A screenshot of a computer&#10;&#10;AI-generated content may be incorrect."/>
+            <wp:cNvGraphicFramePr>
+              <a:graphicFrameLocks xmlns:a="http://schemas.openxmlformats.org/drawingml/2006/main" noChangeAspect="1"/>
+            </wp:cNvGraphicFramePr>
+            <a:graphic xmlns:a="http://schemas.openxmlformats.org/drawingml/2006/main">
+              <a:graphicData uri="http://schemas.openxmlformats.org/drawingml/2006/picture">
+                <pic:pic xmlns:pic="http://schemas.openxmlformats.org/drawingml/2006/picture">
+                  <pic:nvPicPr>
+                    <pic:cNvPr id="1843380745" name="Picture 3" descr="A screenshot of a computer&#10;&#10;AI-generated content may be incorrect."/>
+                    <pic:cNvPicPr/>
+                  </pic:nvPicPr>
+                  <pic:blipFill>
+                    <a:blip r:embed="rId10" cstate="print">
+                      <a:extLst>
+                        <a:ext uri="{28A0092B-C50C-407E-A947-70E740481C1C}">
+                          <a14:useLocalDpi xmlns:a14="http://schemas.microsoft.com/office/drawing/2010/main" val="0"/>
+                        </a:ext>
+                      </a:extLst>
+                    </a:blip>
+                    <a:stretch>
+                      <a:fillRect/>
+                    </a:stretch>
+                  </pic:blipFill>
+                  <pic:spPr>
+                    <a:xfrm>
+                      <a:off x="0" y="0"/>
+                      <a:ext cx="4467750" cy="2532679"/>
+                    </a:xfrm>
+                    <a:prstGeom prst="rect">
+                      <a:avLst/>
+                    </a:prstGeom>
+                  </pic:spPr>
+                </pic:pic>
+              </a:graphicData>
+            </a:graphic>
+            <wp14:sizeRelH relativeFrom="margin">
+              <wp14:pctWidth>0</wp14:pctWidth>
+            </wp14:sizeRelH>
+            <wp14:sizeRelV relativeFrom="margin">
+              <wp14:pctHeight>0</wp14:pctHeight>
+            </wp14:sizeRelV>
+          </wp:anchor>
+        </w:drawing>
+      </w:r>
+    </w:p>
+    <w:p>
+      <w:pPr>
+        <w:rPr>
+          <w:color w:val="212121"/>
+          <w:sz w:val="32"/>
+          <w:szCs w:val="32"/>
+        </w:rPr>
+      </w:pPr>
+    </w:p>
+    <w:p>
+      <w:pPr>
+        <w:rPr>
+          <w:color w:val="212121"/>
+          <w:sz w:val="32"/>
+          <w:szCs w:val="32"/>
+        </w:rPr>
+      </w:pPr>
+    </w:p>
+    <w:p>
+      <w:pPr>
+        <w:rPr>
+          <w:color w:val="212121"/>
+          <w:sz w:val="32"/>
+          <w:szCs w:val="32"/>
+        </w:rPr>
+      </w:pPr>
+    </w:p>
+    <w:p>
+      <w:pPr>
+        <w:rPr>
+          <w:color w:val="212121"/>
+          <w:sz w:val="32"/>
+          <w:szCs w:val="32"/>
+        </w:rPr>
+      </w:pPr>
+    </w:p>
+    <w:p>
+      <w:pPr>
+        <w:rPr>
+          <w:color w:val="212121"/>
+          <w:sz w:val="32"/>
+          <w:szCs w:val="32"/>
+        </w:rPr>
+      </w:pPr>
+    </w:p>
+    <w:p>
+      <w:pPr>
+        <w:rPr>
+          <w:color w:val="212121"/>
+          <w:sz w:val="32"/>
+          <w:szCs w:val="32"/>
+        </w:rPr>
+      </w:pPr>
+    </w:p>
+    <w:p>
+      <w:pPr>
+        <w:rPr>
+          <w:color w:val="212121"/>
+          <w:sz w:val="32"/>
+          <w:szCs w:val="32"/>
+        </w:rPr>
+      </w:pPr>
+      <w:r>
+        <w:rPr>
+          <w:noProof/>
+          <w:color w:val="212121"/>
+          <w:sz w:val="32"/>
+          <w:szCs w:val="32"/>
+        </w:rPr>
+        <w:drawing>
+          <wp:anchor distT="0" distB="0" distL="114300" distR="114300" simplePos="0" relativeHeight="251662336" behindDoc="0" locked="0" layoutInCell="1" allowOverlap="1" wp14:anchorId="5CD15EF1" wp14:editId="764B686C">
+            <wp:simplePos x="0" y="0"/>
+            <wp:positionH relativeFrom="margin">
+              <wp:posOffset>736600</wp:posOffset>
+            </wp:positionH>
+            <wp:positionV relativeFrom="margin">
+              <wp:posOffset>4191000</wp:posOffset>
+            </wp:positionV>
+            <wp:extent cx="4495800" cy="2547620"/>
+            <wp:effectExtent l="0" t="0" r="0" b="5080"/>
+            <wp:wrapNone/>
+            <wp:docPr id="1307751662" name="Picture 2" descr="A screenshot of a computer&#10;&#10;AI-generated content may be incorrect."/>
+            <wp:cNvGraphicFramePr>
+              <a:graphicFrameLocks xmlns:a="http://schemas.openxmlformats.org/drawingml/2006/main" noChangeAspect="1"/>
+            </wp:cNvGraphicFramePr>
+            <a:graphic xmlns:a="http://schemas.openxmlformats.org/drawingml/2006/main">
+              <a:graphicData uri="http://schemas.openxmlformats.org/drawingml/2006/picture">
+                <pic:pic xmlns:pic="http://schemas.openxmlformats.org/drawingml/2006/picture">
+                  <pic:nvPicPr>
+                    <pic:cNvPr id="1307751662" name="Picture 2" descr="A screenshot of a computer&#10;&#10;AI-generated content may be incorrect."/>
+                    <pic:cNvPicPr/>
+                  </pic:nvPicPr>
+                  <pic:blipFill>
+                    <a:blip r:embed="rId11" cstate="print">
+                      <a:extLst>
+                        <a:ext uri="{28A0092B-C50C-407E-A947-70E740481C1C}">
+                          <a14:useLocalDpi xmlns:a14="http://schemas.microsoft.com/office/drawing/2010/main" val="0"/>
+                        </a:ext>
+                      </a:extLst>
+                    </a:blip>
+                    <a:stretch>
+                      <a:fillRect/>
+                    </a:stretch>
+                  </pic:blipFill>
+                  <pic:spPr>
+                    <a:xfrm>
+                      <a:off x="0" y="0"/>
+                      <a:ext cx="4497768" cy="2548735"/>
+                    </a:xfrm>
+                    <a:prstGeom prst="rect">
+                      <a:avLst/>
+                    </a:prstGeom>
+                  </pic:spPr>
+                </pic:pic>
+              </a:graphicData>
+            </a:graphic>
+            <wp14:sizeRelH relativeFrom="margin">
+              <wp14:pctWidth>0</wp14:pctWidth>
+            </wp14:sizeRelH>
+            <wp14:sizeRelV relativeFrom="margin">
+              <wp14:pctHeight>0</wp14:pctHeight>
+            </wp14:sizeRelV>
+          </wp:anchor>
+        </w:drawing>
+      </w:r>
+    </w:p>
+    <w:p>
+      <w:pPr>
+        <w:rPr>
+          <w:color w:val="212121"/>
+          <w:sz w:val="32"/>
+          <w:szCs w:val="32"/>
+        </w:rPr>
+      </w:pPr>
+    </w:p>
+    <w:p>
+      <w:pPr>
+        <w:rPr>
+          <w:color w:val="212121"/>
+          <w:sz w:val="32"/>
+          <w:szCs w:val="32"/>
+        </w:rPr>
+      </w:pPr>
+    </w:p>
+    <w:p>
+      <w:pPr>
+        <w:rPr>
+          <w:color w:val="212121"/>
+          <w:sz w:val="32"/>
+          <w:szCs w:val="32"/>
+        </w:rPr>
+      </w:pPr>
+    </w:p>
+    <w:p>
+      <w:pPr>
+        <w:rPr>
+          <w:color w:val="212121"/>
+          <w:sz w:val="32"/>
+          <w:szCs w:val="32"/>
+        </w:rPr>
+      </w:pPr>
+    </w:p>
+    <w:p>
+      <w:pPr>
+        <w:rPr>
+          <w:color w:val="212121"/>
+          <w:sz w:val="32"/>
+          <w:szCs w:val="32"/>
+        </w:rPr>
+      </w:pPr>
+    </w:p>
+    <w:p>
+      <w:pPr>
+        <w:rPr>
+          <w:color w:val="212121"/>
+          <w:sz w:val="32"/>
+          <w:szCs w:val="32"/>
+        </w:rPr>
+      </w:pPr>
+    </w:p>
+    <w:p>
+      <w:pPr>
+        <w:rPr>
+          <w:color w:val="212121"/>
+          <w:sz w:val="32"/>
+          <w:szCs w:val="32"/>
+        </w:rPr>
+      </w:pPr>
+      <w:r>
+        <w:rPr>
+          <w:color w:val="212121"/>
+          <w:sz w:val="32"/>
+          <w:szCs w:val="32"/>
+        </w:rPr>
+        <w:t>Screenshots Included</w:t>
+      </w:r>
+    </w:p>
+    <w:p>
+      <w:pPr>
+        <w:numPr>
+          <w:ilvl w:val="0"/>
+          <w:numId w:val="45"/>
+        </w:numPr>
+        <w:rPr>
+          <w:color w:val="212121"/>
+          <w:sz w:val="32"/>
+          <w:szCs w:val="32"/>
+        </w:rPr>
+      </w:pPr>
+      <w:r>
+        <w:rPr>
+          <w:color w:val="212121"/>
+          <w:sz w:val="32"/>
+          <w:szCs w:val="32"/>
+        </w:rPr>
+        <w:t>Example drill-through for Female – Age 17</w:t>
+      </w:r>
+    </w:p>
+    <w:p>
+      <w:pPr>
+        <w:numPr>
+          <w:ilvl w:val="0"/>
+          <w:numId w:val="45"/>
+        </w:numPr>
+        <w:rPr>
+          <w:color w:val="212121"/>
+          <w:sz w:val="32"/>
+          <w:szCs w:val="32"/>
+        </w:rPr>
+      </w:pPr>
+      <w:r>
+        <w:rPr>
+          <w:color w:val="212121"/>
+          <w:sz w:val="32"/>
+          <w:szCs w:val="32"/>
+        </w:rPr>
+        <w:t>Example drill-through for Male – Age 17</w:t>
+      </w:r>
+    </w:p>
+    <w:p>
+      <w:pPr>
+        <w:rPr>
+          <w:b/>
+          <w:bCs/>
+          <w:color w:val="212121"/>
+          <w:sz w:val="32"/>
+          <w:szCs w:val="32"/>
+        </w:rPr>
+      </w:pPr>
+      <w:r>
+        <w:rPr>
+          <w:b/>
+          <w:bCs/>
+          <w:color w:val="212121"/>
+          <w:sz w:val="32"/>
+          <w:szCs w:val="32"/>
+        </w:rPr>
+        <w:lastRenderedPageBreak/>
+        <w:t>Value Added to the Dashboard</w:t>
+      </w:r>
+    </w:p>
+    <w:p>
+      <w:pPr>
+        <w:rPr>
+          <w:color w:val="212121"/>
+          <w:sz w:val="32"/>
+          <w:szCs w:val="32"/>
+        </w:rPr>
+      </w:pPr>
+      <w:r>
+        <w:rPr>
+          <w:color w:val="212121"/>
+          <w:sz w:val="32"/>
+          <w:szCs w:val="32"/>
+        </w:rPr>
+        <w:t>The Drill-Through page transforms the dashboard from a high-level analytical tool into a student-level decision support system, used for:</w:t>
+      </w:r>
+    </w:p>
+    <w:p>
+      <w:pPr>
+        <w:numPr>
+          <w:ilvl w:val="0"/>
+          <w:numId w:val="46"/>
+        </w:numPr>
+        <w:rPr>
+          <w:color w:val="212121"/>
+          <w:sz w:val="32"/>
+          <w:szCs w:val="32"/>
+        </w:rPr>
+      </w:pPr>
+      <w:r>
+        <w:rPr>
+          <w:color w:val="212121"/>
+          <w:sz w:val="32"/>
+          <w:szCs w:val="32"/>
+        </w:rPr>
+        <w:t>Personalized learning plans</w:t>
+      </w:r>
+    </w:p>
+    <w:p>
+      <w:pPr>
+        <w:numPr>
+          <w:ilvl w:val="0"/>
+          <w:numId w:val="46"/>
+        </w:numPr>
+        <w:rPr>
+          <w:color w:val="212121"/>
+          <w:sz w:val="32"/>
+          <w:szCs w:val="32"/>
+        </w:rPr>
+      </w:pPr>
+      <w:r>
+        <w:rPr>
+          <w:color w:val="212121"/>
+          <w:sz w:val="32"/>
+          <w:szCs w:val="32"/>
+        </w:rPr>
+        <w:t>Identifying at-risk students</w:t>
+      </w:r>
+    </w:p>
+    <w:p>
+      <w:pPr>
+        <w:numPr>
+          <w:ilvl w:val="0"/>
+          <w:numId w:val="46"/>
+        </w:numPr>
+        <w:rPr>
+          <w:color w:val="212121"/>
+          <w:sz w:val="32"/>
+          <w:szCs w:val="32"/>
+        </w:rPr>
+      </w:pPr>
+      <w:r>
+        <w:rPr>
+          <w:color w:val="212121"/>
+          <w:sz w:val="32"/>
+          <w:szCs w:val="32"/>
+        </w:rPr>
+        <w:t>Academic interventions</w:t>
+      </w:r>
+    </w:p>
+    <w:p>
+      <w:pPr>
+        <w:numPr>
+          <w:ilvl w:val="0"/>
+          <w:numId w:val="46"/>
+        </w:numPr>
+        <w:rPr>
+          <w:color w:val="212121"/>
+          <w:sz w:val="32"/>
+          <w:szCs w:val="32"/>
+        </w:rPr>
+      </w:pPr>
+      <w:r>
+        <w:rPr>
+          <w:color w:val="212121"/>
+          <w:sz w:val="32"/>
+          <w:szCs w:val="32"/>
+        </w:rPr>
+        <w:t>Monitoring performance improvements</w:t>
+      </w:r>
+    </w:p>
+    <w:p>
+      <w:pPr>
+        <w:rPr>
+          <w:color w:val="212121"/>
+          <w:sz w:val="32"/>
+          <w:szCs w:val="32"/>
+        </w:rPr>
+      </w:pPr>
+    </w:p>
+    <w:p>
+      <w:pPr>
+        <w:rPr>
+          <w:b/>
+          <w:bCs/>
+          <w:color w:val="212121"/>
+          <w:sz w:val="32"/>
+          <w:szCs w:val="32"/>
+        </w:rPr>
+      </w:pPr>
+      <w:r>
+        <w:rPr>
+          <w:b/>
+          <w:bCs/>
+          <w:color w:val="212121"/>
+          <w:sz w:val="32"/>
+          <w:szCs w:val="32"/>
+        </w:rPr>
+        <w:t>3.</w:t>
+      </w:r>
+      <w:r>
+        <w:rPr>
+          <w:b/>
+          <w:bCs/>
+          <w:color w:val="212121"/>
+          <w:sz w:val="32"/>
+          <w:szCs w:val="32"/>
+        </w:rPr>
+        <w:t xml:space="preserve">5 </w:t>
+      </w:r>
+      <w:r>
+        <w:rPr>
+          <w:b/>
+          <w:bCs/>
+          <w:color w:val="212121"/>
+          <w:sz w:val="32"/>
+          <w:szCs w:val="32"/>
+        </w:rPr>
+        <w:t>Analytical Insights:</w:t>
       </w:r>
     </w:p>
     <w:p>
@@ -20218,7 +20636,27 @@
           <w:sz w:val="32"/>
           <w:szCs w:val="32"/>
         </w:rPr>
-        <w:t>3.5 Summary</w:t>
+        <w:t>3.</w:t>
+      </w:r>
+      <w:r>
+        <w:rPr>
+          <w:b/>
+          <w:bCs/>
+          <w:color w:val="212121"/>
+          <w:sz w:val="32"/>
+          <w:szCs w:val="32"/>
+        </w:rPr>
+        <w:t>6</w:t>
+      </w:r>
+      <w:r>
+        <w:rPr>
+          <w:b/>
+          <w:bCs/>
+          <w:color w:val="212121"/>
+          <w:sz w:val="32"/>
+          <w:szCs w:val="32"/>
+        </w:rPr>
+        <w:t xml:space="preserve"> Summary</w:t>
       </w:r>
     </w:p>
     <w:p>
@@ -22266,8 +22704,8 @@
       </w:pPr>
     </w:p>
     <w:sectPr>
-      <w:headerReference w:type="default" r:id="rId10"/>
-      <w:footerReference w:type="default" r:id="rId11"/>
+      <w:headerReference w:type="default" r:id="rId12"/>
+      <w:footerReference w:type="default" r:id="rId13"/>
       <w:pgSz w:w="12240" w:h="15840"/>
       <w:pgMar w:top="1440" w:right="1440" w:bottom="1440" w:left="1440" w:header="720" w:footer="720" w:gutter="0"/>
       <w:cols w:space="720"/>
@@ -22860,6 +23298,155 @@
     </w:lvl>
   </w:abstractNum>
   <w:abstractNum w:abstractNumId="3" w15:restartNumberingAfterBreak="0">
+    <w:nsid w:val="0DAC32C0"/>
+    <w:multiLevelType w:val="multilevel"/>
+    <w:tmpl w:val="665A0BB2"/>
+    <w:lvl w:ilvl="0">
+      <w:start w:val="1"/>
+      <w:numFmt w:val="bullet"/>
+      <w:lvlText w:val=""/>
+      <w:lvlJc w:val="left"/>
+      <w:pPr>
+        <w:tabs>
+          <w:tab w:val="num" w:pos="720"/>
+        </w:tabs>
+        <w:ind w:left="720" w:hanging="360"/>
+      </w:pPr>
+      <w:rPr>
+        <w:rFonts w:ascii="Symbol" w:hAnsi="Symbol" w:hint="default"/>
+        <w:sz w:val="20"/>
+      </w:rPr>
+    </w:lvl>
+    <w:lvl w:ilvl="1" w:tentative="1">
+      <w:start w:val="1"/>
+      <w:numFmt w:val="bullet"/>
+      <w:lvlText w:val="o"/>
+      <w:lvlJc w:val="left"/>
+      <w:pPr>
+        <w:tabs>
+          <w:tab w:val="num" w:pos="1440"/>
+        </w:tabs>
+        <w:ind w:left="1440" w:hanging="360"/>
+      </w:pPr>
+      <w:rPr>
+        <w:rFonts w:ascii="Courier New" w:hAnsi="Courier New" w:hint="default"/>
+        <w:sz w:val="20"/>
+      </w:rPr>
+    </w:lvl>
+    <w:lvl w:ilvl="2" w:tentative="1">
+      <w:start w:val="1"/>
+      <w:numFmt w:val="bullet"/>
+      <w:lvlText w:val=""/>
+      <w:lvlJc w:val="left"/>
+      <w:pPr>
+        <w:tabs>
+          <w:tab w:val="num" w:pos="2160"/>
+        </w:tabs>
+        <w:ind w:left="2160" w:hanging="360"/>
+      </w:pPr>
+      <w:rPr>
+        <w:rFonts w:ascii="Wingdings" w:hAnsi="Wingdings" w:hint="default"/>
+        <w:sz w:val="20"/>
+      </w:rPr>
+    </w:lvl>
+    <w:lvl w:ilvl="3" w:tentative="1">
+      <w:start w:val="1"/>
+      <w:numFmt w:val="bullet"/>
+      <w:lvlText w:val=""/>
+      <w:lvlJc w:val="left"/>
+      <w:pPr>
+        <w:tabs>
+          <w:tab w:val="num" w:pos="2880"/>
+        </w:tabs>
+        <w:ind w:left="2880" w:hanging="360"/>
+      </w:pPr>
+      <w:rPr>
+        <w:rFonts w:ascii="Wingdings" w:hAnsi="Wingdings" w:hint="default"/>
+        <w:sz w:val="20"/>
+      </w:rPr>
+    </w:lvl>
+    <w:lvl w:ilvl="4" w:tentative="1">
+      <w:start w:val="1"/>
+      <w:numFmt w:val="bullet"/>
+      <w:lvlText w:val=""/>
+      <w:lvlJc w:val="left"/>
+      <w:pPr>
+        <w:tabs>
+          <w:tab w:val="num" w:pos="3600"/>
+        </w:tabs>
+        <w:ind w:left="3600" w:hanging="360"/>
+      </w:pPr>
+      <w:rPr>
+        <w:rFonts w:ascii="Wingdings" w:hAnsi="Wingdings" w:hint="default"/>
+        <w:sz w:val="20"/>
+      </w:rPr>
+    </w:lvl>
+    <w:lvl w:ilvl="5" w:tentative="1">
+      <w:start w:val="1"/>
+      <w:numFmt w:val="bullet"/>
+      <w:lvlText w:val=""/>
+      <w:lvlJc w:val="left"/>
+      <w:pPr>
+        <w:tabs>
+          <w:tab w:val="num" w:pos="4320"/>
+        </w:tabs>
+        <w:ind w:left="4320" w:hanging="360"/>
+      </w:pPr>
+      <w:rPr>
+        <w:rFonts w:ascii="Wingdings" w:hAnsi="Wingdings" w:hint="default"/>
+        <w:sz w:val="20"/>
+      </w:rPr>
+    </w:lvl>
+    <w:lvl w:ilvl="6" w:tentative="1">
+      <w:start w:val="1"/>
+      <w:numFmt w:val="bullet"/>
+      <w:lvlText w:val=""/>
+      <w:lvlJc w:val="left"/>
+      <w:pPr>
+        <w:tabs>
+          <w:tab w:val="num" w:pos="5040"/>
+        </w:tabs>
+        <w:ind w:left="5040" w:hanging="360"/>
+      </w:pPr>
+      <w:rPr>
+        <w:rFonts w:ascii="Wingdings" w:hAnsi="Wingdings" w:hint="default"/>
+        <w:sz w:val="20"/>
+      </w:rPr>
+    </w:lvl>
+    <w:lvl w:ilvl="7" w:tentative="1">
+      <w:start w:val="1"/>
+      <w:numFmt w:val="bullet"/>
+      <w:lvlText w:val=""/>
+      <w:lvlJc w:val="left"/>
+      <w:pPr>
+        <w:tabs>
+          <w:tab w:val="num" w:pos="5760"/>
+        </w:tabs>
+        <w:ind w:left="5760" w:hanging="360"/>
+      </w:pPr>
+      <w:rPr>
+        <w:rFonts w:ascii="Wingdings" w:hAnsi="Wingdings" w:hint="default"/>
+        <w:sz w:val="20"/>
+      </w:rPr>
+    </w:lvl>
+    <w:lvl w:ilvl="8" w:tentative="1">
+      <w:start w:val="1"/>
+      <w:numFmt w:val="bullet"/>
+      <w:lvlText w:val=""/>
+      <w:lvlJc w:val="left"/>
+      <w:pPr>
+        <w:tabs>
+          <w:tab w:val="num" w:pos="6480"/>
+        </w:tabs>
+        <w:ind w:left="6480" w:hanging="360"/>
+      </w:pPr>
+      <w:rPr>
+        <w:rFonts w:ascii="Wingdings" w:hAnsi="Wingdings" w:hint="default"/>
+        <w:sz w:val="20"/>
+      </w:rPr>
+    </w:lvl>
+  </w:abstractNum>
+  <w:abstractNum w:abstractNumId="4" w15:restartNumberingAfterBreak="0">
     <w:nsid w:val="0E190870"/>
     <w:multiLevelType w:val="multilevel"/>
     <w:tmpl w:val="9F448D20"/>
@@ -23008,7 +23595,7 @@
       </w:rPr>
     </w:lvl>
   </w:abstractNum>
-  <w:abstractNum w:abstractNumId="4" w15:restartNumberingAfterBreak="0">
+  <w:abstractNum w:abstractNumId="5" w15:restartNumberingAfterBreak="0">
     <w:nsid w:val="13670E6B"/>
     <w:multiLevelType w:val="multilevel"/>
     <w:tmpl w:val="B5CE119A"/>
@@ -23157,7 +23744,7 @@
       </w:rPr>
     </w:lvl>
   </w:abstractNum>
-  <w:abstractNum w:abstractNumId="5" w15:restartNumberingAfterBreak="0">
+  <w:abstractNum w:abstractNumId="6" w15:restartNumberingAfterBreak="0">
     <w:nsid w:val="15406410"/>
     <w:multiLevelType w:val="multilevel"/>
     <w:tmpl w:val="30129972"/>
@@ -23306,7 +23893,7 @@
       </w:rPr>
     </w:lvl>
   </w:abstractNum>
-  <w:abstractNum w:abstractNumId="6" w15:restartNumberingAfterBreak="0">
+  <w:abstractNum w:abstractNumId="7" w15:restartNumberingAfterBreak="0">
     <w:nsid w:val="1C180299"/>
     <w:multiLevelType w:val="hybridMultilevel"/>
     <w:tmpl w:val="A70E472A"/>
@@ -23518,7 +24105,7 @@
       </w:rPr>
     </w:lvl>
   </w:abstractNum>
-  <w:abstractNum w:abstractNumId="7" w15:restartNumberingAfterBreak="0">
+  <w:abstractNum w:abstractNumId="8" w15:restartNumberingAfterBreak="0">
     <w:nsid w:val="1FBE00E7"/>
     <w:multiLevelType w:val="multilevel"/>
     <w:tmpl w:val="7B1EB658"/>
@@ -23667,7 +24254,7 @@
       </w:rPr>
     </w:lvl>
   </w:abstractNum>
-  <w:abstractNum w:abstractNumId="8" w15:restartNumberingAfterBreak="0">
+  <w:abstractNum w:abstractNumId="9" w15:restartNumberingAfterBreak="0">
     <w:nsid w:val="1FE13504"/>
     <w:multiLevelType w:val="hybridMultilevel"/>
     <w:tmpl w:val="4C468E4C"/>
@@ -23879,7 +24466,7 @@
       </w:rPr>
     </w:lvl>
   </w:abstractNum>
-  <w:abstractNum w:abstractNumId="9" w15:restartNumberingAfterBreak="0">
+  <w:abstractNum w:abstractNumId="10" w15:restartNumberingAfterBreak="0">
     <w:nsid w:val="204476F3"/>
     <w:multiLevelType w:val="multilevel"/>
     <w:tmpl w:val="43383CDE"/>
@@ -24028,7 +24615,7 @@
       </w:rPr>
     </w:lvl>
   </w:abstractNum>
-  <w:abstractNum w:abstractNumId="10" w15:restartNumberingAfterBreak="0">
+  <w:abstractNum w:abstractNumId="11" w15:restartNumberingAfterBreak="0">
     <w:nsid w:val="22031644"/>
     <w:multiLevelType w:val="multilevel"/>
     <w:tmpl w:val="E376C654"/>
@@ -24141,7 +24728,7 @@
       </w:pPr>
     </w:lvl>
   </w:abstractNum>
-  <w:abstractNum w:abstractNumId="11" w15:restartNumberingAfterBreak="0">
+  <w:abstractNum w:abstractNumId="12" w15:restartNumberingAfterBreak="0">
     <w:nsid w:val="22055E3C"/>
     <w:multiLevelType w:val="multilevel"/>
     <w:tmpl w:val="ED74159E"/>
@@ -24290,7 +24877,156 @@
       </w:rPr>
     </w:lvl>
   </w:abstractNum>
-  <w:abstractNum w:abstractNumId="12" w15:restartNumberingAfterBreak="0">
+  <w:abstractNum w:abstractNumId="13" w15:restartNumberingAfterBreak="0">
+    <w:nsid w:val="2A280072"/>
+    <w:multiLevelType w:val="multilevel"/>
+    <w:tmpl w:val="94DE9CDA"/>
+    <w:lvl w:ilvl="0">
+      <w:start w:val="1"/>
+      <w:numFmt w:val="bullet"/>
+      <w:lvlText w:val=""/>
+      <w:lvlJc w:val="left"/>
+      <w:pPr>
+        <w:tabs>
+          <w:tab w:val="num" w:pos="720"/>
+        </w:tabs>
+        <w:ind w:left="720" w:hanging="360"/>
+      </w:pPr>
+      <w:rPr>
+        <w:rFonts w:ascii="Symbol" w:hAnsi="Symbol" w:hint="default"/>
+        <w:sz w:val="20"/>
+      </w:rPr>
+    </w:lvl>
+    <w:lvl w:ilvl="1" w:tentative="1">
+      <w:start w:val="1"/>
+      <w:numFmt w:val="bullet"/>
+      <w:lvlText w:val="o"/>
+      <w:lvlJc w:val="left"/>
+      <w:pPr>
+        <w:tabs>
+          <w:tab w:val="num" w:pos="1440"/>
+        </w:tabs>
+        <w:ind w:left="1440" w:hanging="360"/>
+      </w:pPr>
+      <w:rPr>
+        <w:rFonts w:ascii="Courier New" w:hAnsi="Courier New" w:hint="default"/>
+        <w:sz w:val="20"/>
+      </w:rPr>
+    </w:lvl>
+    <w:lvl w:ilvl="2" w:tentative="1">
+      <w:start w:val="1"/>
+      <w:numFmt w:val="bullet"/>
+      <w:lvlText w:val=""/>
+      <w:lvlJc w:val="left"/>
+      <w:pPr>
+        <w:tabs>
+          <w:tab w:val="num" w:pos="2160"/>
+        </w:tabs>
+        <w:ind w:left="2160" w:hanging="360"/>
+      </w:pPr>
+      <w:rPr>
+        <w:rFonts w:ascii="Wingdings" w:hAnsi="Wingdings" w:hint="default"/>
+        <w:sz w:val="20"/>
+      </w:rPr>
+    </w:lvl>
+    <w:lvl w:ilvl="3" w:tentative="1">
+      <w:start w:val="1"/>
+      <w:numFmt w:val="bullet"/>
+      <w:lvlText w:val=""/>
+      <w:lvlJc w:val="left"/>
+      <w:pPr>
+        <w:tabs>
+          <w:tab w:val="num" w:pos="2880"/>
+        </w:tabs>
+        <w:ind w:left="2880" w:hanging="360"/>
+      </w:pPr>
+      <w:rPr>
+        <w:rFonts w:ascii="Wingdings" w:hAnsi="Wingdings" w:hint="default"/>
+        <w:sz w:val="20"/>
+      </w:rPr>
+    </w:lvl>
+    <w:lvl w:ilvl="4" w:tentative="1">
+      <w:start w:val="1"/>
+      <w:numFmt w:val="bullet"/>
+      <w:lvlText w:val=""/>
+      <w:lvlJc w:val="left"/>
+      <w:pPr>
+        <w:tabs>
+          <w:tab w:val="num" w:pos="3600"/>
+        </w:tabs>
+        <w:ind w:left="3600" w:hanging="360"/>
+      </w:pPr>
+      <w:rPr>
+        <w:rFonts w:ascii="Wingdings" w:hAnsi="Wingdings" w:hint="default"/>
+        <w:sz w:val="20"/>
+      </w:rPr>
+    </w:lvl>
+    <w:lvl w:ilvl="5" w:tentative="1">
+      <w:start w:val="1"/>
+      <w:numFmt w:val="bullet"/>
+      <w:lvlText w:val=""/>
+      <w:lvlJc w:val="left"/>
+      <w:pPr>
+        <w:tabs>
+          <w:tab w:val="num" w:pos="4320"/>
+        </w:tabs>
+        <w:ind w:left="4320" w:hanging="360"/>
+      </w:pPr>
+      <w:rPr>
+        <w:rFonts w:ascii="Wingdings" w:hAnsi="Wingdings" w:hint="default"/>
+        <w:sz w:val="20"/>
+      </w:rPr>
+    </w:lvl>
+    <w:lvl w:ilvl="6" w:tentative="1">
+      <w:start w:val="1"/>
+      <w:numFmt w:val="bullet"/>
+      <w:lvlText w:val=""/>
+      <w:lvlJc w:val="left"/>
+      <w:pPr>
+        <w:tabs>
+          <w:tab w:val="num" w:pos="5040"/>
+        </w:tabs>
+        <w:ind w:left="5040" w:hanging="360"/>
+      </w:pPr>
+      <w:rPr>
+        <w:rFonts w:ascii="Wingdings" w:hAnsi="Wingdings" w:hint="default"/>
+        <w:sz w:val="20"/>
+      </w:rPr>
+    </w:lvl>
+    <w:lvl w:ilvl="7" w:tentative="1">
+      <w:start w:val="1"/>
+      <w:numFmt w:val="bullet"/>
+      <w:lvlText w:val=""/>
+      <w:lvlJc w:val="left"/>
+      <w:pPr>
+        <w:tabs>
+          <w:tab w:val="num" w:pos="5760"/>
+        </w:tabs>
+        <w:ind w:left="5760" w:hanging="360"/>
+      </w:pPr>
+      <w:rPr>
+        <w:rFonts w:ascii="Wingdings" w:hAnsi="Wingdings" w:hint="default"/>
+        <w:sz w:val="20"/>
+      </w:rPr>
+    </w:lvl>
+    <w:lvl w:ilvl="8" w:tentative="1">
+      <w:start w:val="1"/>
+      <w:numFmt w:val="bullet"/>
+      <w:lvlText w:val=""/>
+      <w:lvlJc w:val="left"/>
+      <w:pPr>
+        <w:tabs>
+          <w:tab w:val="num" w:pos="6480"/>
+        </w:tabs>
+        <w:ind w:left="6480" w:hanging="360"/>
+      </w:pPr>
+      <w:rPr>
+        <w:rFonts w:ascii="Wingdings" w:hAnsi="Wingdings" w:hint="default"/>
+        <w:sz w:val="20"/>
+      </w:rPr>
+    </w:lvl>
+  </w:abstractNum>
+  <w:abstractNum w:abstractNumId="14" w15:restartNumberingAfterBreak="0">
     <w:nsid w:val="2A2A4F84"/>
     <w:multiLevelType w:val="hybridMultilevel"/>
     <w:tmpl w:val="967ED182"/>
@@ -24502,7 +25238,156 @@
       </w:rPr>
     </w:lvl>
   </w:abstractNum>
-  <w:abstractNum w:abstractNumId="13" w15:restartNumberingAfterBreak="0">
+  <w:abstractNum w:abstractNumId="15" w15:restartNumberingAfterBreak="0">
+    <w:nsid w:val="34253DBF"/>
+    <w:multiLevelType w:val="multilevel"/>
+    <w:tmpl w:val="2DFC6680"/>
+    <w:lvl w:ilvl="0">
+      <w:start w:val="1"/>
+      <w:numFmt w:val="bullet"/>
+      <w:lvlText w:val=""/>
+      <w:lvlJc w:val="left"/>
+      <w:pPr>
+        <w:tabs>
+          <w:tab w:val="num" w:pos="720"/>
+        </w:tabs>
+        <w:ind w:left="720" w:hanging="360"/>
+      </w:pPr>
+      <w:rPr>
+        <w:rFonts w:ascii="Symbol" w:hAnsi="Symbol" w:hint="default"/>
+        <w:sz w:val="20"/>
+      </w:rPr>
+    </w:lvl>
+    <w:lvl w:ilvl="1" w:tentative="1">
+      <w:start w:val="1"/>
+      <w:numFmt w:val="bullet"/>
+      <w:lvlText w:val="o"/>
+      <w:lvlJc w:val="left"/>
+      <w:pPr>
+        <w:tabs>
+          <w:tab w:val="num" w:pos="1440"/>
+        </w:tabs>
+        <w:ind w:left="1440" w:hanging="360"/>
+      </w:pPr>
+      <w:rPr>
+        <w:rFonts w:ascii="Courier New" w:hAnsi="Courier New" w:hint="default"/>
+        <w:sz w:val="20"/>
+      </w:rPr>
+    </w:lvl>
+    <w:lvl w:ilvl="2" w:tentative="1">
+      <w:start w:val="1"/>
+      <w:numFmt w:val="bullet"/>
+      <w:lvlText w:val=""/>
+      <w:lvlJc w:val="left"/>
+      <w:pPr>
+        <w:tabs>
+          <w:tab w:val="num" w:pos="2160"/>
+        </w:tabs>
+        <w:ind w:left="2160" w:hanging="360"/>
+      </w:pPr>
+      <w:rPr>
+        <w:rFonts w:ascii="Wingdings" w:hAnsi="Wingdings" w:hint="default"/>
+        <w:sz w:val="20"/>
+      </w:rPr>
+    </w:lvl>
+    <w:lvl w:ilvl="3" w:tentative="1">
+      <w:start w:val="1"/>
+      <w:numFmt w:val="bullet"/>
+      <w:lvlText w:val=""/>
+      <w:lvlJc w:val="left"/>
+      <w:pPr>
+        <w:tabs>
+          <w:tab w:val="num" w:pos="2880"/>
+        </w:tabs>
+        <w:ind w:left="2880" w:hanging="360"/>
+      </w:pPr>
+      <w:rPr>
+        <w:rFonts w:ascii="Wingdings" w:hAnsi="Wingdings" w:hint="default"/>
+        <w:sz w:val="20"/>
+      </w:rPr>
+    </w:lvl>
+    <w:lvl w:ilvl="4" w:tentative="1">
+      <w:start w:val="1"/>
+      <w:numFmt w:val="bullet"/>
+      <w:lvlText w:val=""/>
+      <w:lvlJc w:val="left"/>
+      <w:pPr>
+        <w:tabs>
+          <w:tab w:val="num" w:pos="3600"/>
+        </w:tabs>
+        <w:ind w:left="3600" w:hanging="360"/>
+      </w:pPr>
+      <w:rPr>
+        <w:rFonts w:ascii="Wingdings" w:hAnsi="Wingdings" w:hint="default"/>
+        <w:sz w:val="20"/>
+      </w:rPr>
+    </w:lvl>
+    <w:lvl w:ilvl="5" w:tentative="1">
+      <w:start w:val="1"/>
+      <w:numFmt w:val="bullet"/>
+      <w:lvlText w:val=""/>
+      <w:lvlJc w:val="left"/>
+      <w:pPr>
+        <w:tabs>
+          <w:tab w:val="num" w:pos="4320"/>
+        </w:tabs>
+        <w:ind w:left="4320" w:hanging="360"/>
+      </w:pPr>
+      <w:rPr>
+        <w:rFonts w:ascii="Wingdings" w:hAnsi="Wingdings" w:hint="default"/>
+        <w:sz w:val="20"/>
+      </w:rPr>
+    </w:lvl>
+    <w:lvl w:ilvl="6" w:tentative="1">
+      <w:start w:val="1"/>
+      <w:numFmt w:val="bullet"/>
+      <w:lvlText w:val=""/>
+      <w:lvlJc w:val="left"/>
+      <w:pPr>
+        <w:tabs>
+          <w:tab w:val="num" w:pos="5040"/>
+        </w:tabs>
+        <w:ind w:left="5040" w:hanging="360"/>
+      </w:pPr>
+      <w:rPr>
+        <w:rFonts w:ascii="Wingdings" w:hAnsi="Wingdings" w:hint="default"/>
+        <w:sz w:val="20"/>
+      </w:rPr>
+    </w:lvl>
+    <w:lvl w:ilvl="7" w:tentative="1">
+      <w:start w:val="1"/>
+      <w:numFmt w:val="bullet"/>
+      <w:lvlText w:val=""/>
+      <w:lvlJc w:val="left"/>
+      <w:pPr>
+        <w:tabs>
+          <w:tab w:val="num" w:pos="5760"/>
+        </w:tabs>
+        <w:ind w:left="5760" w:hanging="360"/>
+      </w:pPr>
+      <w:rPr>
+        <w:rFonts w:ascii="Wingdings" w:hAnsi="Wingdings" w:hint="default"/>
+        <w:sz w:val="20"/>
+      </w:rPr>
+    </w:lvl>
+    <w:lvl w:ilvl="8" w:tentative="1">
+      <w:start w:val="1"/>
+      <w:numFmt w:val="bullet"/>
+      <w:lvlText w:val=""/>
+      <w:lvlJc w:val="left"/>
+      <w:pPr>
+        <w:tabs>
+          <w:tab w:val="num" w:pos="6480"/>
+        </w:tabs>
+        <w:ind w:left="6480" w:hanging="360"/>
+      </w:pPr>
+      <w:rPr>
+        <w:rFonts w:ascii="Wingdings" w:hAnsi="Wingdings" w:hint="default"/>
+        <w:sz w:val="20"/>
+      </w:rPr>
+    </w:lvl>
+  </w:abstractNum>
+  <w:abstractNum w:abstractNumId="16" w15:restartNumberingAfterBreak="0">
     <w:nsid w:val="39A538FD"/>
     <w:multiLevelType w:val="multilevel"/>
     <w:tmpl w:val="F6EC71A2"/>
@@ -24651,7 +25536,156 @@
       </w:rPr>
     </w:lvl>
   </w:abstractNum>
-  <w:abstractNum w:abstractNumId="14" w15:restartNumberingAfterBreak="0">
+  <w:abstractNum w:abstractNumId="17" w15:restartNumberingAfterBreak="0">
+    <w:nsid w:val="3AD11AC8"/>
+    <w:multiLevelType w:val="multilevel"/>
+    <w:tmpl w:val="6686A004"/>
+    <w:lvl w:ilvl="0">
+      <w:start w:val="1"/>
+      <w:numFmt w:val="bullet"/>
+      <w:lvlText w:val=""/>
+      <w:lvlJc w:val="left"/>
+      <w:pPr>
+        <w:tabs>
+          <w:tab w:val="num" w:pos="720"/>
+        </w:tabs>
+        <w:ind w:left="720" w:hanging="360"/>
+      </w:pPr>
+      <w:rPr>
+        <w:rFonts w:ascii="Symbol" w:hAnsi="Symbol" w:hint="default"/>
+        <w:sz w:val="20"/>
+      </w:rPr>
+    </w:lvl>
+    <w:lvl w:ilvl="1" w:tentative="1">
+      <w:start w:val="1"/>
+      <w:numFmt w:val="bullet"/>
+      <w:lvlText w:val="o"/>
+      <w:lvlJc w:val="left"/>
+      <w:pPr>
+        <w:tabs>
+          <w:tab w:val="num" w:pos="1440"/>
+        </w:tabs>
+        <w:ind w:left="1440" w:hanging="360"/>
+      </w:pPr>
+      <w:rPr>
+        <w:rFonts w:ascii="Courier New" w:hAnsi="Courier New" w:hint="default"/>
+        <w:sz w:val="20"/>
+      </w:rPr>
+    </w:lvl>
+    <w:lvl w:ilvl="2" w:tentative="1">
+      <w:start w:val="1"/>
+      <w:numFmt w:val="bullet"/>
+      <w:lvlText w:val=""/>
+      <w:lvlJc w:val="left"/>
+      <w:pPr>
+        <w:tabs>
+          <w:tab w:val="num" w:pos="2160"/>
+        </w:tabs>
+        <w:ind w:left="2160" w:hanging="360"/>
+      </w:pPr>
+      <w:rPr>
+        <w:rFonts w:ascii="Wingdings" w:hAnsi="Wingdings" w:hint="default"/>
+        <w:sz w:val="20"/>
+      </w:rPr>
+    </w:lvl>
+    <w:lvl w:ilvl="3" w:tentative="1">
+      <w:start w:val="1"/>
+      <w:numFmt w:val="bullet"/>
+      <w:lvlText w:val=""/>
+      <w:lvlJc w:val="left"/>
+      <w:pPr>
+        <w:tabs>
+          <w:tab w:val="num" w:pos="2880"/>
+        </w:tabs>
+        <w:ind w:left="2880" w:hanging="360"/>
+      </w:pPr>
+      <w:rPr>
+        <w:rFonts w:ascii="Wingdings" w:hAnsi="Wingdings" w:hint="default"/>
+        <w:sz w:val="20"/>
+      </w:rPr>
+    </w:lvl>
+    <w:lvl w:ilvl="4" w:tentative="1">
+      <w:start w:val="1"/>
+      <w:numFmt w:val="bullet"/>
+      <w:lvlText w:val=""/>
+      <w:lvlJc w:val="left"/>
+      <w:pPr>
+        <w:tabs>
+          <w:tab w:val="num" w:pos="3600"/>
+        </w:tabs>
+        <w:ind w:left="3600" w:hanging="360"/>
+      </w:pPr>
+      <w:rPr>
+        <w:rFonts w:ascii="Wingdings" w:hAnsi="Wingdings" w:hint="default"/>
+        <w:sz w:val="20"/>
+      </w:rPr>
+    </w:lvl>
+    <w:lvl w:ilvl="5" w:tentative="1">
+      <w:start w:val="1"/>
+      <w:numFmt w:val="bullet"/>
+      <w:lvlText w:val=""/>
+      <w:lvlJc w:val="left"/>
+      <w:pPr>
+        <w:tabs>
+          <w:tab w:val="num" w:pos="4320"/>
+        </w:tabs>
+        <w:ind w:left="4320" w:hanging="360"/>
+      </w:pPr>
+      <w:rPr>
+        <w:rFonts w:ascii="Wingdings" w:hAnsi="Wingdings" w:hint="default"/>
+        <w:sz w:val="20"/>
+      </w:rPr>
+    </w:lvl>
+    <w:lvl w:ilvl="6" w:tentative="1">
+      <w:start w:val="1"/>
+      <w:numFmt w:val="bullet"/>
+      <w:lvlText w:val=""/>
+      <w:lvlJc w:val="left"/>
+      <w:pPr>
+        <w:tabs>
+          <w:tab w:val="num" w:pos="5040"/>
+        </w:tabs>
+        <w:ind w:left="5040" w:hanging="360"/>
+      </w:pPr>
+      <w:rPr>
+        <w:rFonts w:ascii="Wingdings" w:hAnsi="Wingdings" w:hint="default"/>
+        <w:sz w:val="20"/>
+      </w:rPr>
+    </w:lvl>
+    <w:lvl w:ilvl="7" w:tentative="1">
+      <w:start w:val="1"/>
+      <w:numFmt w:val="bullet"/>
+      <w:lvlText w:val=""/>
+      <w:lvlJc w:val="left"/>
+      <w:pPr>
+        <w:tabs>
+          <w:tab w:val="num" w:pos="5760"/>
+        </w:tabs>
+        <w:ind w:left="5760" w:hanging="360"/>
+      </w:pPr>
+      <w:rPr>
+        <w:rFonts w:ascii="Wingdings" w:hAnsi="Wingdings" w:hint="default"/>
+        <w:sz w:val="20"/>
+      </w:rPr>
+    </w:lvl>
+    <w:lvl w:ilvl="8" w:tentative="1">
+      <w:start w:val="1"/>
+      <w:numFmt w:val="bullet"/>
+      <w:lvlText w:val=""/>
+      <w:lvlJc w:val="left"/>
+      <w:pPr>
+        <w:tabs>
+          <w:tab w:val="num" w:pos="6480"/>
+        </w:tabs>
+        <w:ind w:left="6480" w:hanging="360"/>
+      </w:pPr>
+      <w:rPr>
+        <w:rFonts w:ascii="Wingdings" w:hAnsi="Wingdings" w:hint="default"/>
+        <w:sz w:val="20"/>
+      </w:rPr>
+    </w:lvl>
+  </w:abstractNum>
+  <w:abstractNum w:abstractNumId="18" w15:restartNumberingAfterBreak="0">
     <w:nsid w:val="3D3027D3"/>
     <w:multiLevelType w:val="multilevel"/>
     <w:tmpl w:val="FF54D71C"/>
@@ -24764,7 +25798,7 @@
       </w:pPr>
     </w:lvl>
   </w:abstractNum>
-  <w:abstractNum w:abstractNumId="15" w15:restartNumberingAfterBreak="0">
+  <w:abstractNum w:abstractNumId="19" w15:restartNumberingAfterBreak="0">
     <w:nsid w:val="40803EDE"/>
     <w:multiLevelType w:val="multilevel"/>
     <w:tmpl w:val="1D38397A"/>
@@ -24913,7 +25947,156 @@
       </w:rPr>
     </w:lvl>
   </w:abstractNum>
-  <w:abstractNum w:abstractNumId="16" w15:restartNumberingAfterBreak="0">
+  <w:abstractNum w:abstractNumId="20" w15:restartNumberingAfterBreak="0">
+    <w:nsid w:val="40C166C6"/>
+    <w:multiLevelType w:val="multilevel"/>
+    <w:tmpl w:val="10388BB0"/>
+    <w:lvl w:ilvl="0">
+      <w:start w:val="1"/>
+      <w:numFmt w:val="bullet"/>
+      <w:lvlText w:val=""/>
+      <w:lvlJc w:val="left"/>
+      <w:pPr>
+        <w:tabs>
+          <w:tab w:val="num" w:pos="720"/>
+        </w:tabs>
+        <w:ind w:left="720" w:hanging="360"/>
+      </w:pPr>
+      <w:rPr>
+        <w:rFonts w:ascii="Symbol" w:hAnsi="Symbol" w:hint="default"/>
+        <w:sz w:val="20"/>
+      </w:rPr>
+    </w:lvl>
+    <w:lvl w:ilvl="1" w:tentative="1">
+      <w:start w:val="1"/>
+      <w:numFmt w:val="bullet"/>
+      <w:lvlText w:val="o"/>
+      <w:lvlJc w:val="left"/>
+      <w:pPr>
+        <w:tabs>
+          <w:tab w:val="num" w:pos="1440"/>
+        </w:tabs>
+        <w:ind w:left="1440" w:hanging="360"/>
+      </w:pPr>
+      <w:rPr>
+        <w:rFonts w:ascii="Courier New" w:hAnsi="Courier New" w:hint="default"/>
+        <w:sz w:val="20"/>
+      </w:rPr>
+    </w:lvl>
+    <w:lvl w:ilvl="2" w:tentative="1">
+      <w:start w:val="1"/>
+      <w:numFmt w:val="bullet"/>
+      <w:lvlText w:val=""/>
+      <w:lvlJc w:val="left"/>
+      <w:pPr>
+        <w:tabs>
+          <w:tab w:val="num" w:pos="2160"/>
+        </w:tabs>
+        <w:ind w:left="2160" w:hanging="360"/>
+      </w:pPr>
+      <w:rPr>
+        <w:rFonts w:ascii="Wingdings" w:hAnsi="Wingdings" w:hint="default"/>
+        <w:sz w:val="20"/>
+      </w:rPr>
+    </w:lvl>
+    <w:lvl w:ilvl="3" w:tentative="1">
+      <w:start w:val="1"/>
+      <w:numFmt w:val="bullet"/>
+      <w:lvlText w:val=""/>
+      <w:lvlJc w:val="left"/>
+      <w:pPr>
+        <w:tabs>
+          <w:tab w:val="num" w:pos="2880"/>
+        </w:tabs>
+        <w:ind w:left="2880" w:hanging="360"/>
+      </w:pPr>
+      <w:rPr>
+        <w:rFonts w:ascii="Wingdings" w:hAnsi="Wingdings" w:hint="default"/>
+        <w:sz w:val="20"/>
+      </w:rPr>
+    </w:lvl>
+    <w:lvl w:ilvl="4" w:tentative="1">
+      <w:start w:val="1"/>
+      <w:numFmt w:val="bullet"/>
+      <w:lvlText w:val=""/>
+      <w:lvlJc w:val="left"/>
+      <w:pPr>
+        <w:tabs>
+          <w:tab w:val="num" w:pos="3600"/>
+        </w:tabs>
+        <w:ind w:left="3600" w:hanging="360"/>
+      </w:pPr>
+      <w:rPr>
+        <w:rFonts w:ascii="Wingdings" w:hAnsi="Wingdings" w:hint="default"/>
+        <w:sz w:val="20"/>
+      </w:rPr>
+    </w:lvl>
+    <w:lvl w:ilvl="5" w:tentative="1">
+      <w:start w:val="1"/>
+      <w:numFmt w:val="bullet"/>
+      <w:lvlText w:val=""/>
+      <w:lvlJc w:val="left"/>
+      <w:pPr>
+        <w:tabs>
+          <w:tab w:val="num" w:pos="4320"/>
+        </w:tabs>
+        <w:ind w:left="4320" w:hanging="360"/>
+      </w:pPr>
+      <w:rPr>
+        <w:rFonts w:ascii="Wingdings" w:hAnsi="Wingdings" w:hint="default"/>
+        <w:sz w:val="20"/>
+      </w:rPr>
+    </w:lvl>
+    <w:lvl w:ilvl="6" w:tentative="1">
+      <w:start w:val="1"/>
+      <w:numFmt w:val="bullet"/>
+      <w:lvlText w:val=""/>
+      <w:lvlJc w:val="left"/>
+      <w:pPr>
+        <w:tabs>
+          <w:tab w:val="num" w:pos="5040"/>
+        </w:tabs>
+        <w:ind w:left="5040" w:hanging="360"/>
+      </w:pPr>
+      <w:rPr>
+        <w:rFonts w:ascii="Wingdings" w:hAnsi="Wingdings" w:hint="default"/>
+        <w:sz w:val="20"/>
+      </w:rPr>
+    </w:lvl>
+    <w:lvl w:ilvl="7" w:tentative="1">
+      <w:start w:val="1"/>
+      <w:numFmt w:val="bullet"/>
+      <w:lvlText w:val=""/>
+      <w:lvlJc w:val="left"/>
+      <w:pPr>
+        <w:tabs>
+          <w:tab w:val="num" w:pos="5760"/>
+        </w:tabs>
+        <w:ind w:left="5760" w:hanging="360"/>
+      </w:pPr>
+      <w:rPr>
+        <w:rFonts w:ascii="Wingdings" w:hAnsi="Wingdings" w:hint="default"/>
+        <w:sz w:val="20"/>
+      </w:rPr>
+    </w:lvl>
+    <w:lvl w:ilvl="8" w:tentative="1">
+      <w:start w:val="1"/>
+      <w:numFmt w:val="bullet"/>
+      <w:lvlText w:val=""/>
+      <w:lvlJc w:val="left"/>
+      <w:pPr>
+        <w:tabs>
+          <w:tab w:val="num" w:pos="6480"/>
+        </w:tabs>
+        <w:ind w:left="6480" w:hanging="360"/>
+      </w:pPr>
+      <w:rPr>
+        <w:rFonts w:ascii="Wingdings" w:hAnsi="Wingdings" w:hint="default"/>
+        <w:sz w:val="20"/>
+      </w:rPr>
+    </w:lvl>
+  </w:abstractNum>
+  <w:abstractNum w:abstractNumId="21" w15:restartNumberingAfterBreak="0">
     <w:nsid w:val="44967193"/>
     <w:multiLevelType w:val="hybridMultilevel"/>
     <w:tmpl w:val="B8147F0C"/>
@@ -25125,7 +26308,7 @@
       </w:rPr>
     </w:lvl>
   </w:abstractNum>
-  <w:abstractNum w:abstractNumId="17" w15:restartNumberingAfterBreak="0">
+  <w:abstractNum w:abstractNumId="22" w15:restartNumberingAfterBreak="0">
     <w:nsid w:val="44CF7C69"/>
     <w:multiLevelType w:val="multilevel"/>
     <w:tmpl w:val="8A822BEE"/>
@@ -25270,7 +26453,305 @@
       </w:rPr>
     </w:lvl>
   </w:abstractNum>
-  <w:abstractNum w:abstractNumId="18" w15:restartNumberingAfterBreak="0">
+  <w:abstractNum w:abstractNumId="23" w15:restartNumberingAfterBreak="0">
+    <w:nsid w:val="46EB7809"/>
+    <w:multiLevelType w:val="multilevel"/>
+    <w:tmpl w:val="692E60DA"/>
+    <w:lvl w:ilvl="0">
+      <w:start w:val="1"/>
+      <w:numFmt w:val="bullet"/>
+      <w:lvlText w:val=""/>
+      <w:lvlJc w:val="left"/>
+      <w:pPr>
+        <w:tabs>
+          <w:tab w:val="num" w:pos="720"/>
+        </w:tabs>
+        <w:ind w:left="720" w:hanging="360"/>
+      </w:pPr>
+      <w:rPr>
+        <w:rFonts w:ascii="Symbol" w:hAnsi="Symbol" w:hint="default"/>
+        <w:sz w:val="20"/>
+      </w:rPr>
+    </w:lvl>
+    <w:lvl w:ilvl="1" w:tentative="1">
+      <w:start w:val="1"/>
+      <w:numFmt w:val="bullet"/>
+      <w:lvlText w:val="o"/>
+      <w:lvlJc w:val="left"/>
+      <w:pPr>
+        <w:tabs>
+          <w:tab w:val="num" w:pos="1440"/>
+        </w:tabs>
+        <w:ind w:left="1440" w:hanging="360"/>
+      </w:pPr>
+      <w:rPr>
+        <w:rFonts w:ascii="Courier New" w:hAnsi="Courier New" w:hint="default"/>
+        <w:sz w:val="20"/>
+      </w:rPr>
+    </w:lvl>
+    <w:lvl w:ilvl="2" w:tentative="1">
+      <w:start w:val="1"/>
+      <w:numFmt w:val="bullet"/>
+      <w:lvlText w:val=""/>
+      <w:lvlJc w:val="left"/>
+      <w:pPr>
+        <w:tabs>
+          <w:tab w:val="num" w:pos="2160"/>
+        </w:tabs>
+        <w:ind w:left="2160" w:hanging="360"/>
+      </w:pPr>
+      <w:rPr>
+        <w:rFonts w:ascii="Wingdings" w:hAnsi="Wingdings" w:hint="default"/>
+        <w:sz w:val="20"/>
+      </w:rPr>
+    </w:lvl>
+    <w:lvl w:ilvl="3" w:tentative="1">
+      <w:start w:val="1"/>
+      <w:numFmt w:val="bullet"/>
+      <w:lvlText w:val=""/>
+      <w:lvlJc w:val="left"/>
+      <w:pPr>
+        <w:tabs>
+          <w:tab w:val="num" w:pos="2880"/>
+        </w:tabs>
+        <w:ind w:left="2880" w:hanging="360"/>
+      </w:pPr>
+      <w:rPr>
+        <w:rFonts w:ascii="Wingdings" w:hAnsi="Wingdings" w:hint="default"/>
+        <w:sz w:val="20"/>
+      </w:rPr>
+    </w:lvl>
+    <w:lvl w:ilvl="4" w:tentative="1">
+      <w:start w:val="1"/>
+      <w:numFmt w:val="bullet"/>
+      <w:lvlText w:val=""/>
+      <w:lvlJc w:val="left"/>
+      <w:pPr>
+        <w:tabs>
+          <w:tab w:val="num" w:pos="3600"/>
+        </w:tabs>
+        <w:ind w:left="3600" w:hanging="360"/>
+      </w:pPr>
+      <w:rPr>
+        <w:rFonts w:ascii="Wingdings" w:hAnsi="Wingdings" w:hint="default"/>
+        <w:sz w:val="20"/>
+      </w:rPr>
+    </w:lvl>
+    <w:lvl w:ilvl="5" w:tentative="1">
+      <w:start w:val="1"/>
+      <w:numFmt w:val="bullet"/>
+      <w:lvlText w:val=""/>
+      <w:lvlJc w:val="left"/>
+      <w:pPr>
+        <w:tabs>
+          <w:tab w:val="num" w:pos="4320"/>
+        </w:tabs>
+        <w:ind w:left="4320" w:hanging="360"/>
+      </w:pPr>
+      <w:rPr>
+        <w:rFonts w:ascii="Wingdings" w:hAnsi="Wingdings" w:hint="default"/>
+        <w:sz w:val="20"/>
+      </w:rPr>
+    </w:lvl>
+    <w:lvl w:ilvl="6" w:tentative="1">
+      <w:start w:val="1"/>
+      <w:numFmt w:val="bullet"/>
+      <w:lvlText w:val=""/>
+      <w:lvlJc w:val="left"/>
+      <w:pPr>
+        <w:tabs>
+          <w:tab w:val="num" w:pos="5040"/>
+        </w:tabs>
+        <w:ind w:left="5040" w:hanging="360"/>
+      </w:pPr>
+      <w:rPr>
+        <w:rFonts w:ascii="Wingdings" w:hAnsi="Wingdings" w:hint="default"/>
+        <w:sz w:val="20"/>
+      </w:rPr>
+    </w:lvl>
+    <w:lvl w:ilvl="7" w:tentative="1">
+      <w:start w:val="1"/>
+      <w:numFmt w:val="bullet"/>
+      <w:lvlText w:val=""/>
+      <w:lvlJc w:val="left"/>
+      <w:pPr>
+        <w:tabs>
+          <w:tab w:val="num" w:pos="5760"/>
+        </w:tabs>
+        <w:ind w:left="5760" w:hanging="360"/>
+      </w:pPr>
+      <w:rPr>
+        <w:rFonts w:ascii="Wingdings" w:hAnsi="Wingdings" w:hint="default"/>
+        <w:sz w:val="20"/>
+      </w:rPr>
+    </w:lvl>
+    <w:lvl w:ilvl="8" w:tentative="1">
+      <w:start w:val="1"/>
+      <w:numFmt w:val="bullet"/>
+      <w:lvlText w:val=""/>
+      <w:lvlJc w:val="left"/>
+      <w:pPr>
+        <w:tabs>
+          <w:tab w:val="num" w:pos="6480"/>
+        </w:tabs>
+        <w:ind w:left="6480" w:hanging="360"/>
+      </w:pPr>
+      <w:rPr>
+        <w:rFonts w:ascii="Wingdings" w:hAnsi="Wingdings" w:hint="default"/>
+        <w:sz w:val="20"/>
+      </w:rPr>
+    </w:lvl>
+  </w:abstractNum>
+  <w:abstractNum w:abstractNumId="24" w15:restartNumberingAfterBreak="0">
+    <w:nsid w:val="4B5B27B4"/>
+    <w:multiLevelType w:val="multilevel"/>
+    <w:tmpl w:val="B41C1248"/>
+    <w:lvl w:ilvl="0">
+      <w:start w:val="1"/>
+      <w:numFmt w:val="bullet"/>
+      <w:lvlText w:val=""/>
+      <w:lvlJc w:val="left"/>
+      <w:pPr>
+        <w:tabs>
+          <w:tab w:val="num" w:pos="720"/>
+        </w:tabs>
+        <w:ind w:left="720" w:hanging="360"/>
+      </w:pPr>
+      <w:rPr>
+        <w:rFonts w:ascii="Symbol" w:hAnsi="Symbol" w:hint="default"/>
+        <w:sz w:val="20"/>
+      </w:rPr>
+    </w:lvl>
+    <w:lvl w:ilvl="1" w:tentative="1">
+      <w:start w:val="1"/>
+      <w:numFmt w:val="bullet"/>
+      <w:lvlText w:val="o"/>
+      <w:lvlJc w:val="left"/>
+      <w:pPr>
+        <w:tabs>
+          <w:tab w:val="num" w:pos="1440"/>
+        </w:tabs>
+        <w:ind w:left="1440" w:hanging="360"/>
+      </w:pPr>
+      <w:rPr>
+        <w:rFonts w:ascii="Courier New" w:hAnsi="Courier New" w:hint="default"/>
+        <w:sz w:val="20"/>
+      </w:rPr>
+    </w:lvl>
+    <w:lvl w:ilvl="2" w:tentative="1">
+      <w:start w:val="1"/>
+      <w:numFmt w:val="bullet"/>
+      <w:lvlText w:val=""/>
+      <w:lvlJc w:val="left"/>
+      <w:pPr>
+        <w:tabs>
+          <w:tab w:val="num" w:pos="2160"/>
+        </w:tabs>
+        <w:ind w:left="2160" w:hanging="360"/>
+      </w:pPr>
+      <w:rPr>
+        <w:rFonts w:ascii="Wingdings" w:hAnsi="Wingdings" w:hint="default"/>
+        <w:sz w:val="20"/>
+      </w:rPr>
+    </w:lvl>
+    <w:lvl w:ilvl="3" w:tentative="1">
+      <w:start w:val="1"/>
+      <w:numFmt w:val="bullet"/>
+      <w:lvlText w:val=""/>
+      <w:lvlJc w:val="left"/>
+      <w:pPr>
+        <w:tabs>
+          <w:tab w:val="num" w:pos="2880"/>
+        </w:tabs>
+        <w:ind w:left="2880" w:hanging="360"/>
+      </w:pPr>
+      <w:rPr>
+        <w:rFonts w:ascii="Wingdings" w:hAnsi="Wingdings" w:hint="default"/>
+        <w:sz w:val="20"/>
+      </w:rPr>
+    </w:lvl>
+    <w:lvl w:ilvl="4" w:tentative="1">
+      <w:start w:val="1"/>
+      <w:numFmt w:val="bullet"/>
+      <w:lvlText w:val=""/>
+      <w:lvlJc w:val="left"/>
+      <w:pPr>
+        <w:tabs>
+          <w:tab w:val="num" w:pos="3600"/>
+        </w:tabs>
+        <w:ind w:left="3600" w:hanging="360"/>
+      </w:pPr>
+      <w:rPr>
+        <w:rFonts w:ascii="Wingdings" w:hAnsi="Wingdings" w:hint="default"/>
+        <w:sz w:val="20"/>
+      </w:rPr>
+    </w:lvl>
+    <w:lvl w:ilvl="5" w:tentative="1">
+      <w:start w:val="1"/>
+      <w:numFmt w:val="bullet"/>
+      <w:lvlText w:val=""/>
+      <w:lvlJc w:val="left"/>
+      <w:pPr>
+        <w:tabs>
+          <w:tab w:val="num" w:pos="4320"/>
+        </w:tabs>
+        <w:ind w:left="4320" w:hanging="360"/>
+      </w:pPr>
+      <w:rPr>
+        <w:rFonts w:ascii="Wingdings" w:hAnsi="Wingdings" w:hint="default"/>
+        <w:sz w:val="20"/>
+      </w:rPr>
+    </w:lvl>
+    <w:lvl w:ilvl="6" w:tentative="1">
+      <w:start w:val="1"/>
+      <w:numFmt w:val="bullet"/>
+      <w:lvlText w:val=""/>
+      <w:lvlJc w:val="left"/>
+      <w:pPr>
+        <w:tabs>
+          <w:tab w:val="num" w:pos="5040"/>
+        </w:tabs>
+        <w:ind w:left="5040" w:hanging="360"/>
+      </w:pPr>
+      <w:rPr>
+        <w:rFonts w:ascii="Wingdings" w:hAnsi="Wingdings" w:hint="default"/>
+        <w:sz w:val="20"/>
+      </w:rPr>
+    </w:lvl>
+    <w:lvl w:ilvl="7" w:tentative="1">
+      <w:start w:val="1"/>
+      <w:numFmt w:val="bullet"/>
+      <w:lvlText w:val=""/>
+      <w:lvlJc w:val="left"/>
+      <w:pPr>
+        <w:tabs>
+          <w:tab w:val="num" w:pos="5760"/>
+        </w:tabs>
+        <w:ind w:left="5760" w:hanging="360"/>
+      </w:pPr>
+      <w:rPr>
+        <w:rFonts w:ascii="Wingdings" w:hAnsi="Wingdings" w:hint="default"/>
+        <w:sz w:val="20"/>
+      </w:rPr>
+    </w:lvl>
+    <w:lvl w:ilvl="8" w:tentative="1">
+      <w:start w:val="1"/>
+      <w:numFmt w:val="bullet"/>
+      <w:lvlText w:val=""/>
+      <w:lvlJc w:val="left"/>
+      <w:pPr>
+        <w:tabs>
+          <w:tab w:val="num" w:pos="6480"/>
+        </w:tabs>
+        <w:ind w:left="6480" w:hanging="360"/>
+      </w:pPr>
+      <w:rPr>
+        <w:rFonts w:ascii="Wingdings" w:hAnsi="Wingdings" w:hint="default"/>
+        <w:sz w:val="20"/>
+      </w:rPr>
+    </w:lvl>
+  </w:abstractNum>
+  <w:abstractNum w:abstractNumId="25" w15:restartNumberingAfterBreak="0">
     <w:nsid w:val="4C9C3CA6"/>
     <w:multiLevelType w:val="hybridMultilevel"/>
     <w:tmpl w:val="F2AC35A2"/>
@@ -25482,7 +26963,7 @@
       </w:rPr>
     </w:lvl>
   </w:abstractNum>
-  <w:abstractNum w:abstractNumId="19" w15:restartNumberingAfterBreak="0">
+  <w:abstractNum w:abstractNumId="26" w15:restartNumberingAfterBreak="0">
     <w:nsid w:val="4D01716B"/>
     <w:multiLevelType w:val="multilevel"/>
     <w:tmpl w:val="D8CA75AC"/>
@@ -25631,7 +27112,7 @@
       </w:rPr>
     </w:lvl>
   </w:abstractNum>
-  <w:abstractNum w:abstractNumId="20" w15:restartNumberingAfterBreak="0">
+  <w:abstractNum w:abstractNumId="27" w15:restartNumberingAfterBreak="0">
     <w:nsid w:val="4E026979"/>
     <w:multiLevelType w:val="multilevel"/>
     <w:tmpl w:val="4CEA03B0"/>
@@ -25780,7 +27261,7 @@
       </w:rPr>
     </w:lvl>
   </w:abstractNum>
-  <w:abstractNum w:abstractNumId="21" w15:restartNumberingAfterBreak="0">
+  <w:abstractNum w:abstractNumId="28" w15:restartNumberingAfterBreak="0">
     <w:nsid w:val="4F4667B9"/>
     <w:multiLevelType w:val="hybridMultilevel"/>
     <w:tmpl w:val="EA8CAE94"/>
@@ -25992,7 +27473,7 @@
       </w:rPr>
     </w:lvl>
   </w:abstractNum>
-  <w:abstractNum w:abstractNumId="22" w15:restartNumberingAfterBreak="0">
+  <w:abstractNum w:abstractNumId="29" w15:restartNumberingAfterBreak="0">
     <w:nsid w:val="4FCC13FD"/>
     <w:multiLevelType w:val="multilevel"/>
     <w:tmpl w:val="00F4E806"/>
@@ -26141,7 +27622,7 @@
       </w:rPr>
     </w:lvl>
   </w:abstractNum>
-  <w:abstractNum w:abstractNumId="23" w15:restartNumberingAfterBreak="0">
+  <w:abstractNum w:abstractNumId="30" w15:restartNumberingAfterBreak="0">
     <w:nsid w:val="5254218D"/>
     <w:multiLevelType w:val="hybridMultilevel"/>
     <w:tmpl w:val="B9A21678"/>
@@ -26254,7 +27735,7 @@
       </w:rPr>
     </w:lvl>
   </w:abstractNum>
-  <w:abstractNum w:abstractNumId="24" w15:restartNumberingAfterBreak="0">
+  <w:abstractNum w:abstractNumId="31" w15:restartNumberingAfterBreak="0">
     <w:nsid w:val="5521175D"/>
     <w:multiLevelType w:val="hybridMultilevel"/>
     <w:tmpl w:val="EE14177C"/>
@@ -26466,7 +27947,156 @@
       </w:rPr>
     </w:lvl>
   </w:abstractNum>
-  <w:abstractNum w:abstractNumId="25" w15:restartNumberingAfterBreak="0">
+  <w:abstractNum w:abstractNumId="32" w15:restartNumberingAfterBreak="0">
+    <w:nsid w:val="5D037940"/>
+    <w:multiLevelType w:val="multilevel"/>
+    <w:tmpl w:val="D3028932"/>
+    <w:lvl w:ilvl="0">
+      <w:start w:val="1"/>
+      <w:numFmt w:val="bullet"/>
+      <w:lvlText w:val=""/>
+      <w:lvlJc w:val="left"/>
+      <w:pPr>
+        <w:tabs>
+          <w:tab w:val="num" w:pos="720"/>
+        </w:tabs>
+        <w:ind w:left="720" w:hanging="360"/>
+      </w:pPr>
+      <w:rPr>
+        <w:rFonts w:ascii="Symbol" w:hAnsi="Symbol" w:hint="default"/>
+        <w:sz w:val="20"/>
+      </w:rPr>
+    </w:lvl>
+    <w:lvl w:ilvl="1" w:tentative="1">
+      <w:start w:val="1"/>
+      <w:numFmt w:val="bullet"/>
+      <w:lvlText w:val="o"/>
+      <w:lvlJc w:val="left"/>
+      <w:pPr>
+        <w:tabs>
+          <w:tab w:val="num" w:pos="1440"/>
+        </w:tabs>
+        <w:ind w:left="1440" w:hanging="360"/>
+      </w:pPr>
+      <w:rPr>
+        <w:rFonts w:ascii="Courier New" w:hAnsi="Courier New" w:hint="default"/>
+        <w:sz w:val="20"/>
+      </w:rPr>
+    </w:lvl>
+    <w:lvl w:ilvl="2" w:tentative="1">
+      <w:start w:val="1"/>
+      <w:numFmt w:val="bullet"/>
+      <w:lvlText w:val=""/>
+      <w:lvlJc w:val="left"/>
+      <w:pPr>
+        <w:tabs>
+          <w:tab w:val="num" w:pos="2160"/>
+        </w:tabs>
+        <w:ind w:left="2160" w:hanging="360"/>
+      </w:pPr>
+      <w:rPr>
+        <w:rFonts w:ascii="Wingdings" w:hAnsi="Wingdings" w:hint="default"/>
+        <w:sz w:val="20"/>
+      </w:rPr>
+    </w:lvl>
+    <w:lvl w:ilvl="3" w:tentative="1">
+      <w:start w:val="1"/>
+      <w:numFmt w:val="bullet"/>
+      <w:lvlText w:val=""/>
+      <w:lvlJc w:val="left"/>
+      <w:pPr>
+        <w:tabs>
+          <w:tab w:val="num" w:pos="2880"/>
+        </w:tabs>
+        <w:ind w:left="2880" w:hanging="360"/>
+      </w:pPr>
+      <w:rPr>
+        <w:rFonts w:ascii="Wingdings" w:hAnsi="Wingdings" w:hint="default"/>
+        <w:sz w:val="20"/>
+      </w:rPr>
+    </w:lvl>
+    <w:lvl w:ilvl="4" w:tentative="1">
+      <w:start w:val="1"/>
+      <w:numFmt w:val="bullet"/>
+      <w:lvlText w:val=""/>
+      <w:lvlJc w:val="left"/>
+      <w:pPr>
+        <w:tabs>
+          <w:tab w:val="num" w:pos="3600"/>
+        </w:tabs>
+        <w:ind w:left="3600" w:hanging="360"/>
+      </w:pPr>
+      <w:rPr>
+        <w:rFonts w:ascii="Wingdings" w:hAnsi="Wingdings" w:hint="default"/>
+        <w:sz w:val="20"/>
+      </w:rPr>
+    </w:lvl>
+    <w:lvl w:ilvl="5" w:tentative="1">
+      <w:start w:val="1"/>
+      <w:numFmt w:val="bullet"/>
+      <w:lvlText w:val=""/>
+      <w:lvlJc w:val="left"/>
+      <w:pPr>
+        <w:tabs>
+          <w:tab w:val="num" w:pos="4320"/>
+        </w:tabs>
+        <w:ind w:left="4320" w:hanging="360"/>
+      </w:pPr>
+      <w:rPr>
+        <w:rFonts w:ascii="Wingdings" w:hAnsi="Wingdings" w:hint="default"/>
+        <w:sz w:val="20"/>
+      </w:rPr>
+    </w:lvl>
+    <w:lvl w:ilvl="6" w:tentative="1">
+      <w:start w:val="1"/>
+      <w:numFmt w:val="bullet"/>
+      <w:lvlText w:val=""/>
+      <w:lvlJc w:val="left"/>
+      <w:pPr>
+        <w:tabs>
+          <w:tab w:val="num" w:pos="5040"/>
+        </w:tabs>
+        <w:ind w:left="5040" w:hanging="360"/>
+      </w:pPr>
+      <w:rPr>
+        <w:rFonts w:ascii="Wingdings" w:hAnsi="Wingdings" w:hint="default"/>
+        <w:sz w:val="20"/>
+      </w:rPr>
+    </w:lvl>
+    <w:lvl w:ilvl="7" w:tentative="1">
+      <w:start w:val="1"/>
+      <w:numFmt w:val="bullet"/>
+      <w:lvlText w:val=""/>
+      <w:lvlJc w:val="left"/>
+      <w:pPr>
+        <w:tabs>
+          <w:tab w:val="num" w:pos="5760"/>
+        </w:tabs>
+        <w:ind w:left="5760" w:hanging="360"/>
+      </w:pPr>
+      <w:rPr>
+        <w:rFonts w:ascii="Wingdings" w:hAnsi="Wingdings" w:hint="default"/>
+        <w:sz w:val="20"/>
+      </w:rPr>
+    </w:lvl>
+    <w:lvl w:ilvl="8" w:tentative="1">
+      <w:start w:val="1"/>
+      <w:numFmt w:val="bullet"/>
+      <w:lvlText w:val=""/>
+      <w:lvlJc w:val="left"/>
+      <w:pPr>
+        <w:tabs>
+          <w:tab w:val="num" w:pos="6480"/>
+        </w:tabs>
+        <w:ind w:left="6480" w:hanging="360"/>
+      </w:pPr>
+      <w:rPr>
+        <w:rFonts w:ascii="Wingdings" w:hAnsi="Wingdings" w:hint="default"/>
+        <w:sz w:val="20"/>
+      </w:rPr>
+    </w:lvl>
+  </w:abstractNum>
+  <w:abstractNum w:abstractNumId="33" w15:restartNumberingAfterBreak="0">
     <w:nsid w:val="60AE3DD5"/>
     <w:multiLevelType w:val="hybridMultilevel"/>
     <w:tmpl w:val="1FC2C1E8"/>
@@ -26678,7 +28308,7 @@
       </w:rPr>
     </w:lvl>
   </w:abstractNum>
-  <w:abstractNum w:abstractNumId="26" w15:restartNumberingAfterBreak="0">
+  <w:abstractNum w:abstractNumId="34" w15:restartNumberingAfterBreak="0">
     <w:nsid w:val="63F61485"/>
     <w:multiLevelType w:val="multilevel"/>
     <w:tmpl w:val="CC4278D6"/>
@@ -26795,7 +28425,7 @@
       </w:pPr>
     </w:lvl>
   </w:abstractNum>
-  <w:abstractNum w:abstractNumId="27" w15:restartNumberingAfterBreak="0">
+  <w:abstractNum w:abstractNumId="35" w15:restartNumberingAfterBreak="0">
     <w:nsid w:val="63FF6C92"/>
     <w:multiLevelType w:val="multilevel"/>
     <w:tmpl w:val="CCDE0C7E"/>
@@ -26944,7 +28574,7 @@
       </w:rPr>
     </w:lvl>
   </w:abstractNum>
-  <w:abstractNum w:abstractNumId="28" w15:restartNumberingAfterBreak="0">
+  <w:abstractNum w:abstractNumId="36" w15:restartNumberingAfterBreak="0">
     <w:nsid w:val="673529DE"/>
     <w:multiLevelType w:val="multilevel"/>
     <w:tmpl w:val="C380B064"/>
@@ -27093,7 +28723,7 @@
       </w:rPr>
     </w:lvl>
   </w:abstractNum>
-  <w:abstractNum w:abstractNumId="29" w15:restartNumberingAfterBreak="0">
+  <w:abstractNum w:abstractNumId="37" w15:restartNumberingAfterBreak="0">
     <w:nsid w:val="6B823025"/>
     <w:multiLevelType w:val="multilevel"/>
     <w:tmpl w:val="75B4F1F0"/>
@@ -27206,7 +28836,7 @@
       </w:pPr>
     </w:lvl>
   </w:abstractNum>
-  <w:abstractNum w:abstractNumId="30" w15:restartNumberingAfterBreak="0">
+  <w:abstractNum w:abstractNumId="38" w15:restartNumberingAfterBreak="0">
     <w:nsid w:val="6C816DCE"/>
     <w:multiLevelType w:val="hybridMultilevel"/>
     <w:tmpl w:val="9A7AABC2"/>
@@ -27418,7 +29048,7 @@
       </w:rPr>
     </w:lvl>
   </w:abstractNum>
-  <w:abstractNum w:abstractNumId="31" w15:restartNumberingAfterBreak="0">
+  <w:abstractNum w:abstractNumId="39" w15:restartNumberingAfterBreak="0">
     <w:nsid w:val="708E5799"/>
     <w:multiLevelType w:val="multilevel"/>
     <w:tmpl w:val="7C9E4AEA"/>
@@ -27567,7 +29197,7 @@
       </w:rPr>
     </w:lvl>
   </w:abstractNum>
-  <w:abstractNum w:abstractNumId="32" w15:restartNumberingAfterBreak="0">
+  <w:abstractNum w:abstractNumId="40" w15:restartNumberingAfterBreak="0">
     <w:nsid w:val="74D8524E"/>
     <w:multiLevelType w:val="multilevel"/>
     <w:tmpl w:val="9CB8A8BC"/>
@@ -27716,7 +29346,7 @@
       </w:rPr>
     </w:lvl>
   </w:abstractNum>
-  <w:abstractNum w:abstractNumId="33" w15:restartNumberingAfterBreak="0">
+  <w:abstractNum w:abstractNumId="41" w15:restartNumberingAfterBreak="0">
     <w:nsid w:val="75F452E3"/>
     <w:multiLevelType w:val="multilevel"/>
     <w:tmpl w:val="050636A4"/>
@@ -27865,7 +29495,156 @@
       </w:rPr>
     </w:lvl>
   </w:abstractNum>
-  <w:abstractNum w:abstractNumId="34" w15:restartNumberingAfterBreak="0">
+  <w:abstractNum w:abstractNumId="42" w15:restartNumberingAfterBreak="0">
+    <w:nsid w:val="774B38A3"/>
+    <w:multiLevelType w:val="multilevel"/>
+    <w:tmpl w:val="F18AFEE6"/>
+    <w:lvl w:ilvl="0">
+      <w:start w:val="1"/>
+      <w:numFmt w:val="bullet"/>
+      <w:lvlText w:val=""/>
+      <w:lvlJc w:val="left"/>
+      <w:pPr>
+        <w:tabs>
+          <w:tab w:val="num" w:pos="720"/>
+        </w:tabs>
+        <w:ind w:left="720" w:hanging="360"/>
+      </w:pPr>
+      <w:rPr>
+        <w:rFonts w:ascii="Symbol" w:hAnsi="Symbol" w:hint="default"/>
+        <w:sz w:val="20"/>
+      </w:rPr>
+    </w:lvl>
+    <w:lvl w:ilvl="1" w:tentative="1">
+      <w:start w:val="1"/>
+      <w:numFmt w:val="bullet"/>
+      <w:lvlText w:val="o"/>
+      <w:lvlJc w:val="left"/>
+      <w:pPr>
+        <w:tabs>
+          <w:tab w:val="num" w:pos="1440"/>
+        </w:tabs>
+        <w:ind w:left="1440" w:hanging="360"/>
+      </w:pPr>
+      <w:rPr>
+        <w:rFonts w:ascii="Courier New" w:hAnsi="Courier New" w:hint="default"/>
+        <w:sz w:val="20"/>
+      </w:rPr>
+    </w:lvl>
+    <w:lvl w:ilvl="2" w:tentative="1">
+      <w:start w:val="1"/>
+      <w:numFmt w:val="bullet"/>
+      <w:lvlText w:val=""/>
+      <w:lvlJc w:val="left"/>
+      <w:pPr>
+        <w:tabs>
+          <w:tab w:val="num" w:pos="2160"/>
+        </w:tabs>
+        <w:ind w:left="2160" w:hanging="360"/>
+      </w:pPr>
+      <w:rPr>
+        <w:rFonts w:ascii="Wingdings" w:hAnsi="Wingdings" w:hint="default"/>
+        <w:sz w:val="20"/>
+      </w:rPr>
+    </w:lvl>
+    <w:lvl w:ilvl="3" w:tentative="1">
+      <w:start w:val="1"/>
+      <w:numFmt w:val="bullet"/>
+      <w:lvlText w:val=""/>
+      <w:lvlJc w:val="left"/>
+      <w:pPr>
+        <w:tabs>
+          <w:tab w:val="num" w:pos="2880"/>
+        </w:tabs>
+        <w:ind w:left="2880" w:hanging="360"/>
+      </w:pPr>
+      <w:rPr>
+        <w:rFonts w:ascii="Wingdings" w:hAnsi="Wingdings" w:hint="default"/>
+        <w:sz w:val="20"/>
+      </w:rPr>
+    </w:lvl>
+    <w:lvl w:ilvl="4" w:tentative="1">
+      <w:start w:val="1"/>
+      <w:numFmt w:val="bullet"/>
+      <w:lvlText w:val=""/>
+      <w:lvlJc w:val="left"/>
+      <w:pPr>
+        <w:tabs>
+          <w:tab w:val="num" w:pos="3600"/>
+        </w:tabs>
+        <w:ind w:left="3600" w:hanging="360"/>
+      </w:pPr>
+      <w:rPr>
+        <w:rFonts w:ascii="Wingdings" w:hAnsi="Wingdings" w:hint="default"/>
+        <w:sz w:val="20"/>
+      </w:rPr>
+    </w:lvl>
+    <w:lvl w:ilvl="5" w:tentative="1">
+      <w:start w:val="1"/>
+      <w:numFmt w:val="bullet"/>
+      <w:lvlText w:val=""/>
+      <w:lvlJc w:val="left"/>
+      <w:pPr>
+        <w:tabs>
+          <w:tab w:val="num" w:pos="4320"/>
+        </w:tabs>
+        <w:ind w:left="4320" w:hanging="360"/>
+      </w:pPr>
+      <w:rPr>
+        <w:rFonts w:ascii="Wingdings" w:hAnsi="Wingdings" w:hint="default"/>
+        <w:sz w:val="20"/>
+      </w:rPr>
+    </w:lvl>
+    <w:lvl w:ilvl="6" w:tentative="1">
+      <w:start w:val="1"/>
+      <w:numFmt w:val="bullet"/>
+      <w:lvlText w:val=""/>
+      <w:lvlJc w:val="left"/>
+      <w:pPr>
+        <w:tabs>
+          <w:tab w:val="num" w:pos="5040"/>
+        </w:tabs>
+        <w:ind w:left="5040" w:hanging="360"/>
+      </w:pPr>
+      <w:rPr>
+        <w:rFonts w:ascii="Wingdings" w:hAnsi="Wingdings" w:hint="default"/>
+        <w:sz w:val="20"/>
+      </w:rPr>
+    </w:lvl>
+    <w:lvl w:ilvl="7" w:tentative="1">
+      <w:start w:val="1"/>
+      <w:numFmt w:val="bullet"/>
+      <w:lvlText w:val=""/>
+      <w:lvlJc w:val="left"/>
+      <w:pPr>
+        <w:tabs>
+          <w:tab w:val="num" w:pos="5760"/>
+        </w:tabs>
+        <w:ind w:left="5760" w:hanging="360"/>
+      </w:pPr>
+      <w:rPr>
+        <w:rFonts w:ascii="Wingdings" w:hAnsi="Wingdings" w:hint="default"/>
+        <w:sz w:val="20"/>
+      </w:rPr>
+    </w:lvl>
+    <w:lvl w:ilvl="8" w:tentative="1">
+      <w:start w:val="1"/>
+      <w:numFmt w:val="bullet"/>
+      <w:lvlText w:val=""/>
+      <w:lvlJc w:val="left"/>
+      <w:pPr>
+        <w:tabs>
+          <w:tab w:val="num" w:pos="6480"/>
+        </w:tabs>
+        <w:ind w:left="6480" w:hanging="360"/>
+      </w:pPr>
+      <w:rPr>
+        <w:rFonts w:ascii="Wingdings" w:hAnsi="Wingdings" w:hint="default"/>
+        <w:sz w:val="20"/>
+      </w:rPr>
+    </w:lvl>
+  </w:abstractNum>
+  <w:abstractNum w:abstractNumId="43" w15:restartNumberingAfterBreak="0">
     <w:nsid w:val="7A3D5186"/>
     <w:multiLevelType w:val="hybridMultilevel"/>
     <w:tmpl w:val="ACA82C7A"/>
@@ -27954,7 +29733,156 @@
       </w:pPr>
     </w:lvl>
   </w:abstractNum>
-  <w:abstractNum w:abstractNumId="35" w15:restartNumberingAfterBreak="0">
+  <w:abstractNum w:abstractNumId="44" w15:restartNumberingAfterBreak="0">
+    <w:nsid w:val="7B6805A0"/>
+    <w:multiLevelType w:val="multilevel"/>
+    <w:tmpl w:val="08B8D754"/>
+    <w:lvl w:ilvl="0">
+      <w:start w:val="1"/>
+      <w:numFmt w:val="bullet"/>
+      <w:lvlText w:val=""/>
+      <w:lvlJc w:val="left"/>
+      <w:pPr>
+        <w:tabs>
+          <w:tab w:val="num" w:pos="720"/>
+        </w:tabs>
+        <w:ind w:left="720" w:hanging="360"/>
+      </w:pPr>
+      <w:rPr>
+        <w:rFonts w:ascii="Symbol" w:hAnsi="Symbol" w:hint="default"/>
+        <w:sz w:val="20"/>
+      </w:rPr>
+    </w:lvl>
+    <w:lvl w:ilvl="1" w:tentative="1">
+      <w:start w:val="1"/>
+      <w:numFmt w:val="bullet"/>
+      <w:lvlText w:val="o"/>
+      <w:lvlJc w:val="left"/>
+      <w:pPr>
+        <w:tabs>
+          <w:tab w:val="num" w:pos="1440"/>
+        </w:tabs>
+        <w:ind w:left="1440" w:hanging="360"/>
+      </w:pPr>
+      <w:rPr>
+        <w:rFonts w:ascii="Courier New" w:hAnsi="Courier New" w:hint="default"/>
+        <w:sz w:val="20"/>
+      </w:rPr>
+    </w:lvl>
+    <w:lvl w:ilvl="2" w:tentative="1">
+      <w:start w:val="1"/>
+      <w:numFmt w:val="bullet"/>
+      <w:lvlText w:val=""/>
+      <w:lvlJc w:val="left"/>
+      <w:pPr>
+        <w:tabs>
+          <w:tab w:val="num" w:pos="2160"/>
+        </w:tabs>
+        <w:ind w:left="2160" w:hanging="360"/>
+      </w:pPr>
+      <w:rPr>
+        <w:rFonts w:ascii="Wingdings" w:hAnsi="Wingdings" w:hint="default"/>
+        <w:sz w:val="20"/>
+      </w:rPr>
+    </w:lvl>
+    <w:lvl w:ilvl="3" w:tentative="1">
+      <w:start w:val="1"/>
+      <w:numFmt w:val="bullet"/>
+      <w:lvlText w:val=""/>
+      <w:lvlJc w:val="left"/>
+      <w:pPr>
+        <w:tabs>
+          <w:tab w:val="num" w:pos="2880"/>
+        </w:tabs>
+        <w:ind w:left="2880" w:hanging="360"/>
+      </w:pPr>
+      <w:rPr>
+        <w:rFonts w:ascii="Wingdings" w:hAnsi="Wingdings" w:hint="default"/>
+        <w:sz w:val="20"/>
+      </w:rPr>
+    </w:lvl>
+    <w:lvl w:ilvl="4" w:tentative="1">
+      <w:start w:val="1"/>
+      <w:numFmt w:val="bullet"/>
+      <w:lvlText w:val=""/>
+      <w:lvlJc w:val="left"/>
+      <w:pPr>
+        <w:tabs>
+          <w:tab w:val="num" w:pos="3600"/>
+        </w:tabs>
+        <w:ind w:left="3600" w:hanging="360"/>
+      </w:pPr>
+      <w:rPr>
+        <w:rFonts w:ascii="Wingdings" w:hAnsi="Wingdings" w:hint="default"/>
+        <w:sz w:val="20"/>
+      </w:rPr>
+    </w:lvl>
+    <w:lvl w:ilvl="5" w:tentative="1">
+      <w:start w:val="1"/>
+      <w:numFmt w:val="bullet"/>
+      <w:lvlText w:val=""/>
+      <w:lvlJc w:val="left"/>
+      <w:pPr>
+        <w:tabs>
+          <w:tab w:val="num" w:pos="4320"/>
+        </w:tabs>
+        <w:ind w:left="4320" w:hanging="360"/>
+      </w:pPr>
+      <w:rPr>
+        <w:rFonts w:ascii="Wingdings" w:hAnsi="Wingdings" w:hint="default"/>
+        <w:sz w:val="20"/>
+      </w:rPr>
+    </w:lvl>
+    <w:lvl w:ilvl="6" w:tentative="1">
+      <w:start w:val="1"/>
+      <w:numFmt w:val="bullet"/>
+      <w:lvlText w:val=""/>
+      <w:lvlJc w:val="left"/>
+      <w:pPr>
+        <w:tabs>
+          <w:tab w:val="num" w:pos="5040"/>
+        </w:tabs>
+        <w:ind w:left="5040" w:hanging="360"/>
+      </w:pPr>
+      <w:rPr>
+        <w:rFonts w:ascii="Wingdings" w:hAnsi="Wingdings" w:hint="default"/>
+        <w:sz w:val="20"/>
+      </w:rPr>
+    </w:lvl>
+    <w:lvl w:ilvl="7" w:tentative="1">
+      <w:start w:val="1"/>
+      <w:numFmt w:val="bullet"/>
+      <w:lvlText w:val=""/>
+      <w:lvlJc w:val="left"/>
+      <w:pPr>
+        <w:tabs>
+          <w:tab w:val="num" w:pos="5760"/>
+        </w:tabs>
+        <w:ind w:left="5760" w:hanging="360"/>
+      </w:pPr>
+      <w:rPr>
+        <w:rFonts w:ascii="Wingdings" w:hAnsi="Wingdings" w:hint="default"/>
+        <w:sz w:val="20"/>
+      </w:rPr>
+    </w:lvl>
+    <w:lvl w:ilvl="8" w:tentative="1">
+      <w:start w:val="1"/>
+      <w:numFmt w:val="bullet"/>
+      <w:lvlText w:val=""/>
+      <w:lvlJc w:val="left"/>
+      <w:pPr>
+        <w:tabs>
+          <w:tab w:val="num" w:pos="6480"/>
+        </w:tabs>
+        <w:ind w:left="6480" w:hanging="360"/>
+      </w:pPr>
+      <w:rPr>
+        <w:rFonts w:ascii="Wingdings" w:hAnsi="Wingdings" w:hint="default"/>
+        <w:sz w:val="20"/>
+      </w:rPr>
+    </w:lvl>
+  </w:abstractNum>
+  <w:abstractNum w:abstractNumId="45" w15:restartNumberingAfterBreak="0">
     <w:nsid w:val="7E4A3957"/>
     <w:multiLevelType w:val="multilevel"/>
     <w:tmpl w:val="00AAB444"/>
@@ -28104,7 +30032,7 @@
     </w:lvl>
   </w:abstractNum>
   <w:num w:numId="1" w16cid:durableId="1236548018">
-    <w:abstractNumId w:val="25"/>
+    <w:abstractNumId w:val="33"/>
     <w:lvlOverride w:ilvl="0">
       <w:startOverride w:val="1"/>
     </w:lvlOverride>
@@ -28134,7 +30062,7 @@
     </w:lvlOverride>
   </w:num>
   <w:num w:numId="2" w16cid:durableId="1391342077">
-    <w:abstractNumId w:val="8"/>
+    <w:abstractNumId w:val="9"/>
     <w:lvlOverride w:ilvl="0">
       <w:startOverride w:val="5"/>
     </w:lvlOverride>
@@ -28164,16 +30092,16 @@
     </w:lvlOverride>
   </w:num>
   <w:num w:numId="3" w16cid:durableId="687409120">
-    <w:abstractNumId w:val="6"/>
+    <w:abstractNumId w:val="7"/>
   </w:num>
   <w:num w:numId="4" w16cid:durableId="989477955">
-    <w:abstractNumId w:val="18"/>
+    <w:abstractNumId w:val="25"/>
   </w:num>
   <w:num w:numId="5" w16cid:durableId="1636370671">
     <w:abstractNumId w:val="1"/>
   </w:num>
   <w:num w:numId="6" w16cid:durableId="1129317291">
-    <w:abstractNumId w:val="30"/>
+    <w:abstractNumId w:val="38"/>
     <w:lvlOverride w:ilvl="0">
       <w:startOverride w:val="1"/>
     </w:lvlOverride>
@@ -28203,16 +30131,16 @@
     </w:lvlOverride>
   </w:num>
   <w:num w:numId="7" w16cid:durableId="682970932">
-    <w:abstractNumId w:val="12"/>
+    <w:abstractNumId w:val="14"/>
   </w:num>
   <w:num w:numId="8" w16cid:durableId="992636032">
-    <w:abstractNumId w:val="16"/>
+    <w:abstractNumId w:val="21"/>
   </w:num>
   <w:num w:numId="9" w16cid:durableId="2060862077">
-    <w:abstractNumId w:val="24"/>
+    <w:abstractNumId w:val="31"/>
   </w:num>
   <w:num w:numId="10" w16cid:durableId="1099375854">
-    <w:abstractNumId w:val="21"/>
+    <w:abstractNumId w:val="28"/>
     <w:lvlOverride w:ilvl="0">
       <w:startOverride w:val="1"/>
     </w:lvlOverride>
@@ -28242,82 +30170,112 @@
     </w:lvlOverride>
   </w:num>
   <w:num w:numId="11" w16cid:durableId="817458796">
-    <w:abstractNumId w:val="31"/>
+    <w:abstractNumId w:val="39"/>
   </w:num>
   <w:num w:numId="12" w16cid:durableId="859776781">
-    <w:abstractNumId w:val="34"/>
+    <w:abstractNumId w:val="43"/>
   </w:num>
   <w:num w:numId="13" w16cid:durableId="57437073">
-    <w:abstractNumId w:val="14"/>
+    <w:abstractNumId w:val="18"/>
   </w:num>
   <w:num w:numId="14" w16cid:durableId="140970456">
-    <w:abstractNumId w:val="17"/>
+    <w:abstractNumId w:val="22"/>
   </w:num>
   <w:num w:numId="15" w16cid:durableId="107816704">
+    <w:abstractNumId w:val="37"/>
+  </w:num>
+  <w:num w:numId="16" w16cid:durableId="1395271825">
+    <w:abstractNumId w:val="26"/>
+  </w:num>
+  <w:num w:numId="17" w16cid:durableId="469596434">
+    <w:abstractNumId w:val="11"/>
+  </w:num>
+  <w:num w:numId="18" w16cid:durableId="1202748230">
+    <w:abstractNumId w:val="5"/>
+  </w:num>
+  <w:num w:numId="19" w16cid:durableId="1256011677">
+    <w:abstractNumId w:val="4"/>
+  </w:num>
+  <w:num w:numId="20" w16cid:durableId="2007054727">
     <w:abstractNumId w:val="29"/>
   </w:num>
-  <w:num w:numId="16" w16cid:durableId="1395271825">
+  <w:num w:numId="21" w16cid:durableId="2051223910">
+    <w:abstractNumId w:val="8"/>
+  </w:num>
+  <w:num w:numId="22" w16cid:durableId="764883732">
     <w:abstractNumId w:val="19"/>
   </w:num>
-  <w:num w:numId="17" w16cid:durableId="469596434">
+  <w:num w:numId="23" w16cid:durableId="1621453310">
+    <w:abstractNumId w:val="27"/>
+  </w:num>
+  <w:num w:numId="24" w16cid:durableId="315764702">
+    <w:abstractNumId w:val="45"/>
+  </w:num>
+  <w:num w:numId="25" w16cid:durableId="1009915053">
     <w:abstractNumId w:val="10"/>
   </w:num>
-  <w:num w:numId="18" w16cid:durableId="1202748230">
-    <w:abstractNumId w:val="4"/>
-  </w:num>
-  <w:num w:numId="19" w16cid:durableId="1256011677">
-    <w:abstractNumId w:val="3"/>
-  </w:num>
-  <w:num w:numId="20" w16cid:durableId="2007054727">
-    <w:abstractNumId w:val="22"/>
-  </w:num>
-  <w:num w:numId="21" w16cid:durableId="2051223910">
-    <w:abstractNumId w:val="7"/>
-  </w:num>
-  <w:num w:numId="22" w16cid:durableId="764883732">
-    <w:abstractNumId w:val="15"/>
-  </w:num>
-  <w:num w:numId="23" w16cid:durableId="1621453310">
-    <w:abstractNumId w:val="20"/>
-  </w:num>
-  <w:num w:numId="24" w16cid:durableId="315764702">
+  <w:num w:numId="26" w16cid:durableId="1217428717">
     <w:abstractNumId w:val="35"/>
   </w:num>
-  <w:num w:numId="25" w16cid:durableId="1009915053">
-    <w:abstractNumId w:val="9"/>
-  </w:num>
-  <w:num w:numId="26" w16cid:durableId="1217428717">
-    <w:abstractNumId w:val="27"/>
-  </w:num>
   <w:num w:numId="27" w16cid:durableId="1733036719">
-    <w:abstractNumId w:val="32"/>
+    <w:abstractNumId w:val="40"/>
   </w:num>
   <w:num w:numId="28" w16cid:durableId="244807922">
     <w:abstractNumId w:val="2"/>
   </w:num>
   <w:num w:numId="29" w16cid:durableId="1186674731">
-    <w:abstractNumId w:val="11"/>
+    <w:abstractNumId w:val="12"/>
   </w:num>
   <w:num w:numId="30" w16cid:durableId="997268467">
     <w:abstractNumId w:val="0"/>
   </w:num>
   <w:num w:numId="31" w16cid:durableId="1557351909">
-    <w:abstractNumId w:val="33"/>
+    <w:abstractNumId w:val="41"/>
   </w:num>
   <w:num w:numId="32" w16cid:durableId="420955320">
-    <w:abstractNumId w:val="5"/>
+    <w:abstractNumId w:val="6"/>
   </w:num>
   <w:num w:numId="33" w16cid:durableId="1907912797">
+    <w:abstractNumId w:val="16"/>
+  </w:num>
+  <w:num w:numId="34" w16cid:durableId="857348135">
+    <w:abstractNumId w:val="36"/>
+  </w:num>
+  <w:num w:numId="35" w16cid:durableId="391005811">
+    <w:abstractNumId w:val="34"/>
+  </w:num>
+  <w:num w:numId="36" w16cid:durableId="1954626612">
+    <w:abstractNumId w:val="30"/>
+  </w:num>
+  <w:num w:numId="37" w16cid:durableId="332606775">
+    <w:abstractNumId w:val="23"/>
+  </w:num>
+  <w:num w:numId="38" w16cid:durableId="1292903555">
+    <w:abstractNumId w:val="24"/>
+  </w:num>
+  <w:num w:numId="39" w16cid:durableId="1612127998">
+    <w:abstractNumId w:val="32"/>
+  </w:num>
+  <w:num w:numId="40" w16cid:durableId="1638341450">
     <w:abstractNumId w:val="13"/>
   </w:num>
-  <w:num w:numId="34" w16cid:durableId="857348135">
-    <w:abstractNumId w:val="28"/>
+  <w:num w:numId="41" w16cid:durableId="255018500">
+    <w:abstractNumId w:val="3"/>
   </w:num>
-  <w:num w:numId="35" w16cid:durableId="391005811">
-    <w:abstractNumId w:val="26"/>
+  <w:num w:numId="42" w16cid:durableId="1021008310">
+    <w:abstractNumId w:val="20"/>
   </w:num>
-  <w:num w:numId="36" w16cid:durableId="1954626612">
-    <w:abstractNumId w:val="23"/>
+  <w:num w:numId="43" w16cid:durableId="705639254">
+    <w:abstractNumId w:val="42"/>
+  </w:num>
+  <w:num w:numId="44" w16cid:durableId="1511599618">
+    <w:abstractNumId w:val="15"/>
+  </w:num>
+  <w:num w:numId="45" w16cid:durableId="555746643">
+    <w:abstractNumId w:val="17"/>
+  </w:num>
+  <w:num w:numId="46" w16cid:durableId="911044693">
+    <w:abstractNumId w:val="44"/>
   </w:num>
 </w:numbering>
 </file>
@@ -28923,6 +30881,7 @@
   <w:style w:type="character" w:default="1" w:styleId="DefaultParagraphFont">
     <w:name w:val="Default Paragraph Font"/>
     <w:uiPriority w:val="1"/>
+    <w:semiHidden/>
     <w:unhideWhenUsed/>
   </w:style>
   <w:style w:type="table" w:default="1" w:styleId="TableNormal">
